--- a/downloads/student/ai-1-week-06.docx
+++ b/downloads/student/ai-1-week-06.docx
@@ -1875,6 +1875,16 @@
     <w:p>
       <w:r>
         <w:t>These sparse toy values cannot establish perceived loudness, pitch or what happened between sampling times.</w:t>
+      </w:r>
+    </w:p>
+    <w:p>
+      <w:r>
+        <w:t>Read the labelled picture: Does the all-zero retained record prove the full signal was silent? Use the picture.</w:t>
+      </w:r>
+    </w:p>
+    <w:p>
+      <w:r>
+        <w:t>Change one thing: Retain only samples at 0,2,4 ms. Predict the result before checking the explanation. What remains the same?</w:t>
       </w:r>
     </w:p>
     <w:p>
@@ -3582,6 +3592,187 @@
     <w:p>
       <w:r>
         <w:t>Attempt the independent case before hints. Record whether you worked alone, used a hint or followed a model. After feedback, fix the first unsupported step and explain why it changed. A later check uses a changed case, not a copied answer.</w:t>
+      </w:r>
+    </w:p>
+    <w:p>
+      <w:pPr>
+        <w:pStyle w:val="Heading1"/>
+      </w:pPr>
+      <w:r>
+        <w:t>15. Your lesson route</w:t>
+      </w:r>
+    </w:p>
+    <w:p>
+      <w:r>
+        <w:t>Start with this question: A fictional microphone display records five samples during a short classroom tap.</w:t>
+      </w:r>
+    </w:p>
+    <w:tbl>
+      <w:tblPr>
+        <w:tblStyle w:val="LightShading-Accent1"/>
+        <w:tblW w:type="auto" w:w="0"/>
+        <w:tblLook w:firstColumn="1" w:firstRow="1" w:lastColumn="0" w:lastRow="0" w:noHBand="0" w:noVBand="1" w:val="04A0"/>
+      </w:tblPr>
+      <w:tblGrid>
+        <w:gridCol w:w="5112"/>
+        <w:gridCol w:w="5112"/>
+      </w:tblGrid>
+      <w:tr>
+        <w:trPr>
+          <w:tblHeader/>
+        </w:trPr>
+        <w:tc>
+          <w:tcPr>
+            <w:tcW w:type="dxa" w:w="5112"/>
+          </w:tcPr>
+          <w:p>
+            <w:r>
+              <w:t>By the end, I can</w:t>
+            </w:r>
+          </w:p>
+        </w:tc>
+        <w:tc>
+          <w:tcPr>
+            <w:tcW w:type="dxa" w:w="5112"/>
+          </w:tcPr>
+          <w:p>
+            <w:r>
+              <w:t>How I will show it</w:t>
+            </w:r>
+          </w:p>
+        </w:tc>
+      </w:tr>
+      <w:tr>
+        <w:tc>
+          <w:tcPr>
+            <w:tcW w:type="dxa" w:w="5112"/>
+          </w:tcPr>
+          <w:p>
+            <w:r>
+              <w:t>Interpret an ordered sequence of sound-signal samples with a stated time interval</w:t>
+            </w:r>
+          </w:p>
+        </w:tc>
+        <w:tc>
+          <w:tcPr>
+            <w:tcW w:type="dxa" w:w="5112"/>
+          </w:tcPr>
+          <w:p>
+            <w:r>
+              <w:t>Explain the deciding step, show a trace or test, and state one limit.</w:t>
+            </w:r>
+          </w:p>
+        </w:tc>
+      </w:tr>
+      <w:tr>
+        <w:tc>
+          <w:tcPr>
+            <w:tcW w:type="dxa" w:w="5112"/>
+          </w:tcPr>
+          <w:p>
+            <w:r>
+              <w:t>Explain why summaries or sparse samples can omit changes</w:t>
+            </w:r>
+          </w:p>
+        </w:tc>
+        <w:tc>
+          <w:tcPr>
+            <w:tcW w:type="dxa" w:w="5112"/>
+          </w:tcPr>
+          <w:p>
+            <w:r>
+              <w:t>Explain the deciding step, show a trace or test, and state one limit.</w:t>
+            </w:r>
+          </w:p>
+        </w:tc>
+      </w:tr>
+      <w:tr>
+        <w:tc>
+          <w:tcPr>
+            <w:tcW w:type="dxa" w:w="5112"/>
+          </w:tcPr>
+          <w:p>
+            <w:r>
+              <w:t>Separate an audio recording, a transcript and an interpretation of meaning</w:t>
+            </w:r>
+          </w:p>
+        </w:tc>
+        <w:tc>
+          <w:tcPr>
+            <w:tcW w:type="dxa" w:w="5112"/>
+          </w:tcPr>
+          <w:p>
+            <w:r>
+              <w:t>Explain the deciding step, show a trace or test, and state one limit.</w:t>
+            </w:r>
+          </w:p>
+        </w:tc>
+      </w:tr>
+    </w:tbl>
+    <w:p>
+      <w:r>
+        <w:t>Remember → watch and explain → try with help → investigate → try independently → keep project evidence. Your teacher may spread this lesson across several classes.</w:t>
+      </w:r>
+    </w:p>
+    <w:p>
+      <w:r>
+        <w:t>Keep your first prediction. Compare it with what the evidence shows and explain any change.</w:t>
+      </w:r>
+    </w:p>
+    <w:p>
+      <w:pPr>
+        <w:pStyle w:val="Heading1"/>
+      </w:pPr>
+      <w:r>
+        <w:t>16. Finish and return</w:t>
+      </w:r>
+    </w:p>
+    <w:p>
+      <w:r>
+        <w:t>Close your notes. Explain this goal in your own words: Interpret an ordered sequence of sound-signal samples with a stated time interval</w:t>
+      </w:r>
+    </w:p>
+    <w:p>
+      <w:pPr>
+        <w:pStyle w:val="Heading3"/>
+      </w:pPr>
+      <w:r>
+        <w:t>My deciding step, evidence and one remaining question</w:t>
+      </w:r>
+    </w:p>
+    <w:p>
+      <w:r>
+        <w:t>________________________________________________________________</w:t>
+      </w:r>
+    </w:p>
+    <w:p>
+      <w:r>
+        <w:t>________________________________________________________________</w:t>
+      </w:r>
+    </w:p>
+    <w:p>
+      <w:r>
+        <w:t>________________________________________________________________</w:t>
+      </w:r>
+    </w:p>
+    <w:p>
+      <w:r>
+        <w:t>________________________________________________________________</w:t>
+      </w:r>
+    </w:p>
+    <w:p>
+      <w:r>
+        <w:t>________________________________________________________________</w:t>
+      </w:r>
+    </w:p>
+    <w:p>
+      <w:r>
+        <w:t>If you are unsure, return to the worked picture and explain one arrow. If you are ready, change an input or assumption and justify your prediction.</w:t>
+      </w:r>
+    </w:p>
+    <w:p>
+      <w:r>
+        <w:t>Save your workbook evidence. At the next review, try a different case before opening your old answer.</w:t>
       </w:r>
     </w:p>
     <w:sectPr>

--- a/downloads/student/ai-1-week-06.docx
+++ b/downloads/student/ai-1-week-06.docx
@@ -3773,6 +3773,202 @@
     <w:p>
       <w:r>
         <w:t>Save your workbook evidence. At the next review, try a different case before opening your old answer.</w:t>
+      </w:r>
+    </w:p>
+    <w:p>
+      <w:pPr>
+        <w:pStyle w:val="Heading1"/>
+      </w:pPr>
+      <w:r>
+        <w:t>17. Supported practice, repair and portfolio</w:t>
+      </w:r>
+    </w:p>
+    <w:p>
+      <w:r>
+        <w:t>Use this supported practice once, in the browser or on paper. Keep the reserved independent assessment for a separate first attempt before teacher feedback.</w:t>
+      </w:r>
+    </w:p>
+    <w:p>
+      <w:r>
+        <w:t>A fictional microphone display records five samples during a short classroom tap.</w:t>
+      </w:r>
+    </w:p>
+    <w:p>
+      <w:pPr>
+        <w:pStyle w:val="Heading3"/>
+      </w:pPr>
+      <w:r>
+        <w:t>Practice 1: explain the deciding evidence</w:t>
+      </w:r>
+    </w:p>
+    <w:p>
+      <w:r>
+        <w:t>Which labelled step matches this detail? Both maxima are 3, but the strongest recorded tap arrives at different times.</w:t>
+      </w:r>
+    </w:p>
+    <w:p>
+      <w:r>
+        <w:t>1. Signal A</w:t>
+      </w:r>
+    </w:p>
+    <w:p>
+      <w:r>
+        <w:t>2. Signal B</w:t>
+      </w:r>
+    </w:p>
+    <w:p>
+      <w:r>
+        <w:t>3. Maximum summary</w:t>
+      </w:r>
+    </w:p>
+    <w:p>
+      <w:r>
+        <w:t>4. Timed sampling</w:t>
+      </w:r>
+    </w:p>
+    <w:p>
+      <w:pPr>
+        <w:pStyle w:val="Heading3"/>
+      </w:pPr>
+      <w:r>
+        <w:t>My selected conclusion, deciding fact and explanation</w:t>
+      </w:r>
+    </w:p>
+    <w:p>
+      <w:r>
+        <w:t>________________________________________________________________</w:t>
+      </w:r>
+    </w:p>
+    <w:p>
+      <w:r>
+        <w:t>________________________________________________________________</w:t>
+      </w:r>
+    </w:p>
+    <w:p>
+      <w:r>
+        <w:t>________________________________________________________________</w:t>
+      </w:r>
+    </w:p>
+    <w:p>
+      <w:r>
+        <w:t>________________________________________________________________</w:t>
+      </w:r>
+    </w:p>
+    <w:p>
+      <w:r>
+        <w:t>________________________________________________________________</w:t>
+      </w:r>
+    </w:p>
+    <w:p>
+      <w:r>
+        <w:t>Hint if needed: Read the steps in the pictorial case. Match the supplied detail to the stage that performs or records it.</w:t>
+      </w:r>
+    </w:p>
+    <w:p>
+      <w:r>
+        <w:t>After your attempt, compare with the supported explanation: Maximum summary Both maxima are 3, but the strongest recorded tap arrives at different times. The sequences contain the same values in different orders. Keeping the maximum preserves peak recorded value while losing its timing. A graph should keep time on the horizontal axis; shuffling samples changes the recorded signal even if its maximum stays fixed.</w:t>
+      </w:r>
+    </w:p>
+    <w:p>
+      <w:pPr>
+        <w:pStyle w:val="Heading3"/>
+      </w:pPr>
+      <w:r>
+        <w:t>Practice 2: explain the deciding evidence</w:t>
+      </w:r>
+    </w:p>
+    <w:p>
+      <w:r>
+        <w:t>Changed-case practice: Retain only samples at 0,2,4 ms. Which conclusion is supported by the supplied facts?</w:t>
+      </w:r>
+    </w:p>
+    <w:p>
+      <w:r>
+        <w:t>1. This one example guarantees correct results for every future input.</w:t>
+      </w:r>
+    </w:p>
+    <w:p>
+      <w:r>
+        <w:t>2. We can decide the result without examining the changed input or the procedure.</w:t>
+      </w:r>
+    </w:p>
+    <w:p>
+      <w:r>
+        <w:t>3. Both retained sequences are 0,0,0.</w:t>
+      </w:r>
+    </w:p>
+    <w:p>
+      <w:pPr>
+        <w:pStyle w:val="Heading3"/>
+      </w:pPr>
+      <w:r>
+        <w:t>My selected conclusion, deciding fact and explanation</w:t>
+      </w:r>
+    </w:p>
+    <w:p>
+      <w:r>
+        <w:t>________________________________________________________________</w:t>
+      </w:r>
+    </w:p>
+    <w:p>
+      <w:r>
+        <w:t>________________________________________________________________</w:t>
+      </w:r>
+    </w:p>
+    <w:p>
+      <w:r>
+        <w:t>________________________________________________________________</w:t>
+      </w:r>
+    </w:p>
+    <w:p>
+      <w:r>
+        <w:t>________________________________________________________________</w:t>
+      </w:r>
+    </w:p>
+    <w:p>
+      <w:r>
+        <w:t>________________________________________________________________</w:t>
+      </w:r>
+    </w:p>
+    <w:p>
+      <w:r>
+        <w:t>Hint if needed: Use the changed condition and the deciding step in the pictorial trace. The answer must say what follows from those facts.</w:t>
+      </w:r>
+    </w:p>
+    <w:p>
+      <w:r>
+        <w:t>After your attempt, compare with the supported explanation: Both retained sequences are 0,0,0. The selected times omit both nonzero samples from each signal.</w:t>
+      </w:r>
+    </w:p>
+    <w:p>
+      <w:pPr>
+        <w:pStyle w:val="Heading3"/>
+      </w:pPr>
+      <w:r>
+        <w:t>Repair a missing building block</w:t>
+      </w:r>
+    </w:p>
+    <w:p>
+      <w:r>
+        <w:t>Review Pictures Become Numbers (ai-1/5). Goal: Encode and reconstruct a small image using an explicit grid convention. Short practice: Find a position where the original badges differ, then read the changed A back as a picture.. Return to this week and explain what you changed.</w:t>
+      </w:r>
+    </w:p>
+    <w:p>
+      <w:r>
+        <w:t>Review Sensors Are Messengers (ai-1/3). Goal: Describe a measurement using its quantity, value, unit and conditions. Short practice: Why can we calculate the earlier gap but not predict an exact new B reading?. Return to this week and explain what you changed.</w:t>
+      </w:r>
+    </w:p>
+    <w:p>
+      <w:pPr>
+        <w:pStyle w:val="Heading3"/>
+      </w:pPr>
+      <w:r>
+        <w:t>Keep your completed work</w:t>
+      </w:r>
+    </w:p>
+    <w:p>
+      <w:r>
+        <w:t>Use Download completed work in the hosted lesson to export your answers, reflections, practice feedback and code-run evidence. Open the HTML copy to read or print it. Drafts stay in this browser when storage is available; clear drafts on a shared device.</w:t>
       </w:r>
     </w:p>
     <w:sectPr>

--- a/downloads/student/ai-1-week-06.docx
+++ b/downloads/student/ai-1-week-06.docx
@@ -42,6 +42,11 @@
       </w:r>
     </w:p>
     <w:p>
+      <w:r>
+        <w:t>Start with the target: Interpret an ordered sequence of sound-signal samples with a stated time interval. Try the recall before opening notes.</w:t>
+      </w:r>
+    </w:p>
+    <w:p>
       <w:pPr>
         <w:pStyle w:val="Heading3"/>
       </w:pPr>
@@ -50,18 +55,84 @@
       </w:r>
     </w:p>
     <w:p>
-      <w:r>
-        <w:t>I can interpret an ordered sequence of sound-signal samples with a stated time interval.</w:t>
-      </w:r>
-    </w:p>
-    <w:p>
-      <w:r>
-        <w:t>I can explain why summaries or sparse samples can omit changes.</w:t>
-      </w:r>
-    </w:p>
-    <w:p>
-      <w:r>
-        <w:t>I can separate an audio recording, a transcript and an interpretation of meaning.</w:t>
+      <w:pPr>
+        <w:spacing w:line="336" w:lineRule="auto" w:after="180"/>
+      </w:pPr>
+      <w:r>
+        <w:rPr>
+          <w:b w:val="0"/>
+        </w:rPr>
+        <w:t>I can interpret an ordered sequence of sound-</w:t>
+      </w:r>
+      <w:r>
+        <w:rPr>
+          <w:b/>
+        </w:rPr>
+        <w:t>signal</w:t>
+      </w:r>
+      <w:r>
+        <w:rPr>
+          <w:b w:val="0"/>
+        </w:rPr>
+        <w:t xml:space="preserve"> </w:t>
+      </w:r>
+      <w:r>
+        <w:rPr>
+          <w:b/>
+        </w:rPr>
+        <w:t>sample</w:t>
+      </w:r>
+      <w:r>
+        <w:rPr>
+          <w:b w:val="0"/>
+        </w:rPr>
+        <w:t>s with a stated time interval.</w:t>
+      </w:r>
+    </w:p>
+    <w:p>
+      <w:pPr>
+        <w:spacing w:line="336" w:lineRule="auto" w:after="180"/>
+      </w:pPr>
+      <w:r>
+        <w:rPr>
+          <w:b w:val="0"/>
+        </w:rPr>
+        <w:t xml:space="preserve">I can explain why summaries or sparse </w:t>
+      </w:r>
+      <w:r>
+        <w:rPr>
+          <w:b/>
+        </w:rPr>
+        <w:t>sample</w:t>
+      </w:r>
+      <w:r>
+        <w:rPr>
+          <w:b w:val="0"/>
+        </w:rPr>
+        <w:t>s can omit changes.</w:t>
+      </w:r>
+    </w:p>
+    <w:p>
+      <w:pPr>
+        <w:spacing w:line="336" w:lineRule="auto" w:after="180"/>
+      </w:pPr>
+      <w:r>
+        <w:rPr>
+          <w:b w:val="0"/>
+        </w:rPr>
+        <w:t xml:space="preserve">I can separate an audio recording, a </w:t>
+      </w:r>
+      <w:r>
+        <w:rPr>
+          <w:b/>
+        </w:rPr>
+        <w:t>transcript</w:t>
+      </w:r>
+      <w:r>
+        <w:rPr>
+          <w:b w:val="0"/>
+        </w:rPr>
+        <w:t xml:space="preserve"> and an interpretation of meaning.</w:t>
       </w:r>
     </w:p>
     <w:p>
@@ -73,27 +144,69 @@
       </w:r>
     </w:p>
     <w:p>
-      <w:r>
+      <w:pPr>
+        <w:spacing w:line="336" w:lineRule="auto" w:after="180"/>
+      </w:pPr>
+      <w:r>
+        <w:rPr>
+          <w:b w:val="0"/>
+        </w:rPr>
         <w:t>Close your notes first. A rough first answer helps us choose the right starting point; it is not a score for your ability.</w:t>
       </w:r>
     </w:p>
     <w:p>
-      <w:r>
+      <w:pPr>
+        <w:spacing w:line="336" w:lineRule="auto" w:after="180"/>
+      </w:pPr>
+      <w:r>
+        <w:rPr>
+          <w:b w:val="0"/>
+        </w:rPr>
         <w:t>Without opening the old lesson, explain one key idea from Pictures Become Numbers. Give an example and a mistake that the idea helps you avoid.</w:t>
       </w:r>
     </w:p>
     <w:p>
-      <w:r>
+      <w:pPr>
+        <w:spacing w:line="336" w:lineRule="auto" w:after="180"/>
+      </w:pPr>
+      <w:r>
+        <w:rPr>
+          <w:b w:val="0"/>
+        </w:rPr>
         <w:t>Without opening the old lesson, explain one key idea from Sensors Are Messengers. Give an example and a mistake that the idea helps you avoid.</w:t>
       </w:r>
     </w:p>
     <w:p>
-      <w:r>
-        <w:t>After trying, check the relevant lesson or ask your teacher. Change the part of your explanation that the evidence shows was wrong.</w:t>
-      </w:r>
-    </w:p>
-    <w:p>
-      <w:r>
+      <w:pPr>
+        <w:spacing w:line="336" w:lineRule="auto" w:after="180"/>
+      </w:pPr>
+      <w:r>
+        <w:rPr>
+          <w:b w:val="0"/>
+        </w:rPr>
+        <w:t xml:space="preserve">After trying, check the relevant lesson or ask your teacher. Change the part of your explanation that the </w:t>
+      </w:r>
+      <w:r>
+        <w:rPr>
+          <w:b/>
+        </w:rPr>
+        <w:t>evidence</w:t>
+      </w:r>
+      <w:r>
+        <w:rPr>
+          <w:b w:val="0"/>
+        </w:rPr>
+        <w:t xml:space="preserve"> shows was wrong.</w:t>
+      </w:r>
+    </w:p>
+    <w:p>
+      <w:pPr>
+        <w:spacing w:line="336" w:lineRule="auto" w:after="180"/>
+      </w:pPr>
+      <w:r>
+        <w:rPr>
+          <w:b w:val="0"/>
+        </w:rPr>
         <w:t>Computers receive changing measurements, not human-like hearing.</w:t>
       </w:r>
     </w:p>
@@ -134,12 +247,57 @@
       </w:r>
     </w:p>
     <w:p>
-      <w:r>
-        <w:t>LEARNING TARGET  A whisper recorded close to a microphone has larger sample amplitudes than a shout recorded far away. Does the recording prove the whisper was louder at its source? Propose one controlled follow-up.</w:t>
-      </w:r>
-    </w:p>
-    <w:p>
-      <w:r>
+      <w:pPr>
+        <w:pStyle w:val="Heading3"/>
+      </w:pPr>
+      <w:r>
+        <w:t>Your target</w:t>
+      </w:r>
+    </w:p>
+    <w:p>
+      <w:pPr>
+        <w:spacing w:line="336" w:lineRule="auto" w:after="180"/>
+        <w:shd w:fill="EDF7F3"/>
+      </w:pPr>
+      <w:r>
+        <w:rPr>
+          <w:b w:val="0"/>
+        </w:rPr>
+        <w:t xml:space="preserve">LEARNING TARGET  A whisper recorded close to a microphone has larger </w:t>
+      </w:r>
+      <w:r>
+        <w:rPr>
+          <w:b/>
+        </w:rPr>
+        <w:t>sample</w:t>
+      </w:r>
+      <w:r>
+        <w:rPr>
+          <w:b w:val="0"/>
+        </w:rPr>
+        <w:t xml:space="preserve"> </w:t>
+      </w:r>
+      <w:r>
+        <w:rPr>
+          <w:b/>
+        </w:rPr>
+        <w:t>amplitude</w:t>
+      </w:r>
+      <w:r>
+        <w:rPr>
+          <w:b w:val="0"/>
+        </w:rPr>
+        <w:t>s than a shout recorded far away. Does the recording prove the whisper was louder at its source? Propose one controlled follow-up.</w:t>
+      </w:r>
+    </w:p>
+    <w:p>
+      <w:pPr>
+        <w:spacing w:line="336" w:lineRule="auto" w:after="180"/>
+      </w:pPr>
+      <w:r>
+        <w:rPr>
+          <w:b w:val="0"/>
+        </w:rPr>
         <w:t>Learner name:</w:t>
       </w:r>
     </w:p>
@@ -152,7 +310,14 @@
       </w:r>
     </w:p>
     <w:p>
-      <w:r>
+      <w:pPr>
+        <w:spacing w:line="336" w:lineRule="auto" w:after="180"/>
+        <w:shd w:fill="F5F1FB"/>
+      </w:pPr>
+      <w:r>
+        <w:rPr>
+          <w:b w:val="0"/>
+        </w:rPr>
         <w:t>Two image grids have the same number of black pixels. Why can their pictures differ?</w:t>
       </w:r>
     </w:p>
@@ -165,8 +330,26 @@
       </w:r>
     </w:p>
     <w:p>
-      <w:r>
-        <w:t>By the end, I can connect ordered sound samples to timing and explain what a maximum loses.</w:t>
+      <w:pPr>
+        <w:spacing w:line="336" w:lineRule="auto" w:after="180"/>
+      </w:pPr>
+      <w:r>
+        <w:rPr>
+          <w:b w:val="0"/>
+        </w:rPr>
+        <w:t xml:space="preserve">By the end, I can connect ordered sound </w:t>
+      </w:r>
+      <w:r>
+        <w:rPr>
+          <w:b/>
+        </w:rPr>
+        <w:t>sample</w:t>
+      </w:r>
+      <w:r>
+        <w:rPr>
+          <w:b w:val="0"/>
+        </w:rPr>
+        <w:t>s to timing and explain what a maximum loses.</w:t>
       </w:r>
     </w:p>
     <w:p>
@@ -179,6 +362,17 @@
     </w:p>
     <w:p>
       <w:r>
+        <w:t>Investigate the supplied Sound Becomes a Signal case. Separate observations, given facts and assumptions before choosing an explanation.</w:t>
+      </w:r>
+    </w:p>
+    <w:p>
+      <w:pPr>
+        <w:spacing w:line="336" w:lineRule="auto" w:after="180"/>
+      </w:pPr>
+      <w:r>
+        <w:rPr>
+          <w:b/>
+        </w:rPr>
         <w:t>PICTURE STORY</w:t>
       </w:r>
     </w:p>
@@ -191,8 +385,26 @@
       </w:r>
     </w:p>
     <w:p>
-      <w:r>
-        <w:t>Pictures give clues; evidence tells us what the clues mean.</w:t>
+      <w:pPr>
+        <w:spacing w:line="336" w:lineRule="auto" w:after="180"/>
+      </w:pPr>
+      <w:r>
+        <w:rPr>
+          <w:b w:val="0"/>
+        </w:rPr>
+        <w:t xml:space="preserve">Pictures give clues; </w:t>
+      </w:r>
+      <w:r>
+        <w:rPr>
+          <w:b/>
+        </w:rPr>
+        <w:t>evidence</w:t>
+      </w:r>
+      <w:r>
+        <w:rPr>
+          <w:b w:val="0"/>
+        </w:rPr>
+        <w:t xml:space="preserve"> tells us what the clues mean.</w:t>
       </w:r>
     </w:p>
     <w:p>
@@ -232,46 +444,146 @@
       </w:r>
     </w:p>
     <w:p>
-      <w:r>
-        <w:t>MYSTERY  A microphone converts air-pressure changes into a sequence of measured values that can be plotted as a waveform.</w:t>
-      </w:r>
-    </w:p>
-    <w:p>
       <w:pPr>
         <w:pStyle w:val="Heading3"/>
       </w:pPr>
       <w:r>
+        <w:t>Start with this puzzle</w:t>
+      </w:r>
+    </w:p>
+    <w:p>
+      <w:pPr>
+        <w:spacing w:line="336" w:lineRule="auto" w:after="180"/>
+        <w:shd w:fill="F1F6FC"/>
+      </w:pPr>
+      <w:r>
+        <w:rPr>
+          <w:b w:val="0"/>
+        </w:rPr>
+        <w:t xml:space="preserve">MYSTERY  A microphone converts air-pressure changes into a sequence of measured values that can be plotted as a </w:t>
+      </w:r>
+      <w:r>
+        <w:rPr>
+          <w:b/>
+        </w:rPr>
+        <w:t>waveform</w:t>
+      </w:r>
+      <w:r>
+        <w:rPr>
+          <w:b w:val="0"/>
+        </w:rPr>
+        <w:t>.</w:t>
+      </w:r>
+    </w:p>
+    <w:p>
+      <w:pPr>
+        <w:pStyle w:val="Heading3"/>
+      </w:pPr>
+      <w:r>
         <w:t>What do you notice?</w:t>
       </w:r>
     </w:p>
     <w:p>
-      <w:r>
+      <w:pPr>
+        <w:spacing w:line="336" w:lineRule="auto" w:after="180"/>
+      </w:pPr>
+      <w:r>
+        <w:rPr>
+          <w:b w:val="0"/>
+        </w:rPr>
         <w:t>Name three visible details without explaining them yet.</w:t>
       </w:r>
     </w:p>
     <w:p>
-      <w:r>
+      <w:pPr>
+        <w:spacing w:line="336" w:lineRule="auto" w:after="180"/>
+      </w:pPr>
+      <w:r>
+        <w:rPr>
+          <w:b w:val="0"/>
+        </w:rPr>
         <w:t>Circle the detail most connected to the system's decision.</w:t>
       </w:r>
     </w:p>
     <w:p>
-      <w:r>
+      <w:pPr>
+        <w:spacing w:line="336" w:lineRule="auto" w:after="180"/>
+      </w:pPr>
+      <w:r>
+        <w:rPr>
+          <w:b w:val="0"/>
+        </w:rPr>
         <w:t>Name one detail that may be decoration or distraction.</w:t>
       </w:r>
     </w:p>
     <w:p>
-      <w:r>
-        <w:t>Make a first prediction and state the clue that supports it.</w:t>
-      </w:r>
-    </w:p>
-    <w:p>
-      <w:r>
-        <w:t>My observations, prediction, and evidence:</w:t>
-      </w:r>
-    </w:p>
-    <w:p>
-      <w:r>
-        <w:t>GOOD THINKING  A prediction can change when stronger evidence appears.</w:t>
+      <w:pPr>
+        <w:spacing w:line="336" w:lineRule="auto" w:after="180"/>
+      </w:pPr>
+      <w:r>
+        <w:rPr>
+          <w:b w:val="0"/>
+        </w:rPr>
+        <w:t xml:space="preserve">Make a first </w:t>
+      </w:r>
+      <w:r>
+        <w:rPr>
+          <w:b/>
+        </w:rPr>
+        <w:t>prediction</w:t>
+      </w:r>
+      <w:r>
+        <w:rPr>
+          <w:b w:val="0"/>
+        </w:rPr>
+        <w:t xml:space="preserve"> and state the clue that supports it.</w:t>
+      </w:r>
+    </w:p>
+    <w:p>
+      <w:pPr>
+        <w:spacing w:line="336" w:lineRule="auto" w:after="180"/>
+      </w:pPr>
+      <w:r>
+        <w:rPr>
+          <w:b w:val="0"/>
+        </w:rPr>
+        <w:t xml:space="preserve">My </w:t>
+      </w:r>
+      <w:r>
+        <w:rPr>
+          <w:b/>
+        </w:rPr>
+        <w:t>observation</w:t>
+      </w:r>
+      <w:r>
+        <w:rPr>
+          <w:b w:val="0"/>
+        </w:rPr>
+        <w:t xml:space="preserve">s, </w:t>
+      </w:r>
+      <w:r>
+        <w:rPr>
+          <w:b/>
+        </w:rPr>
+        <w:t>prediction</w:t>
+      </w:r>
+      <w:r>
+        <w:rPr>
+          <w:b w:val="0"/>
+        </w:rPr>
+        <w:t xml:space="preserve">, and </w:t>
+      </w:r>
+      <w:r>
+        <w:rPr>
+          <w:b/>
+        </w:rPr>
+        <w:t>evidence</w:t>
+      </w:r>
+      <w:r>
+        <w:rPr>
+          <w:b w:val="0"/>
+        </w:rPr>
+        <w:t>:</w:t>
       </w:r>
     </w:p>
     <w:p>
@@ -279,22 +591,165 @@
         <w:pStyle w:val="Heading3"/>
       </w:pPr>
       <w:r>
+        <w:t>Thinking habit</w:t>
+      </w:r>
+    </w:p>
+    <w:p>
+      <w:pPr>
+        <w:spacing w:line="336" w:lineRule="auto" w:after="180"/>
+        <w:shd w:fill="EDF7F3"/>
+      </w:pPr>
+      <w:r>
+        <w:rPr>
+          <w:b w:val="0"/>
+        </w:rPr>
+        <w:t xml:space="preserve">GOOD THINKING  A </w:t>
+      </w:r>
+      <w:r>
+        <w:rPr>
+          <w:b/>
+        </w:rPr>
+        <w:t>prediction</w:t>
+      </w:r>
+      <w:r>
+        <w:rPr>
+          <w:b w:val="0"/>
+        </w:rPr>
+        <w:t xml:space="preserve"> can change when stronger </w:t>
+      </w:r>
+      <w:r>
+        <w:rPr>
+          <w:b/>
+        </w:rPr>
+        <w:t>evidence</w:t>
+      </w:r>
+      <w:r>
+        <w:rPr>
+          <w:b w:val="0"/>
+        </w:rPr>
+        <w:t xml:space="preserve"> appears.</w:t>
+      </w:r>
+    </w:p>
+    <w:p>
+      <w:pPr>
+        <w:pStyle w:val="Heading3"/>
+      </w:pPr>
+      <w:r>
         <w:t>A closer explanation</w:t>
       </w:r>
     </w:p>
     <w:p>
-      <w:r>
-        <w:t>Sound involves changing pressure in a medium such as air. A microphone responds to that variation and produces a changing signal. A digital recording stores measurements of the signal at successive times. The values are ordered: swapping their times changes the represented pattern.</w:t>
-      </w:r>
-    </w:p>
-    <w:p>
-      <w:r>
-        <w:t>We will use tiny invented sequences to study this idea on paper. Their values are arbitrary signal units, not decibels or a test of safe listening levels. Real audio uses many more samples, so our five-point examples should not be played as if they were a realistic recording of speech.</w:t>
-      </w:r>
-    </w:p>
-    <w:p>
-      <w:r>
-        <w:t>A recording must include enough information to interpret the values, including their time spacing and encoding. The sequence 0,2,0,2,0 does not by itself say how quickly the changes happened. This is similar to needing image dimensions as well as pixel values.</w:t>
+      <w:pPr>
+        <w:spacing w:line="336" w:lineRule="auto" w:after="180"/>
+      </w:pPr>
+      <w:r>
+        <w:rPr>
+          <w:b w:val="0"/>
+        </w:rPr>
+        <w:t xml:space="preserve">Sound involves changing pressure in a medium such as air. A microphone responds to that variation and produces a changing </w:t>
+      </w:r>
+      <w:r>
+        <w:rPr>
+          <w:b/>
+        </w:rPr>
+        <w:t>signal</w:t>
+      </w:r>
+      <w:r>
+        <w:rPr>
+          <w:b w:val="0"/>
+        </w:rPr>
+        <w:t xml:space="preserve">. A digital recording stores measurements of the </w:t>
+      </w:r>
+      <w:r>
+        <w:rPr>
+          <w:b/>
+        </w:rPr>
+        <w:t>signal</w:t>
+      </w:r>
+      <w:r>
+        <w:rPr>
+          <w:b w:val="0"/>
+        </w:rPr>
+        <w:t xml:space="preserve"> at successive times.</w:t>
+      </w:r>
+    </w:p>
+    <w:p>
+      <w:pPr>
+        <w:spacing w:line="336" w:lineRule="auto" w:after="180"/>
+      </w:pPr>
+      <w:r>
+        <w:rPr>
+          <w:b w:val="0"/>
+        </w:rPr>
+        <w:t>The values are ordered: swapping their times changes the represented pattern.</w:t>
+      </w:r>
+    </w:p>
+    <w:p>
+      <w:pPr>
+        <w:spacing w:line="336" w:lineRule="auto" w:after="180"/>
+      </w:pPr>
+      <w:r>
+        <w:rPr>
+          <w:b w:val="0"/>
+        </w:rPr>
+        <w:t xml:space="preserve">We will use tiny invented sequences to study this idea on paper. Their values are arbitrary </w:t>
+      </w:r>
+      <w:r>
+        <w:rPr>
+          <w:b/>
+        </w:rPr>
+        <w:t>signal</w:t>
+      </w:r>
+      <w:r>
+        <w:rPr>
+          <w:b w:val="0"/>
+        </w:rPr>
+        <w:t xml:space="preserve"> units, not decibels or a test of safe listening levels.</w:t>
+      </w:r>
+    </w:p>
+    <w:p>
+      <w:pPr>
+        <w:spacing w:line="336" w:lineRule="auto" w:after="180"/>
+      </w:pPr>
+      <w:r>
+        <w:rPr>
+          <w:b w:val="0"/>
+        </w:rPr>
+        <w:t xml:space="preserve">Real audio uses many more </w:t>
+      </w:r>
+      <w:r>
+        <w:rPr>
+          <w:b/>
+        </w:rPr>
+        <w:t>sample</w:t>
+      </w:r>
+      <w:r>
+        <w:rPr>
+          <w:b w:val="0"/>
+        </w:rPr>
+        <w:t>s, so our five-point examples should not be played as if they were a realistic recording of speech.</w:t>
+      </w:r>
+    </w:p>
+    <w:p>
+      <w:pPr>
+        <w:spacing w:line="336" w:lineRule="auto" w:after="180"/>
+      </w:pPr>
+      <w:r>
+        <w:rPr>
+          <w:b w:val="0"/>
+        </w:rPr>
+        <w:t>A recording must include enough information to interpret the values, including their time spacing and encoding. The sequence 0,2,0,2,0 does not by itself say how quickly the changes happened.</w:t>
+      </w:r>
+    </w:p>
+    <w:p>
+      <w:pPr>
+        <w:spacing w:line="336" w:lineRule="auto" w:after="180"/>
+      </w:pPr>
+      <w:r>
+        <w:rPr>
+          <w:b w:val="0"/>
+        </w:rPr>
+        <w:t>This is similar to needing image dimensions as well as pixel values.</w:t>
       </w:r>
     </w:p>
     <w:p>
@@ -307,7 +762,24 @@
     </w:p>
     <w:p>
       <w:r>
-        <w:t>VISUAL MECHANISM</w:t>
+        <w:t>Follow the mechanism for Sound Becomes a Signal. Connect each labelled input, deciding step and result.</w:t>
+      </w:r>
+    </w:p>
+    <w:p>
+      <w:pPr>
+        <w:spacing w:line="336" w:lineRule="auto" w:after="180"/>
+      </w:pPr>
+      <w:r>
+        <w:rPr>
+          <w:b/>
+        </w:rPr>
+        <w:t xml:space="preserve">VISUAL </w:t>
+      </w:r>
+      <w:r>
+        <w:rPr>
+          <w:b/>
+        </w:rPr>
+        <w:t>MECHANISM</w:t>
       </w:r>
     </w:p>
     <w:p>
@@ -319,7 +791,13 @@
       </w:r>
     </w:p>
     <w:p>
-      <w:r>
+      <w:pPr>
+        <w:spacing w:line="336" w:lineRule="auto" w:after="180"/>
+      </w:pPr>
+      <w:r>
+        <w:rPr>
+          <w:b w:val="0"/>
+        </w:rPr>
         <w:t>Follow the information instead of imagining magic inside the machine.</w:t>
       </w:r>
     </w:p>
@@ -432,32 +910,194 @@
       </w:r>
     </w:p>
     <w:p>
-      <w:r>
-        <w:t>INPUT  changing air pressure</w:t>
-      </w:r>
-    </w:p>
-    <w:p>
-      <w:r>
-        <w:t>PROCESS  sample the signal and compare a clap pattern</w:t>
-      </w:r>
-    </w:p>
-    <w:p>
-      <w:r>
-        <w:t>OUTPUT  clap detected, not detected, or uncertain</w:t>
-      </w:r>
-    </w:p>
-    <w:p>
-      <w:r>
+      <w:pPr>
+        <w:spacing w:line="336" w:lineRule="auto" w:after="180"/>
+      </w:pPr>
+      <w:r>
+        <w:rPr>
+          <w:b/>
+        </w:rPr>
+        <w:t>INPUT</w:t>
+      </w:r>
+      <w:r>
+        <w:rPr>
+          <w:b w:val="0"/>
+        </w:rPr>
+        <w:t xml:space="preserve">  changing air pressure</w:t>
+      </w:r>
+    </w:p>
+    <w:p>
+      <w:pPr>
+        <w:spacing w:line="336" w:lineRule="auto" w:after="180"/>
+      </w:pPr>
+      <w:r>
+        <w:rPr>
+          <w:b/>
+        </w:rPr>
+        <w:t>PROCESS</w:t>
+      </w:r>
+      <w:r>
+        <w:rPr>
+          <w:b w:val="0"/>
+        </w:rPr>
+        <w:t xml:space="preserve">  </w:t>
+      </w:r>
+      <w:r>
+        <w:rPr>
+          <w:b/>
+        </w:rPr>
+        <w:t>sample</w:t>
+      </w:r>
+      <w:r>
+        <w:rPr>
+          <w:b w:val="0"/>
+        </w:rPr>
+        <w:t xml:space="preserve"> the </w:t>
+      </w:r>
+      <w:r>
+        <w:rPr>
+          <w:b/>
+        </w:rPr>
+        <w:t>signal</w:t>
+      </w:r>
+      <w:r>
+        <w:rPr>
+          <w:b w:val="0"/>
+        </w:rPr>
+        <w:t xml:space="preserve"> and compare a clap pattern</w:t>
+      </w:r>
+    </w:p>
+    <w:p>
+      <w:pPr>
+        <w:spacing w:line="336" w:lineRule="auto" w:after="180"/>
+      </w:pPr>
+      <w:r>
+        <w:rPr>
+          <w:b/>
+        </w:rPr>
+        <w:t>OUTPUT</w:t>
+      </w:r>
+      <w:r>
+        <w:rPr>
+          <w:b w:val="0"/>
+        </w:rPr>
+        <w:t xml:space="preserve">  clap detected, not detected, or uncertain</w:t>
+      </w:r>
+    </w:p>
+    <w:p>
+      <w:pPr>
+        <w:pStyle w:val="Heading3"/>
+      </w:pPr>
+      <w:r>
+        <w:t>Key idea</w:t>
+      </w:r>
+    </w:p>
+    <w:p>
+      <w:pPr>
+        <w:spacing w:line="336" w:lineRule="auto" w:after="180"/>
+        <w:shd w:fill="EDF7F3"/>
+      </w:pPr>
+      <w:r>
+        <w:rPr>
+          <w:b w:val="0"/>
+        </w:rPr>
         <w:t>CORE IDEA  Computers receive changing measurements, not human-like hearing.</w:t>
       </w:r>
     </w:p>
     <w:p>
-      <w:r>
-        <w:t>UNDER THE HOOD  Audio is represented by samples taken over time. Sample rate describes how often measurements are taken; amplitude describes signal strength. Noise can overlap the target pattern, so detection requires a decision rule or model and an uncertainty policy.</w:t>
-      </w:r>
-    </w:p>
-    <w:p>
-      <w:r>
+      <w:pPr>
+        <w:pStyle w:val="Heading3"/>
+      </w:pPr>
+      <w:r>
+        <w:t>How the mechanism works</w:t>
+      </w:r>
+    </w:p>
+    <w:p>
+      <w:pPr>
+        <w:spacing w:line="336" w:lineRule="auto" w:after="180"/>
+        <w:shd w:fill="F1F6F8"/>
+      </w:pPr>
+      <w:r>
+        <w:rPr>
+          <w:b w:val="0"/>
+        </w:rPr>
+        <w:t xml:space="preserve">UNDER THE HOOD  Audio is represented by </w:t>
+      </w:r>
+      <w:r>
+        <w:rPr>
+          <w:b/>
+        </w:rPr>
+        <w:t>sample</w:t>
+      </w:r>
+      <w:r>
+        <w:rPr>
+          <w:b w:val="0"/>
+        </w:rPr>
+        <w:t xml:space="preserve">s taken over time. </w:t>
+      </w:r>
+      <w:r>
+        <w:rPr>
+          <w:b/>
+        </w:rPr>
+        <w:t>Sample</w:t>
+      </w:r>
+      <w:r>
+        <w:rPr>
+          <w:b w:val="0"/>
+        </w:rPr>
+        <w:t xml:space="preserve"> rate describes how often measurements are taken; </w:t>
+      </w:r>
+      <w:r>
+        <w:rPr>
+          <w:b/>
+        </w:rPr>
+        <w:t>amplitude</w:t>
+      </w:r>
+      <w:r>
+        <w:rPr>
+          <w:b w:val="0"/>
+        </w:rPr>
+        <w:t xml:space="preserve"> describes </w:t>
+      </w:r>
+      <w:r>
+        <w:rPr>
+          <w:b/>
+        </w:rPr>
+        <w:t>signal</w:t>
+      </w:r>
+      <w:r>
+        <w:rPr>
+          <w:b w:val="0"/>
+        </w:rPr>
+        <w:t xml:space="preserve"> strength.</w:t>
+      </w:r>
+    </w:p>
+    <w:p>
+      <w:pPr>
+        <w:spacing w:line="336" w:lineRule="auto" w:after="180"/>
+        <w:shd w:fill="F1F6F8"/>
+      </w:pPr>
+      <w:r>
+        <w:rPr>
+          <w:b/>
+        </w:rPr>
+        <w:t>Noise</w:t>
+      </w:r>
+      <w:r>
+        <w:rPr>
+          <w:b w:val="0"/>
+        </w:rPr>
+        <w:t xml:space="preserve"> can overlap the target pattern, so detection requires a decision rule or model and an uncertainty policy.</w:t>
+      </w:r>
+    </w:p>
+    <w:p>
+      <w:pPr>
+        <w:spacing w:line="336" w:lineRule="auto" w:after="180"/>
+      </w:pPr>
+      <w:r>
+        <w:rPr>
+          <w:b w:val="0"/>
+        </w:rPr>
         <w:t>Draw a fresh example with all three stages:</w:t>
       </w:r>
     </w:p>
@@ -768,8 +1408,37 @@
       </w:tr>
     </w:tbl>
     <w:p>
-      <w:r>
-        <w:t>There are five samples with four gaps between the first and last. Each gap is 1 millisecond, so the elapsed time from first to last is 4 milliseconds. If the same five values were spaced 2 milliseconds apart, they would span 8 milliseconds. Equal value lists with different timing do not describe the same time pattern.</w:t>
+      <w:pPr>
+        <w:spacing w:line="336" w:lineRule="auto" w:after="180"/>
+      </w:pPr>
+      <w:r>
+        <w:rPr>
+          <w:b w:val="0"/>
+        </w:rPr>
+        <w:t xml:space="preserve">There are five </w:t>
+      </w:r>
+      <w:r>
+        <w:rPr>
+          <w:b/>
+        </w:rPr>
+        <w:t>sample</w:t>
+      </w:r>
+      <w:r>
+        <w:rPr>
+          <w:b w:val="0"/>
+        </w:rPr>
+        <w:t>s with four gaps between the first and last. Each gap is 1 millisecond, so the elapsed time from first to last is 4 milliseconds.</w:t>
+      </w:r>
+    </w:p>
+    <w:p>
+      <w:pPr>
+        <w:spacing w:line="336" w:lineRule="auto" w:after="180"/>
+      </w:pPr>
+      <w:r>
+        <w:rPr>
+          <w:b w:val="0"/>
+        </w:rPr>
+        <w:t>If the same five values were spaced 2 milliseconds apart, they would span 8 milliseconds. Equal value lists with different timing do not describe the same time pattern.</w:t>
       </w:r>
     </w:p>
     <w:p>
@@ -781,8 +1450,26 @@
       </w:r>
     </w:p>
     <w:p>
-      <w:r>
-        <w:t>Point to the input, the deciding step and the result in this week’s visual. Explain the same step in ordinary words. A picture helps when you can say what each part represents.</w:t>
+      <w:pPr>
+        <w:spacing w:line="336" w:lineRule="auto" w:after="180"/>
+      </w:pPr>
+      <w:r>
+        <w:rPr>
+          <w:b w:val="0"/>
+        </w:rPr>
+        <w:t xml:space="preserve">Point to the </w:t>
+      </w:r>
+      <w:r>
+        <w:rPr>
+          <w:b/>
+        </w:rPr>
+        <w:t>input</w:t>
+      </w:r>
+      <w:r>
+        <w:rPr>
+          <w:b w:val="0"/>
+        </w:rPr>
+        <w:t>, the deciding step and the result in this week’s visual. Explain the same step in ordinary words. A picture helps when you can say what each part represents.</w:t>
       </w:r>
     </w:p>
     <w:p>
@@ -795,6 +1482,17 @@
     </w:p>
     <w:p>
       <w:r>
+        <w:t>Compare the supplied cases for Sound Becomes a Signal. Identify the detail that changes the conclusion.</w:t>
+      </w:r>
+    </w:p>
+    <w:p>
+      <w:pPr>
+        <w:spacing w:line="336" w:lineRule="auto" w:after="180"/>
+      </w:pPr>
+      <w:r>
+        <w:rPr>
+          <w:b/>
+        </w:rPr>
         <w:t>PICTURE GALLERY</w:t>
       </w:r>
     </w:p>
@@ -807,8 +1505,26 @@
       </w:r>
     </w:p>
     <w:p>
-      <w:r>
-        <w:t>Use the visual cue, then read the evidence carefully.</w:t>
+      <w:pPr>
+        <w:spacing w:line="336" w:lineRule="auto" w:after="180"/>
+      </w:pPr>
+      <w:r>
+        <w:rPr>
+          <w:b w:val="0"/>
+        </w:rPr>
+        <w:t xml:space="preserve">Use the visual cue, then read the </w:t>
+      </w:r>
+      <w:r>
+        <w:rPr>
+          <w:b/>
+        </w:rPr>
+        <w:t>evidence</w:t>
+      </w:r>
+      <w:r>
+        <w:rPr>
+          <w:b w:val="0"/>
+        </w:rPr>
+        <w:t xml:space="preserve"> carefully.</w:t>
       </w:r>
     </w:p>
     <w:p>
@@ -956,56 +1672,249 @@
       </w:r>
     </w:p>
     <w:p>
-      <w:r>
+      <w:pPr>
+        <w:pStyle w:val="Heading3"/>
+      </w:pPr>
+      <w:r>
+        <w:t>The case to investigate</w:t>
+      </w:r>
+    </w:p>
+    <w:p>
+      <w:pPr>
+        <w:spacing w:line="336" w:lineRule="auto" w:after="180"/>
+        <w:shd w:fill="F1F6FC"/>
+      </w:pPr>
+      <w:r>
+        <w:rPr>
+          <w:b w:val="0"/>
+        </w:rPr>
         <w:t>CASE 1 — One clap  Clue: single sharp peak. Meaning: target pattern.</w:t>
       </w:r>
     </w:p>
     <w:p>
-      <w:r>
+      <w:pPr>
+        <w:pStyle w:val="Heading3"/>
+      </w:pPr>
+      <w:r>
+        <w:t>The case to investigate</w:t>
+      </w:r>
+    </w:p>
+    <w:p>
+      <w:pPr>
+        <w:spacing w:line="336" w:lineRule="auto" w:after="180"/>
+        <w:shd w:fill="F1F6FC"/>
+      </w:pPr>
+      <w:r>
+        <w:rPr>
+          <w:b w:val="0"/>
+        </w:rPr>
         <w:t>CASE 2 — Two claps  Clue: two separated peaks. Meaning: different timing pattern.</w:t>
       </w:r>
     </w:p>
     <w:p>
-      <w:r>
+      <w:pPr>
+        <w:pStyle w:val="Heading3"/>
+      </w:pPr>
+      <w:r>
+        <w:t>The case to investigate</w:t>
+      </w:r>
+    </w:p>
+    <w:p>
+      <w:pPr>
+        <w:spacing w:line="336" w:lineRule="auto" w:after="180"/>
+        <w:shd w:fill="F1F6FC"/>
+      </w:pPr>
+      <w:r>
+        <w:rPr>
+          <w:b w:val="0"/>
+        </w:rPr>
         <w:t>CASE 3 — Talking  Clue: many irregular changes. Meaning: possible false trigger.</w:t>
       </w:r>
     </w:p>
     <w:p>
-      <w:r>
+      <w:pPr>
+        <w:pStyle w:val="Heading3"/>
+      </w:pPr>
+      <w:r>
+        <w:t>The case to investigate</w:t>
+      </w:r>
+    </w:p>
+    <w:p>
+      <w:pPr>
+        <w:spacing w:line="336" w:lineRule="auto" w:after="180"/>
+        <w:shd w:fill="F1F6FC"/>
+      </w:pPr>
+      <w:r>
+        <w:rPr>
+          <w:b w:val="0"/>
+        </w:rPr>
         <w:t>CASE 4 — Quiet room  Clue: small background values. Meaning: baseline.</w:t>
       </w:r>
     </w:p>
     <w:p>
-      <w:r>
-        <w:t>BOUNDARY  A microphone measures a signal; it does not understand a speaker's meaning by itself.</w:t>
-      </w:r>
-    </w:p>
-    <w:p>
-      <w:r>
-        <w:t>Which two pictures are easiest to confuse? What evidence separates them?</w:t>
-      </w:r>
-    </w:p>
-    <w:p>
       <w:pPr>
         <w:pStyle w:val="Heading3"/>
       </w:pPr>
       <w:r>
+        <w:t>Keep this boundary clear</w:t>
+      </w:r>
+    </w:p>
+    <w:p>
+      <w:pPr>
+        <w:spacing w:line="336" w:lineRule="auto" w:after="180"/>
+        <w:shd w:fill="FFF5E6"/>
+      </w:pPr>
+      <w:r>
+        <w:rPr>
+          <w:b w:val="0"/>
+        </w:rPr>
+        <w:t xml:space="preserve">BOUNDARY  A microphone measures a </w:t>
+      </w:r>
+      <w:r>
+        <w:rPr>
+          <w:b/>
+        </w:rPr>
+        <w:t>signal</w:t>
+      </w:r>
+      <w:r>
+        <w:rPr>
+          <w:b w:val="0"/>
+        </w:rPr>
+        <w:t>; it does not understand a speaker's meaning by itself.</w:t>
+      </w:r>
+    </w:p>
+    <w:p>
+      <w:pPr>
+        <w:spacing w:line="336" w:lineRule="auto" w:after="180"/>
+        <w:shd w:fill="F5F1FB"/>
+      </w:pPr>
+      <w:r>
+        <w:rPr>
+          <w:b w:val="0"/>
+        </w:rPr>
+        <w:t xml:space="preserve">Which two pictures are easiest to confuse? What </w:t>
+      </w:r>
+      <w:r>
+        <w:rPr>
+          <w:b/>
+        </w:rPr>
+        <w:t>evidence</w:t>
+      </w:r>
+      <w:r>
+        <w:rPr>
+          <w:b w:val="0"/>
+        </w:rPr>
+        <w:t xml:space="preserve"> separates them?</w:t>
+      </w:r>
+    </w:p>
+    <w:p>
+      <w:pPr>
+        <w:pStyle w:val="Heading3"/>
+      </w:pPr>
+      <w:r>
         <w:t>Change one thing in the pictured case</w:t>
       </w:r>
     </w:p>
     <w:p>
-      <w:r>
-        <w:t>Change: Retain only samples at 0,2,4 ms.</w:t>
-      </w:r>
-    </w:p>
-    <w:p>
-      <w:r>
-        <w:t>Prediction: Both retained sequences are 0,0,0.</w:t>
-      </w:r>
-    </w:p>
-    <w:p>
-      <w:r>
-        <w:t>Reason: The selected times omit both nonzero samples from each signal.</w:t>
+      <w:pPr>
+        <w:pStyle w:val="Heading3"/>
+      </w:pPr>
+      <w:r>
+        <w:t>Change one thing</w:t>
+      </w:r>
+    </w:p>
+    <w:p>
+      <w:pPr>
+        <w:spacing w:line="336" w:lineRule="auto" w:after="180"/>
+        <w:shd w:fill="F5F1FB"/>
+      </w:pPr>
+      <w:r>
+        <w:rPr>
+          <w:b w:val="0"/>
+        </w:rPr>
+        <w:t xml:space="preserve">Change: Retain only </w:t>
+      </w:r>
+      <w:r>
+        <w:rPr>
+          <w:b/>
+        </w:rPr>
+        <w:t>sample</w:t>
+      </w:r>
+      <w:r>
+        <w:rPr>
+          <w:b w:val="0"/>
+        </w:rPr>
+        <w:t>s at 0,2,4 ms.</w:t>
+      </w:r>
+    </w:p>
+    <w:p>
+      <w:pPr>
+        <w:pStyle w:val="Heading3"/>
+      </w:pPr>
+      <w:r>
+        <w:t>Predicted result</w:t>
+      </w:r>
+    </w:p>
+    <w:p>
+      <w:pPr>
+        <w:spacing w:line="336" w:lineRule="auto" w:after="180"/>
+        <w:shd w:fill="F1F6FC"/>
+      </w:pPr>
+      <w:r>
+        <w:rPr>
+          <w:b/>
+        </w:rPr>
+        <w:t>Prediction</w:t>
+      </w:r>
+      <w:r>
+        <w:rPr>
+          <w:b w:val="0"/>
+        </w:rPr>
+        <w:t>: Both retained sequences are 0,0,0.</w:t>
+      </w:r>
+    </w:p>
+    <w:p>
+      <w:pPr>
+        <w:pStyle w:val="Heading3"/>
+      </w:pPr>
+      <w:r>
+        <w:t>Why the result follows</w:t>
+      </w:r>
+    </w:p>
+    <w:p>
+      <w:pPr>
+        <w:spacing w:line="336" w:lineRule="auto" w:after="180"/>
+        <w:shd w:fill="F1F6FC"/>
+      </w:pPr>
+      <w:r>
+        <w:rPr>
+          <w:b w:val="0"/>
+        </w:rPr>
+        <w:t xml:space="preserve">Reason: The selected times omit both nonzero </w:t>
+      </w:r>
+      <w:r>
+        <w:rPr>
+          <w:b/>
+        </w:rPr>
+        <w:t>sample</w:t>
+      </w:r>
+      <w:r>
+        <w:rPr>
+          <w:b w:val="0"/>
+        </w:rPr>
+        <w:t xml:space="preserve">s from each </w:t>
+      </w:r>
+      <w:r>
+        <w:rPr>
+          <w:b/>
+        </w:rPr>
+        <w:t>signal</w:t>
+      </w:r>
+      <w:r>
+        <w:rPr>
+          <w:b w:val="0"/>
+        </w:rPr>
+        <w:t>.</w:t>
       </w:r>
     </w:p>
     <w:p>
@@ -1018,6 +1927,17 @@
     </w:p>
     <w:p>
       <w:r>
+        <w:t>Use the vocabulary of Sound Becomes a Signal to explain a concrete decision, rather than only memorising definitions.</w:t>
+      </w:r>
+    </w:p>
+    <w:p>
+      <w:pPr>
+        <w:spacing w:line="336" w:lineRule="auto" w:after="180"/>
+      </w:pPr>
+      <w:r>
+        <w:rPr>
+          <w:b/>
+        </w:rPr>
         <w:t>VOCABULARY</w:t>
       </w:r>
     </w:p>
@@ -1030,7 +1950,13 @@
       </w:r>
     </w:p>
     <w:p>
-      <w:r>
+      <w:pPr>
+        <w:spacing w:line="336" w:lineRule="auto" w:after="180"/>
+      </w:pPr>
+      <w:r>
+        <w:rPr>
+          <w:b w:val="0"/>
+        </w:rPr>
         <w:t>The badge is a memory cue; the definition does the real thinking work.</w:t>
       </w:r>
     </w:p>
@@ -1354,17 +2280,57 @@
       </w:r>
     </w:p>
     <w:p>
-      <w:r>
+      <w:pPr>
+        <w:pStyle w:val="Heading3"/>
+      </w:pPr>
+      <w:r>
+        <w:t>Find the unsupported claim</w:t>
+      </w:r>
+    </w:p>
+    <w:p>
+      <w:pPr>
+        <w:spacing w:line="336" w:lineRule="auto" w:after="180"/>
+        <w:shd w:fill="F5F1FB"/>
+      </w:pPr>
+      <w:r>
+        <w:rPr>
+          <w:b w:val="0"/>
+        </w:rPr>
         <w:t>CLAIM TO REPAIR  A loud sound must be a clap.</w:t>
       </w:r>
     </w:p>
     <w:p>
-      <w:r>
-        <w:t>Use one vocabulary word and one piece of evidence to repair it:</w:t>
-      </w:r>
-    </w:p>
-    <w:p>
-      <w:r>
+      <w:pPr>
+        <w:spacing w:line="336" w:lineRule="auto" w:after="180"/>
+      </w:pPr>
+      <w:r>
+        <w:rPr>
+          <w:b w:val="0"/>
+        </w:rPr>
+        <w:t xml:space="preserve">Use one vocabulary word and one piece of </w:t>
+      </w:r>
+      <w:r>
+        <w:rPr>
+          <w:b/>
+        </w:rPr>
+        <w:t>evidence</w:t>
+      </w:r>
+      <w:r>
+        <w:rPr>
+          <w:b w:val="0"/>
+        </w:rPr>
+        <w:t xml:space="preserve"> to repair it:</w:t>
+      </w:r>
+    </w:p>
+    <w:p>
+      <w:pPr>
+        <w:spacing w:line="336" w:lineRule="auto" w:after="180"/>
+        <w:shd w:fill="EDF7F3"/>
+      </w:pPr>
+      <w:r>
+        <w:rPr>
+          <w:b w:val="0"/>
+        </w:rPr>
         <w:t>WORD POWER  A strong definition helps you decide something in a new case.</w:t>
       </w:r>
     </w:p>
@@ -1488,6 +2454,17 @@
     </w:p>
     <w:p>
       <w:r>
+        <w:t>Follow the worked trace for Sound Becomes a Signal, predict a step, then compare with its explanation.</w:t>
+      </w:r>
+    </w:p>
+    <w:p>
+      <w:pPr>
+        <w:spacing w:line="336" w:lineRule="auto" w:after="180"/>
+      </w:pPr>
+      <w:r>
+        <w:rPr>
+          <w:b/>
+        </w:rPr>
         <w:t>WORKED EXAMPLE</w:t>
       </w:r>
     </w:p>
@@ -1500,8 +2477,26 @@
       </w:r>
     </w:p>
     <w:p>
-      <w:r>
-        <w:t>Every step connects a claim to observable evidence.</w:t>
+      <w:pPr>
+        <w:spacing w:line="336" w:lineRule="auto" w:after="180"/>
+      </w:pPr>
+      <w:r>
+        <w:rPr>
+          <w:b w:val="0"/>
+        </w:rPr>
+        <w:t xml:space="preserve">Every step connects a claim to observable </w:t>
+      </w:r>
+      <w:r>
+        <w:rPr>
+          <w:b/>
+        </w:rPr>
+        <w:t>evidence</w:t>
+      </w:r>
+      <w:r>
+        <w:rPr>
+          <w:b w:val="0"/>
+        </w:rPr>
+        <w:t>.</w:t>
       </w:r>
     </w:p>
     <w:p>
@@ -1541,61 +2536,249 @@
       </w:r>
     </w:p>
     <w:p>
-      <w:r>
-        <w:t>CASE  A microphone converts air-pressure changes into a sequence of measured values that can be plotted as a waveform.</w:t>
-      </w:r>
-    </w:p>
-    <w:p>
-      <w:r>
+      <w:pPr>
+        <w:pStyle w:val="Heading3"/>
+      </w:pPr>
+      <w:r>
+        <w:t>The case to investigate</w:t>
+      </w:r>
+    </w:p>
+    <w:p>
+      <w:pPr>
+        <w:spacing w:line="336" w:lineRule="auto" w:after="180"/>
+        <w:shd w:fill="F1F6FC"/>
+      </w:pPr>
+      <w:r>
+        <w:rPr>
+          <w:b w:val="0"/>
+        </w:rPr>
+        <w:t xml:space="preserve">CASE  A microphone converts air-pressure changes into a sequence of measured values that can be plotted as a </w:t>
+      </w:r>
+      <w:r>
+        <w:rPr>
+          <w:b/>
+        </w:rPr>
+        <w:t>waveform</w:t>
+      </w:r>
+      <w:r>
+        <w:rPr>
+          <w:b w:val="0"/>
+        </w:rPr>
+        <w:t>.</w:t>
+      </w:r>
+    </w:p>
+    <w:p>
+      <w:pPr>
+        <w:pStyle w:val="Heading3"/>
+      </w:pPr>
+      <w:r>
+        <w:t>Step 1</w:t>
+      </w:r>
+    </w:p>
+    <w:p>
+      <w:pPr>
+        <w:spacing w:line="336" w:lineRule="auto" w:after="180"/>
+        <w:shd w:fill="F4F9FC"/>
+      </w:pPr>
+      <w:r>
+        <w:rPr>
+          <w:b w:val="0"/>
+        </w:rPr>
         <w:t>STEP 1 — OBSERVE  changing air pressure</w:t>
       </w:r>
     </w:p>
     <w:p>
-      <w:r>
-        <w:t>STEP 2 — TRACE  sample the signal and compare a clap pattern</w:t>
-      </w:r>
-    </w:p>
-    <w:p>
-      <w:r>
+      <w:pPr>
+        <w:pStyle w:val="Heading3"/>
+      </w:pPr>
+      <w:r>
+        <w:t>Step 2</w:t>
+      </w:r>
+    </w:p>
+    <w:p>
+      <w:pPr>
+        <w:spacing w:line="336" w:lineRule="auto" w:after="180"/>
+        <w:shd w:fill="F4F9FC"/>
+      </w:pPr>
+      <w:r>
+        <w:rPr>
+          <w:b w:val="0"/>
+        </w:rPr>
+        <w:t xml:space="preserve">STEP 2 — TRACE  </w:t>
+      </w:r>
+      <w:r>
+        <w:rPr>
+          <w:b/>
+        </w:rPr>
+        <w:t>sample</w:t>
+      </w:r>
+      <w:r>
+        <w:rPr>
+          <w:b w:val="0"/>
+        </w:rPr>
+        <w:t xml:space="preserve"> the </w:t>
+      </w:r>
+      <w:r>
+        <w:rPr>
+          <w:b/>
+        </w:rPr>
+        <w:t>signal</w:t>
+      </w:r>
+      <w:r>
+        <w:rPr>
+          <w:b w:val="0"/>
+        </w:rPr>
+        <w:t xml:space="preserve"> and compare a clap pattern</w:t>
+      </w:r>
+    </w:p>
+    <w:p>
+      <w:pPr>
+        <w:pStyle w:val="Heading3"/>
+      </w:pPr>
+      <w:r>
+        <w:t>Step 3</w:t>
+      </w:r>
+    </w:p>
+    <w:p>
+      <w:pPr>
+        <w:spacing w:line="336" w:lineRule="auto" w:after="180"/>
+        <w:shd w:fill="F4F9FC"/>
+      </w:pPr>
+      <w:r>
+        <w:rPr>
+          <w:b w:val="0"/>
+        </w:rPr>
         <w:t>STEP 3 — CONCLUDE  clap detected, not detected, or uncertain</w:t>
       </w:r>
     </w:p>
     <w:p>
-      <w:r>
-        <w:t>MODEL REASONING  Look for two strong peaks separated by the expected gap. Noise may add extra peaks or hide a clap. A safe detector needs thresholds, timing rules, and a not-sure result when evidence is weak.</w:t>
-      </w:r>
-    </w:p>
-    <w:p>
-      <w:r>
-        <w:t>DO NOT OVERCLAIM  A microphone measures a signal; it does not understand a speaker's meaning by itself.</w:t>
-      </w:r>
-    </w:p>
-    <w:p>
-      <w:r>
-        <w:t>What new evidence could change this answer?</w:t>
-      </w:r>
-    </w:p>
-    <w:p>
       <w:pPr>
         <w:pStyle w:val="Heading3"/>
       </w:pPr>
       <w:r>
+        <w:t>Model answer</w:t>
+      </w:r>
+    </w:p>
+    <w:p>
+      <w:pPr>
+        <w:spacing w:line="336" w:lineRule="auto" w:after="180"/>
+        <w:shd w:fill="F1F6FC"/>
+      </w:pPr>
+      <w:r>
+        <w:rPr>
+          <w:b w:val="0"/>
+        </w:rPr>
+        <w:t xml:space="preserve">MODEL REASONING  Look for two strong peaks separated by the expected gap. </w:t>
+      </w:r>
+      <w:r>
+        <w:rPr>
+          <w:b/>
+        </w:rPr>
+        <w:t>Noise</w:t>
+      </w:r>
+      <w:r>
+        <w:rPr>
+          <w:b w:val="0"/>
+        </w:rPr>
+        <w:t xml:space="preserve"> may add extra peaks or hide a clap. A safe detector needs thresholds, timing rules, and a not-sure result when </w:t>
+      </w:r>
+      <w:r>
+        <w:rPr>
+          <w:b/>
+        </w:rPr>
+        <w:t>evidence</w:t>
+      </w:r>
+      <w:r>
+        <w:rPr>
+          <w:b w:val="0"/>
+        </w:rPr>
+        <w:t xml:space="preserve"> is weak.</w:t>
+      </w:r>
+    </w:p>
+    <w:p>
+      <w:pPr>
+        <w:pStyle w:val="Heading3"/>
+      </w:pPr>
+      <w:r>
+        <w:t>A claim to avoid</w:t>
+      </w:r>
+    </w:p>
+    <w:p>
+      <w:pPr>
+        <w:spacing w:line="336" w:lineRule="auto" w:after="180"/>
+        <w:shd w:fill="FFF5E6"/>
+      </w:pPr>
+      <w:r>
+        <w:rPr>
+          <w:b w:val="0"/>
+        </w:rPr>
+        <w:t xml:space="preserve">DO NOT OVERCLAIM  A microphone measures a </w:t>
+      </w:r>
+      <w:r>
+        <w:rPr>
+          <w:b/>
+        </w:rPr>
+        <w:t>signal</w:t>
+      </w:r>
+      <w:r>
+        <w:rPr>
+          <w:b w:val="0"/>
+        </w:rPr>
+        <w:t>; it does not understand a speaker's meaning by itself.</w:t>
+      </w:r>
+    </w:p>
+    <w:p>
+      <w:pPr>
+        <w:spacing w:line="336" w:lineRule="auto" w:after="180"/>
+        <w:shd w:fill="F5F1FB"/>
+      </w:pPr>
+      <w:r>
+        <w:rPr>
+          <w:b w:val="0"/>
+        </w:rPr>
+        <w:t xml:space="preserve">What new </w:t>
+      </w:r>
+      <w:r>
+        <w:rPr>
+          <w:b/>
+        </w:rPr>
+        <w:t>evidence</w:t>
+      </w:r>
+      <w:r>
+        <w:rPr>
+          <w:b w:val="0"/>
+        </w:rPr>
+        <w:t xml:space="preserve"> could change this answer?</w:t>
+      </w:r>
+    </w:p>
+    <w:p>
+      <w:pPr>
+        <w:pStyle w:val="Heading3"/>
+      </w:pPr>
+      <w:r>
         <w:t>A closer explanation</w:t>
       </w:r>
     </w:p>
     <w:p>
-      <w:r>
-        <w:t>The largest value in 0,2,0,2,0 is 2. The largest value in 0,0,2,0,0 is also 2. The first sequence reaches 2 twice at different times, while the second does so once. Keeping only the maximum loses that distinction, just as counting black pixels lost their arrangement.</w:t>
-      </w:r>
-    </w:p>
-    <w:p>
-      <w:r>
-        <w:t>Sparse measurements can also miss changes. If we inspect the first sequence only at times 0, 2 and 4 milliseconds, all retained values are 0. The two intervening values of 2 disappear from the record. It would be incorrect to conclude from these retained samples alone that the signal stayed at zero between them.</w:t>
-      </w:r>
-    </w:p>
-    <w:p>
-      <w:r>
-        <w:t>More frequent sampling can preserve faster changes under suitable recording conditions, but sampling frequency alone does not make every recording clear. Microphone placement, background sound, clipping and the recording format can also matter. We are studying one source of missing information, not a complete audio engineering specification.</w:t>
+      <w:pPr>
+        <w:spacing w:line="336" w:lineRule="auto" w:after="180"/>
+      </w:pPr>
+      <w:r>
+        <w:rPr>
+          <w:b w:val="0"/>
+        </w:rPr>
+        <w:t>The largest value in 0,2,0,2,0 is 2. The largest value in 0,0,2,0,0 is also 2. The first sequence reaches 2 twice at different times, while the second does so once.</w:t>
+      </w:r>
+    </w:p>
+    <w:p>
+      <w:pPr>
+        <w:spacing w:line="336" w:lineRule="auto" w:after="180"/>
+      </w:pPr>
+      <w:r>
+        <w:rPr>
+          <w:b w:val="0"/>
+        </w:rPr>
+        <w:t>Keeping only the maximum loses that distinction, just as counting black pixels lost their arrangement.</w:t>
       </w:r>
     </w:p>
     <w:p>
@@ -1603,11 +2786,105 @@
         <w:pStyle w:val="Heading3"/>
       </w:pPr>
       <w:r>
+        <w:t>Worked explanation · Sound Becomes a Signal</w:t>
+      </w:r>
+    </w:p>
+    <w:p>
+      <w:pPr>
+        <w:spacing w:line="336" w:lineRule="auto" w:after="180"/>
+        <w:shd w:fill="F1F6FC"/>
+      </w:pPr>
+      <w:r>
+        <w:rPr>
+          <w:b w:val="0"/>
+        </w:rPr>
+        <w:t>Sparse measurements can also miss changes. If we inspect the first sequence only at times 0, 2 and 4 milliseconds, all retained values are 0. The two intervening values of 2 disappear from the record.</w:t>
+      </w:r>
+    </w:p>
+    <w:p>
+      <w:pPr>
+        <w:spacing w:line="336" w:lineRule="auto" w:after="180"/>
+        <w:shd w:fill="F1F6FC"/>
+      </w:pPr>
+      <w:r>
+        <w:rPr>
+          <w:b w:val="0"/>
+        </w:rPr>
+        <w:t xml:space="preserve">It would be incorrect to conclude from these retained </w:t>
+      </w:r>
+      <w:r>
+        <w:rPr>
+          <w:b/>
+        </w:rPr>
+        <w:t>sample</w:t>
+      </w:r>
+      <w:r>
+        <w:rPr>
+          <w:b w:val="0"/>
+        </w:rPr>
+        <w:t xml:space="preserve">s alone that the </w:t>
+      </w:r>
+      <w:r>
+        <w:rPr>
+          <w:b/>
+        </w:rPr>
+        <w:t>signal</w:t>
+      </w:r>
+      <w:r>
+        <w:rPr>
+          <w:b w:val="0"/>
+        </w:rPr>
+        <w:t xml:space="preserve"> stayed at zero between them.</w:t>
+      </w:r>
+    </w:p>
+    <w:p>
+      <w:pPr>
+        <w:pStyle w:val="Heading3"/>
+      </w:pPr>
+      <w:r>
+        <w:t>Worked explanation · Sound Becomes a Signal</w:t>
+      </w:r>
+    </w:p>
+    <w:p>
+      <w:pPr>
+        <w:spacing w:line="336" w:lineRule="auto" w:after="180"/>
+        <w:shd w:fill="F1F6FC"/>
+      </w:pPr>
+      <w:r>
+        <w:rPr>
+          <w:b w:val="0"/>
+        </w:rPr>
+        <w:t>More frequent sampling can preserve faster changes under suitable recording conditions, but sampling frequency alone does not make every recording clear.</w:t>
+      </w:r>
+    </w:p>
+    <w:p>
+      <w:pPr>
+        <w:spacing w:line="336" w:lineRule="auto" w:after="180"/>
+        <w:shd w:fill="F1F6FC"/>
+      </w:pPr>
+      <w:r>
+        <w:rPr>
+          <w:b w:val="0"/>
+        </w:rPr>
+        <w:t>Microphone placement, background sound, clipping and the recording format can also matter. We are studying one source of missing information, not a complete audio engineering specification.</w:t>
+      </w:r>
+    </w:p>
+    <w:p>
+      <w:pPr>
+        <w:pStyle w:val="Heading3"/>
+      </w:pPr>
+      <w:r>
         <w:t>Learn from the worked case</w:t>
       </w:r>
     </w:p>
     <w:p>
-      <w:r>
+      <w:pPr>
+        <w:spacing w:line="336" w:lineRule="auto" w:after="180"/>
+      </w:pPr>
+      <w:r>
+        <w:rPr>
+          <w:b w:val="0"/>
+        </w:rPr>
         <w:t>Cover the result before checking it. Say what is given, choose the procedure, and follow one step at a time. Then uncover the result and explain your first mismatch. Ask why a step is allowed, not only what number it produces.</w:t>
       </w:r>
     </w:p>
@@ -1620,8 +2897,26 @@
       </w:r>
     </w:p>
     <w:p>
-      <w:r>
-        <w:t>A fictional microphone display records five samples during a short classroom tap.</w:t>
+      <w:pPr>
+        <w:spacing w:line="336" w:lineRule="auto" w:after="180"/>
+      </w:pPr>
+      <w:r>
+        <w:rPr>
+          <w:b w:val="0"/>
+        </w:rPr>
+        <w:t xml:space="preserve">A fictional microphone display records five </w:t>
+      </w:r>
+      <w:r>
+        <w:rPr>
+          <w:b/>
+        </w:rPr>
+        <w:t>sample</w:t>
+      </w:r>
+      <w:r>
+        <w:rPr>
+          <w:b w:val="0"/>
+        </w:rPr>
+        <w:t>s during a short classroom tap.</w:t>
       </w:r>
     </w:p>
     <w:p>
@@ -1633,13 +2928,61 @@
       </w:r>
     </w:p>
     <w:p>
-      <w:r>
+      <w:pPr>
+        <w:pStyle w:val="Heading3"/>
+      </w:pPr>
+      <w:r>
+        <w:t>Supplied facts</w:t>
+      </w:r>
+    </w:p>
+    <w:p>
+      <w:pPr>
+        <w:spacing w:line="336" w:lineRule="auto" w:after="180"/>
+        <w:shd w:fill="F1F6FC"/>
+      </w:pPr>
+      <w:r>
+        <w:rPr>
+          <w:b w:val="0"/>
+        </w:rPr>
         <w:t>Times are 0,1,2,3,4 ms in order.</w:t>
       </w:r>
     </w:p>
     <w:p>
-      <w:r>
-        <w:t>Signal A: 0,3,0,1,0. Signal B: 0,1,0,3,0. Toy values are signed measurement units; these happen to be nonnegative.</w:t>
+      <w:pPr>
+        <w:pStyle w:val="Heading3"/>
+      </w:pPr>
+      <w:r>
+        <w:t>Supplied facts</w:t>
+      </w:r>
+    </w:p>
+    <w:p>
+      <w:pPr>
+        <w:spacing w:line="336" w:lineRule="auto" w:after="180"/>
+        <w:shd w:fill="F1F6FC"/>
+      </w:pPr>
+      <w:r>
+        <w:rPr>
+          <w:b/>
+        </w:rPr>
+        <w:t>Signal</w:t>
+      </w:r>
+      <w:r>
+        <w:rPr>
+          <w:b w:val="0"/>
+        </w:rPr>
+        <w:t xml:space="preserve"> A: 0,3,0,1,0. </w:t>
+      </w:r>
+      <w:r>
+        <w:rPr>
+          <w:b/>
+        </w:rPr>
+        <w:t>Signal</w:t>
+      </w:r>
+      <w:r>
+        <w:rPr>
+          <w:b w:val="0"/>
+        </w:rPr>
+        <w:t xml:space="preserve"> B: 0,1,0,3,0. Toy values are signed measurement units; these happen to be nonnegative.</w:t>
       </w:r>
     </w:p>
     <w:p>
@@ -1860,31 +3203,151 @@
       </w:r>
     </w:p>
     <w:p>
-      <w:r>
-        <w:t>The sequences contain the same values in different orders. Keeping the maximum preserves peak recorded value while losing its timing. A graph should keep time on the horizontal axis; shuffling samples changes the recorded signal even if its maximum stays fixed.</w:t>
-      </w:r>
-    </w:p>
-    <w:p>
       <w:pPr>
         <w:pStyle w:val="Heading3"/>
       </w:pPr>
       <w:r>
+        <w:t>Why the result follows</w:t>
+      </w:r>
+    </w:p>
+    <w:p>
+      <w:pPr>
+        <w:spacing w:line="336" w:lineRule="auto" w:after="180"/>
+        <w:shd w:fill="F1F6FC"/>
+      </w:pPr>
+      <w:r>
+        <w:rPr>
+          <w:b w:val="0"/>
+        </w:rPr>
+        <w:t>The sequences contain the same values in different orders. Keeping the maximum preserves peak recorded value while losing its timing.</w:t>
+      </w:r>
+    </w:p>
+    <w:p>
+      <w:pPr>
+        <w:spacing w:line="336" w:lineRule="auto" w:after="180"/>
+        <w:shd w:fill="F1F6FC"/>
+      </w:pPr>
+      <w:r>
+        <w:rPr>
+          <w:b w:val="0"/>
+        </w:rPr>
+        <w:t xml:space="preserve">A graph should keep time on the horizontal axis; shuffling </w:t>
+      </w:r>
+      <w:r>
+        <w:rPr>
+          <w:b/>
+        </w:rPr>
+        <w:t>sample</w:t>
+      </w:r>
+      <w:r>
+        <w:rPr>
+          <w:b w:val="0"/>
+        </w:rPr>
+        <w:t xml:space="preserve">s changes the recorded </w:t>
+      </w:r>
+      <w:r>
+        <w:rPr>
+          <w:b/>
+        </w:rPr>
+        <w:t>signal</w:t>
+      </w:r>
+      <w:r>
+        <w:rPr>
+          <w:b w:val="0"/>
+        </w:rPr>
+        <w:t xml:space="preserve"> even if its maximum stays fixed.</w:t>
+      </w:r>
+    </w:p>
+    <w:p>
+      <w:pPr>
+        <w:pStyle w:val="Heading3"/>
+      </w:pPr>
+      <w:r>
         <w:t>What this example does not establish</w:t>
       </w:r>
     </w:p>
     <w:p>
-      <w:r>
+      <w:pPr>
+        <w:pStyle w:val="Heading3"/>
+      </w:pPr>
+      <w:r>
+        <w:t>Keep the stated limit</w:t>
+      </w:r>
+    </w:p>
+    <w:p>
+      <w:pPr>
+        <w:spacing w:line="336" w:lineRule="auto" w:after="180"/>
+        <w:shd w:fill="FFF5E6"/>
+      </w:pPr>
+      <w:r>
+        <w:rPr>
+          <w:b w:val="0"/>
+        </w:rPr>
         <w:t>These sparse toy values cannot establish perceived loudness, pitch or what happened between sampling times.</w:t>
       </w:r>
     </w:p>
     <w:p>
-      <w:r>
-        <w:t>Read the labelled picture: Does the all-zero retained record prove the full signal was silent? Use the picture.</w:t>
-      </w:r>
-    </w:p>
-    <w:p>
-      <w:r>
-        <w:t>Change one thing: Retain only samples at 0,2,4 ms. Predict the result before checking the explanation. What remains the same?</w:t>
+      <w:pPr>
+        <w:pStyle w:val="Heading3"/>
+      </w:pPr>
+      <w:r>
+        <w:t>Keep the stated limit</w:t>
+      </w:r>
+    </w:p>
+    <w:p>
+      <w:pPr>
+        <w:spacing w:line="336" w:lineRule="auto" w:after="180"/>
+        <w:shd w:fill="FFF5E6"/>
+      </w:pPr>
+      <w:r>
+        <w:rPr>
+          <w:b w:val="0"/>
+        </w:rPr>
+        <w:t xml:space="preserve">Read the labelled picture: Does the all-zero retained record prove the full </w:t>
+      </w:r>
+      <w:r>
+        <w:rPr>
+          <w:b/>
+        </w:rPr>
+        <w:t>signal</w:t>
+      </w:r>
+      <w:r>
+        <w:rPr>
+          <w:b w:val="0"/>
+        </w:rPr>
+        <w:t xml:space="preserve"> was silent? Use the picture.</w:t>
+      </w:r>
+    </w:p>
+    <w:p>
+      <w:pPr>
+        <w:pStyle w:val="Heading3"/>
+      </w:pPr>
+      <w:r>
+        <w:t>Keep the stated limit</w:t>
+      </w:r>
+    </w:p>
+    <w:p>
+      <w:pPr>
+        <w:spacing w:line="336" w:lineRule="auto" w:after="180"/>
+        <w:shd w:fill="FFF5E6"/>
+      </w:pPr>
+      <w:r>
+        <w:rPr>
+          <w:b w:val="0"/>
+        </w:rPr>
+        <w:t xml:space="preserve">Change one thing: Retain only </w:t>
+      </w:r>
+      <w:r>
+        <w:rPr>
+          <w:b/>
+        </w:rPr>
+        <w:t>sample</w:t>
+      </w:r>
+      <w:r>
+        <w:rPr>
+          <w:b w:val="0"/>
+        </w:rPr>
+        <w:t>s at 0,2,4 ms. Predict the result before checking the explanation. What remains the same?</w:t>
       </w:r>
     </w:p>
     <w:p>
@@ -1897,6 +3360,17 @@
     </w:p>
     <w:p>
       <w:r>
+        <w:t>Find the unsupported step in the Sound Becomes a Signal claim and explain a repair using the supplied evidence.</w:t>
+      </w:r>
+    </w:p>
+    <w:p>
+      <w:pPr>
+        <w:spacing w:line="336" w:lineRule="auto" w:after="180"/>
+      </w:pPr>
+      <w:r>
+        <w:rPr>
+          <w:b/>
+        </w:rPr>
         <w:t>COMPARE</w:t>
       </w:r>
     </w:p>
@@ -1909,7 +3383,13 @@
       </w:r>
     </w:p>
     <w:p>
-      <w:r>
+      <w:pPr>
+        <w:spacing w:line="336" w:lineRule="auto" w:after="180"/>
+      </w:pPr>
+      <w:r>
+        <w:rPr>
+          <w:b w:val="0"/>
+        </w:rPr>
         <w:t>A comparison helps reveal the true concept boundary.</w:t>
       </w:r>
     </w:p>
@@ -2097,53 +3577,224 @@
       </w:r>
     </w:p>
     <w:p>
-      <w:r>
+      <w:pPr>
+        <w:pStyle w:val="Heading3"/>
+      </w:pPr>
+      <w:r>
+        <w:t>Challenge claim A</w:t>
+      </w:r>
+    </w:p>
+    <w:p>
+      <w:pPr>
+        <w:spacing w:line="336" w:lineRule="auto" w:after="180"/>
+        <w:shd w:fill="F5F1FB"/>
+      </w:pPr>
+      <w:r>
+        <w:rPr>
+          <w:b w:val="0"/>
+        </w:rPr>
         <w:t>CLAIM A  A loud sound must be a clap.</w:t>
       </w:r>
     </w:p>
     <w:p>
-      <w:r>
+      <w:pPr>
+        <w:spacing w:line="336" w:lineRule="auto" w:after="180"/>
+      </w:pPr>
+      <w:r>
+        <w:rPr>
+          <w:b w:val="0"/>
+        </w:rPr>
         <w:t>Repair:</w:t>
       </w:r>
     </w:p>
     <w:p>
-      <w:r>
+      <w:pPr>
+        <w:pStyle w:val="Heading3"/>
+      </w:pPr>
+      <w:r>
+        <w:t>Challenge claim B</w:t>
+      </w:r>
+    </w:p>
+    <w:p>
+      <w:pPr>
+        <w:spacing w:line="336" w:lineRule="auto" w:after="180"/>
+        <w:shd w:fill="F5F1FB"/>
+      </w:pPr>
+      <w:r>
+        <w:rPr>
+          <w:b w:val="0"/>
+        </w:rPr>
         <w:t>CLAIM B  Silence means the sensor has no data.</w:t>
       </w:r>
     </w:p>
     <w:p>
-      <w:r>
+      <w:pPr>
+        <w:spacing w:line="336" w:lineRule="auto" w:after="180"/>
+      </w:pPr>
+      <w:r>
+        <w:rPr>
+          <w:b w:val="0"/>
+        </w:rPr>
         <w:t>Repair:</w:t>
       </w:r>
     </w:p>
     <w:p>
-      <w:r>
-        <w:t>STRONG ANSWER FRAME  I claim ______ because the evidence shows ______. The process is ______. One limit is ______.</w:t>
-      </w:r>
-    </w:p>
-    <w:p>
       <w:pPr>
         <w:pStyle w:val="Heading3"/>
       </w:pPr>
       <w:r>
+        <w:t>A frame for explaining</w:t>
+      </w:r>
+    </w:p>
+    <w:p>
+      <w:pPr>
+        <w:spacing w:line="336" w:lineRule="auto" w:after="180"/>
+        <w:shd w:fill="F1F6FC"/>
+      </w:pPr>
+      <w:r>
+        <w:rPr>
+          <w:b w:val="0"/>
+        </w:rPr>
+        <w:t xml:space="preserve">STRONG ANSWER FRAME  I claim ______ because the </w:t>
+      </w:r>
+      <w:r>
+        <w:rPr>
+          <w:b/>
+        </w:rPr>
+        <w:t>evidence</w:t>
+      </w:r>
+      <w:r>
+        <w:rPr>
+          <w:b w:val="0"/>
+        </w:rPr>
+        <w:t xml:space="preserve"> shows ______. The </w:t>
+      </w:r>
+      <w:r>
+        <w:rPr>
+          <w:b/>
+        </w:rPr>
+        <w:t>process</w:t>
+      </w:r>
+      <w:r>
+        <w:rPr>
+          <w:b w:val="0"/>
+        </w:rPr>
+        <w:t xml:space="preserve"> is ______. One limit is ______.</w:t>
+      </w:r>
+    </w:p>
+    <w:p>
+      <w:pPr>
+        <w:pStyle w:val="Heading3"/>
+      </w:pPr>
+      <w:r>
         <w:t>A closer explanation</w:t>
       </w:r>
     </w:p>
     <w:p>
-      <w:r>
-        <w:t>A transcript might record the words Fine, thank you while omitting a pause, a laugh or overlapping speech. It might also record the wrong words. Text can be useful for searching spoken content, but it is not the same representation as the audio. Do not infer a speaker's emotions with certainty from a short transcript.</w:t>
-      </w:r>
-    </w:p>
-    <w:p>
-      <w:r>
-        <w:t>In a voice calculator, audio saying sixteen can be transcribed as sixty. A calculator can then correctly divide sixty by four and return fifteen. Inspecting the intermediate transcript identifies the first mismatch. Confirming the interpreted numbers before acting can prevent this particular error from travelling into a later stage.</w:t>
-      </w:r>
-    </w:p>
-    <w:p>
       <w:pPr>
         <w:pStyle w:val="Heading3"/>
       </w:pPr>
       <w:r>
+        <w:t>Check the claim against the facts</w:t>
+      </w:r>
+    </w:p>
+    <w:p>
+      <w:pPr>
+        <w:spacing w:line="336" w:lineRule="auto" w:after="180"/>
+        <w:shd w:fill="FFF5E6"/>
+      </w:pPr>
+      <w:r>
+        <w:rPr>
+          <w:b w:val="0"/>
+        </w:rPr>
+        <w:t xml:space="preserve">A </w:t>
+      </w:r>
+      <w:r>
+        <w:rPr>
+          <w:b/>
+        </w:rPr>
+        <w:t>transcript</w:t>
+      </w:r>
+      <w:r>
+        <w:rPr>
+          <w:b w:val="0"/>
+        </w:rPr>
+        <w:t xml:space="preserve"> might record the words Fine, thank you while omitting a pause, a laugh or overlapping speech. It might also record the wrong words.</w:t>
+      </w:r>
+    </w:p>
+    <w:p>
+      <w:pPr>
+        <w:spacing w:line="336" w:lineRule="auto" w:after="180"/>
+        <w:shd w:fill="FFF5E6"/>
+      </w:pPr>
+      <w:r>
+        <w:rPr>
+          <w:b w:val="0"/>
+        </w:rPr>
+        <w:t xml:space="preserve">Text can be useful for searching spoken content, but it is not the same representation as the audio. Do not infer a speaker's emotions with certainty from a short </w:t>
+      </w:r>
+      <w:r>
+        <w:rPr>
+          <w:b/>
+        </w:rPr>
+        <w:t>transcript</w:t>
+      </w:r>
+      <w:r>
+        <w:rPr>
+          <w:b w:val="0"/>
+        </w:rPr>
+        <w:t>.</w:t>
+      </w:r>
+    </w:p>
+    <w:p>
+      <w:pPr>
+        <w:pStyle w:val="Heading3"/>
+      </w:pPr>
+      <w:r>
+        <w:t>Check the claim against the facts</w:t>
+      </w:r>
+    </w:p>
+    <w:p>
+      <w:pPr>
+        <w:spacing w:line="336" w:lineRule="auto" w:after="180"/>
+        <w:shd w:fill="FFF5E6"/>
+      </w:pPr>
+      <w:r>
+        <w:rPr>
+          <w:b w:val="0"/>
+        </w:rPr>
+        <w:t xml:space="preserve">In a voice calculator, audio saying sixteen can be transcribed as sixty. A calculator can then correctly divide sixty by four and return fifteen. Inspecting the intermediate </w:t>
+      </w:r>
+      <w:r>
+        <w:rPr>
+          <w:b/>
+        </w:rPr>
+        <w:t>transcript</w:t>
+      </w:r>
+      <w:r>
+        <w:rPr>
+          <w:b w:val="0"/>
+        </w:rPr>
+        <w:t xml:space="preserve"> identifies the first mismatch.</w:t>
+      </w:r>
+    </w:p>
+    <w:p>
+      <w:pPr>
+        <w:spacing w:line="336" w:lineRule="auto" w:after="180"/>
+        <w:shd w:fill="FFF5E6"/>
+      </w:pPr>
+      <w:r>
+        <w:rPr>
+          <w:b w:val="0"/>
+        </w:rPr>
+        <w:t>Confirming the interpreted numbers before acting can prevent this particular error from travelling into a later stage.</w:t>
+      </w:r>
+    </w:p>
+    <w:p>
+      <w:pPr>
+        <w:pStyle w:val="Heading3"/>
+      </w:pPr>
+      <w:r>
         <w:t>Explain one detail a transcript can preserve and one sound detail it may omit. Explain why a correct calculation does not prove the transcript was correct</w:t>
       </w:r>
     </w:p>
@@ -2177,6 +3828,17 @@
     </w:p>
     <w:p>
       <w:r>
+        <w:t>Practise Sound Becomes a Signal with support, then explain the deciding step in your own words.</w:t>
+      </w:r>
+    </w:p>
+    <w:p>
+      <w:pPr>
+        <w:spacing w:line="336" w:lineRule="auto" w:after="180"/>
+      </w:pPr>
+      <w:r>
+        <w:rPr>
+          <w:b/>
+        </w:rPr>
         <w:t>GUIDED PRACTICE</w:t>
       </w:r>
     </w:p>
@@ -2189,7 +3851,13 @@
       </w:r>
     </w:p>
     <w:p>
-      <w:r>
+      <w:pPr>
+        <w:spacing w:line="336" w:lineRule="auto" w:after="180"/>
+      </w:pPr>
+      <w:r>
+        <w:rPr>
+          <w:b w:val="0"/>
+        </w:rPr>
         <w:t>Use support now so you can succeed independently later.</w:t>
       </w:r>
     </w:p>
@@ -2230,46 +3898,181 @@
       </w:r>
     </w:p>
     <w:p>
-      <w:r>
+      <w:pPr>
+        <w:spacing w:line="336" w:lineRule="auto" w:after="180"/>
+      </w:pPr>
+      <w:r>
+        <w:rPr>
+          <w:b w:val="0"/>
+        </w:rPr>
         <w:t>Explain how the picture story demonstrates this idea: Computers receive changing measurements, not human-like hearing.</w:t>
       </w:r>
     </w:p>
     <w:p>
-      <w:r>
-        <w:t>Use a fresh example to explain waveform.</w:t>
-      </w:r>
-    </w:p>
-    <w:p>
-      <w:r>
-        <w:t>Trace a new input → process → output example.</w:t>
-      </w:r>
-    </w:p>
-    <w:p>
-      <w:r>
+      <w:pPr>
+        <w:spacing w:line="336" w:lineRule="auto" w:after="180"/>
+      </w:pPr>
+      <w:r>
+        <w:rPr>
+          <w:b w:val="0"/>
+        </w:rPr>
+        <w:t xml:space="preserve">Use a fresh example to explain </w:t>
+      </w:r>
+      <w:r>
+        <w:rPr>
+          <w:b/>
+        </w:rPr>
+        <w:t>waveform</w:t>
+      </w:r>
+      <w:r>
+        <w:rPr>
+          <w:b w:val="0"/>
+        </w:rPr>
+        <w:t>.</w:t>
+      </w:r>
+    </w:p>
+    <w:p>
+      <w:pPr>
+        <w:spacing w:line="336" w:lineRule="auto" w:after="180"/>
+      </w:pPr>
+      <w:r>
+        <w:rPr>
+          <w:b w:val="0"/>
+        </w:rPr>
+        <w:t xml:space="preserve">Trace a new </w:t>
+      </w:r>
+      <w:r>
+        <w:rPr>
+          <w:b/>
+        </w:rPr>
+        <w:t>input</w:t>
+      </w:r>
+      <w:r>
+        <w:rPr>
+          <w:b w:val="0"/>
+        </w:rPr>
+        <w:t xml:space="preserve"> → </w:t>
+      </w:r>
+      <w:r>
+        <w:rPr>
+          <w:b/>
+        </w:rPr>
+        <w:t>process</w:t>
+      </w:r>
+      <w:r>
+        <w:rPr>
+          <w:b w:val="0"/>
+        </w:rPr>
+        <w:t xml:space="preserve"> → </w:t>
+      </w:r>
+      <w:r>
+        <w:rPr>
+          <w:b/>
+        </w:rPr>
+        <w:t>output</w:t>
+      </w:r>
+      <w:r>
+        <w:rPr>
+          <w:b w:val="0"/>
+        </w:rPr>
+        <w:t xml:space="preserve"> example.</w:t>
+      </w:r>
+    </w:p>
+    <w:p>
+      <w:pPr>
+        <w:spacing w:line="336" w:lineRule="auto" w:after="180"/>
+      </w:pPr>
+      <w:r>
+        <w:rPr>
+          <w:b w:val="0"/>
+        </w:rPr>
         <w:t>Find and repair the error in: Silence means the sensor has no data.</w:t>
       </w:r>
     </w:p>
     <w:p>
-      <w:r>
+      <w:pPr>
+        <w:spacing w:line="336" w:lineRule="auto" w:after="180"/>
+      </w:pPr>
+      <w:r>
+        <w:rPr>
+          <w:b w:val="0"/>
+        </w:rPr>
         <w:t>Invent one edge case and name the safe response.</w:t>
       </w:r>
     </w:p>
     <w:p>
-      <w:r>
-        <w:t>PARTNER CHECK  Point to the evidence. Do not accept an answer that only repeats the vocabulary word.</w:t>
-      </w:r>
-    </w:p>
-    <w:p>
       <w:pPr>
         <w:pStyle w:val="Heading3"/>
       </w:pPr>
       <w:r>
+        <w:t>Check with a partner</w:t>
+      </w:r>
+    </w:p>
+    <w:p>
+      <w:pPr>
+        <w:spacing w:line="336" w:lineRule="auto" w:after="180"/>
+        <w:shd w:fill="F5F1FB"/>
+      </w:pPr>
+      <w:r>
+        <w:rPr>
+          <w:b w:val="0"/>
+        </w:rPr>
+        <w:t xml:space="preserve">PARTNER CHECK  Point to the </w:t>
+      </w:r>
+      <w:r>
+        <w:rPr>
+          <w:b/>
+        </w:rPr>
+        <w:t>evidence</w:t>
+      </w:r>
+      <w:r>
+        <w:rPr>
+          <w:b w:val="0"/>
+        </w:rPr>
+        <w:t>. Do not accept an answer that only repeats the vocabulary word.</w:t>
+      </w:r>
+    </w:p>
+    <w:p>
+      <w:pPr>
+        <w:pStyle w:val="Heading3"/>
+      </w:pPr>
+      <w:r>
         <w:t>A closer explanation</w:t>
       </w:r>
     </w:p>
     <w:p>
-      <w:r>
-        <w:t>A five-sample record has values 0,3,0,1,0 at times 0,2,4,6,8 milliseconds. Read the timing before answering. The first-to-last duration is the final time minus the initial time, not the sample count multiplied by the gap.</w:t>
+      <w:pPr>
+        <w:spacing w:line="336" w:lineRule="auto" w:after="180"/>
+      </w:pPr>
+      <w:r>
+        <w:rPr>
+          <w:b w:val="0"/>
+        </w:rPr>
+        <w:t>A five-</w:t>
+      </w:r>
+      <w:r>
+        <w:rPr>
+          <w:b/>
+        </w:rPr>
+        <w:t>sample</w:t>
+      </w:r>
+      <w:r>
+        <w:rPr>
+          <w:b w:val="0"/>
+        </w:rPr>
+        <w:t xml:space="preserve"> record has values 0,3,0,1,0 at times 0,2,4,6,8 milliseconds. Read the timing before answering. The first-to-last duration is the final time minus the initial time, not the </w:t>
+      </w:r>
+      <w:r>
+        <w:rPr>
+          <w:b/>
+        </w:rPr>
+        <w:t>sample</w:t>
+      </w:r>
+      <w:r>
+        <w:rPr>
+          <w:b w:val="0"/>
+        </w:rPr>
+        <w:t xml:space="preserve"> count multiplied by the gap.</w:t>
       </w:r>
     </w:p>
     <w:p>
@@ -2311,8 +4114,37 @@
       </w:r>
     </w:p>
     <w:p>
-      <w:r>
-        <w:t>To test a claim about the spaces between samples, construct another possible sequence that agrees at retained times but differs between them. If both match the stored record, that record alone cannot decide which intervening pattern occurred.</w:t>
+      <w:pPr>
+        <w:spacing w:line="336" w:lineRule="auto" w:after="180"/>
+      </w:pPr>
+      <w:r>
+        <w:rPr>
+          <w:b w:val="0"/>
+        </w:rPr>
+        <w:t xml:space="preserve">To test a claim about the spaces between </w:t>
+      </w:r>
+      <w:r>
+        <w:rPr>
+          <w:b/>
+        </w:rPr>
+        <w:t>sample</w:t>
+      </w:r>
+      <w:r>
+        <w:rPr>
+          <w:b w:val="0"/>
+        </w:rPr>
+        <w:t>s, construct another possible sequence that agrees at retained times but differs between them.</w:t>
+      </w:r>
+    </w:p>
+    <w:p>
+      <w:pPr>
+        <w:spacing w:line="336" w:lineRule="auto" w:after="180"/>
+      </w:pPr>
+      <w:r>
+        <w:rPr>
+          <w:b w:val="0"/>
+        </w:rPr>
+        <w:t>If both match the stored record, that record alone cannot decide which intervening pattern occurred.</w:t>
       </w:r>
     </w:p>
     <w:p>
@@ -2324,8 +4156,38 @@
       </w:r>
     </w:p>
     <w:p>
-      <w:r>
-        <w:t>Use workbook W2 for the connected example “Sound as sampled information”. First fill the input and rule boxes. Try the middle steps before asking for a hint. After a hint, try the next step yourself.</w:t>
+      <w:pPr>
+        <w:spacing w:line="336" w:lineRule="auto" w:after="180"/>
+      </w:pPr>
+      <w:r>
+        <w:rPr>
+          <w:b w:val="0"/>
+        </w:rPr>
+        <w:t xml:space="preserve">Use workbook W2 for the connected example “Sound as </w:t>
+      </w:r>
+      <w:r>
+        <w:rPr>
+          <w:b/>
+        </w:rPr>
+        <w:t>sample</w:t>
+      </w:r>
+      <w:r>
+        <w:rPr>
+          <w:b w:val="0"/>
+        </w:rPr>
+        <w:t xml:space="preserve">d information”. First fill the </w:t>
+      </w:r>
+      <w:r>
+        <w:rPr>
+          <w:b/>
+        </w:rPr>
+        <w:t>input</w:t>
+      </w:r>
+      <w:r>
+        <w:rPr>
+          <w:b w:val="0"/>
+        </w:rPr>
+        <w:t xml:space="preserve"> and rule boxes. Try the middle steps before asking for a hint. After a hint, try the next step yourself.</w:t>
       </w:r>
     </w:p>
     <w:tbl>
@@ -2408,7 +4270,13 @@
       </w:tr>
     </w:tbl>
     <w:p>
-      <w:r>
+      <w:pPr>
+        <w:spacing w:line="336" w:lineRule="auto" w:after="180"/>
+      </w:pPr>
+      <w:r>
+        <w:rPr>
+          <w:b w:val="0"/>
+        </w:rPr>
         <w:t>Explain your trace to a partner. Your partner points to one step to check. Swap roles on the next case. Each person writes their own explanation.</w:t>
       </w:r>
     </w:p>
@@ -2421,12 +4289,59 @@
       </w:r>
     </w:p>
     <w:p>
-      <w:r>
-        <w:t>Use the worked case for Sound as sampled information. Proposed explanation: “Five samples make five gaps”. Decide whether this explanation is supported. Point to the step or supplied fact that decides; explain your repair if needed.</w:t>
-      </w:r>
-    </w:p>
-    <w:p>
-      <w:r>
+      <w:pPr>
+        <w:spacing w:line="336" w:lineRule="auto" w:after="180"/>
+      </w:pPr>
+      <w:r>
+        <w:rPr>
+          <w:b w:val="0"/>
+        </w:rPr>
+        <w:t xml:space="preserve">Use the worked case for Sound as </w:t>
+      </w:r>
+      <w:r>
+        <w:rPr>
+          <w:b/>
+        </w:rPr>
+        <w:t>sample</w:t>
+      </w:r>
+      <w:r>
+        <w:rPr>
+          <w:b w:val="0"/>
+        </w:rPr>
+        <w:t xml:space="preserve">d information. Proposed explanation: “Five </w:t>
+      </w:r>
+      <w:r>
+        <w:rPr>
+          <w:b/>
+        </w:rPr>
+        <w:t>sample</w:t>
+      </w:r>
+      <w:r>
+        <w:rPr>
+          <w:b w:val="0"/>
+        </w:rPr>
+        <w:t>s make five gaps”. Decide whether this explanation is supported.</w:t>
+      </w:r>
+    </w:p>
+    <w:p>
+      <w:pPr>
+        <w:spacing w:line="336" w:lineRule="auto" w:after="180"/>
+      </w:pPr>
+      <w:r>
+        <w:rPr>
+          <w:b w:val="0"/>
+        </w:rPr>
+        <w:t>Point to the step or supplied fact that decides; explain your repair if needed.</w:t>
+      </w:r>
+    </w:p>
+    <w:p>
+      <w:pPr>
+        <w:spacing w:line="336" w:lineRule="auto" w:after="180"/>
+      </w:pPr>
+      <w:r>
+        <w:rPr>
+          <w:b w:val="0"/>
+        </w:rPr>
         <w:t>Answer on your own before discussion. If you are unsure, say which step you need help with.</w:t>
       </w:r>
     </w:p>
@@ -2439,8 +4354,26 @@
       </w:r>
     </w:p>
     <w:p>
-      <w:r>
-        <w:t>Does the all-zero retained record prove the full signal was silent? Use the picture.</w:t>
+      <w:pPr>
+        <w:spacing w:line="336" w:lineRule="auto" w:after="180"/>
+      </w:pPr>
+      <w:r>
+        <w:rPr>
+          <w:b w:val="0"/>
+        </w:rPr>
+        <w:t xml:space="preserve">Does the all-zero retained record prove the full </w:t>
+      </w:r>
+      <w:r>
+        <w:rPr>
+          <w:b/>
+        </w:rPr>
+        <w:t>signal</w:t>
+      </w:r>
+      <w:r>
+        <w:rPr>
+          <w:b w:val="0"/>
+        </w:rPr>
+        <w:t xml:space="preserve"> was silent? Use the picture.</w:t>
       </w:r>
     </w:p>
     <w:p>
@@ -2472,7 +4405,13 @@
       </w:r>
     </w:p>
     <w:p>
-      <w:r>
+      <w:pPr>
+        <w:spacing w:line="336" w:lineRule="auto" w:after="180"/>
+      </w:pPr>
+      <w:r>
+        <w:rPr>
+          <w:b w:val="0"/>
+        </w:rPr>
         <w:t>This is supported practice. Keep the separately named independent case for an attempt before feedback.</w:t>
       </w:r>
     </w:p>
@@ -2486,6 +4425,17 @@
     </w:p>
     <w:p>
       <w:r>
+        <w:t>Investigate Sound Becomes a Signal. Record the prediction, actual observation or labelled paper trace, explanation and next test separately.</w:t>
+      </w:r>
+    </w:p>
+    <w:p>
+      <w:pPr>
+        <w:spacing w:line="336" w:lineRule="auto" w:after="180"/>
+      </w:pPr>
+      <w:r>
+        <w:rPr>
+          <w:b/>
+        </w:rPr>
         <w:t>EXPLORER LAB</w:t>
       </w:r>
     </w:p>
@@ -2498,8 +4448,26 @@
       </w:r>
     </w:p>
     <w:p>
-      <w:r>
-        <w:t>Predict first, test honestly, and explain what the evidence means.</w:t>
+      <w:pPr>
+        <w:spacing w:line="336" w:lineRule="auto" w:after="180"/>
+      </w:pPr>
+      <w:r>
+        <w:rPr>
+          <w:b w:val="0"/>
+        </w:rPr>
+        <w:t xml:space="preserve">Predict first, test honestly, and explain what the </w:t>
+      </w:r>
+      <w:r>
+        <w:rPr>
+          <w:b/>
+        </w:rPr>
+        <w:t>evidence</w:t>
+      </w:r>
+      <w:r>
+        <w:rPr>
+          <w:b w:val="0"/>
+        </w:rPr>
+        <w:t xml:space="preserve"> means.</w:t>
       </w:r>
     </w:p>
     <w:p>
@@ -2539,27 +4507,138 @@
       </w:r>
     </w:p>
     <w:p>
-      <w:r>
-        <w:t>State your prediction before the result is known.</w:t>
-      </w:r>
-    </w:p>
-    <w:p>
-      <w:r>
-        <w:t>Complete the task: Build a clap-pattern detector; test it with background noise.</w:t>
-      </w:r>
-    </w:p>
-    <w:p>
-      <w:r>
+      <w:pPr>
+        <w:pStyle w:val="Heading3"/>
+      </w:pPr>
+      <w:r>
+        <w:t>1. Predict</w:t>
+      </w:r>
+    </w:p>
+    <w:p>
+      <w:pPr>
+        <w:spacing w:line="336" w:lineRule="auto" w:after="180"/>
+        <w:shd w:fill="F4F9FC"/>
+      </w:pPr>
+      <w:r>
+        <w:rPr>
+          <w:b w:val="0"/>
+        </w:rPr>
+        <w:t xml:space="preserve">State your </w:t>
+      </w:r>
+      <w:r>
+        <w:rPr>
+          <w:b/>
+        </w:rPr>
+        <w:t>prediction</w:t>
+      </w:r>
+      <w:r>
+        <w:rPr>
+          <w:b w:val="0"/>
+        </w:rPr>
+        <w:t xml:space="preserve"> before the result is known.</w:t>
+      </w:r>
+    </w:p>
+    <w:p>
+      <w:pPr>
+        <w:pStyle w:val="Heading3"/>
+      </w:pPr>
+      <w:r>
+        <w:t>2. Investigate</w:t>
+      </w:r>
+    </w:p>
+    <w:p>
+      <w:pPr>
+        <w:spacing w:line="336" w:lineRule="auto" w:after="180"/>
+        <w:shd w:fill="F4F9FC"/>
+      </w:pPr>
+      <w:r>
+        <w:rPr>
+          <w:b w:val="0"/>
+        </w:rPr>
+        <w:t xml:space="preserve">Complete the task: Build a clap-pattern detector; test it with background </w:t>
+      </w:r>
+      <w:r>
+        <w:rPr>
+          <w:b/>
+        </w:rPr>
+        <w:t>noise</w:t>
+      </w:r>
+      <w:r>
+        <w:rPr>
+          <w:b w:val="0"/>
+        </w:rPr>
+        <w:t>.</w:t>
+      </w:r>
+    </w:p>
+    <w:p>
+      <w:pPr>
+        <w:pStyle w:val="Heading3"/>
+      </w:pPr>
+      <w:r>
+        <w:t>3. Compare cases</w:t>
+      </w:r>
+    </w:p>
+    <w:p>
+      <w:pPr>
+        <w:spacing w:line="336" w:lineRule="auto" w:after="180"/>
+        <w:shd w:fill="F4F9FC"/>
+      </w:pPr>
+      <w:r>
+        <w:rPr>
+          <w:b w:val="0"/>
+        </w:rPr>
         <w:t>Keep a normal case and an edge case clearly separated.</w:t>
       </w:r>
     </w:p>
     <w:p>
-      <w:r>
-        <w:t>Record what happened—even when it does not match your prediction.</w:t>
-      </w:r>
-    </w:p>
-    <w:p>
-      <w:r>
+      <w:pPr>
+        <w:pStyle w:val="Heading3"/>
+      </w:pPr>
+      <w:r>
+        <w:t>4. Record honestly</w:t>
+      </w:r>
+    </w:p>
+    <w:p>
+      <w:pPr>
+        <w:spacing w:line="336" w:lineRule="auto" w:after="180"/>
+        <w:shd w:fill="F4F9FC"/>
+      </w:pPr>
+      <w:r>
+        <w:rPr>
+          <w:b w:val="0"/>
+        </w:rPr>
+        <w:t xml:space="preserve">Record what happened—even when it does not match your </w:t>
+      </w:r>
+      <w:r>
+        <w:rPr>
+          <w:b/>
+        </w:rPr>
+        <w:t>prediction</w:t>
+      </w:r>
+      <w:r>
+        <w:rPr>
+          <w:b w:val="0"/>
+        </w:rPr>
+        <w:t>.</w:t>
+      </w:r>
+    </w:p>
+    <w:p>
+      <w:pPr>
+        <w:pStyle w:val="Heading3"/>
+      </w:pPr>
+      <w:r>
+        <w:t>5. Explain and plan the next test</w:t>
+      </w:r>
+    </w:p>
+    <w:p>
+      <w:pPr>
+        <w:spacing w:line="336" w:lineRule="auto" w:after="180"/>
+        <w:shd w:fill="F4F9FC"/>
+      </w:pPr>
+      <w:r>
+        <w:rPr>
+          <w:b w:val="0"/>
+        </w:rPr>
         <w:t>Explain the result, one limitation, and the next useful test.</w:t>
       </w:r>
     </w:p>
@@ -2694,7 +4773,22 @@
       </w:tr>
     </w:tbl>
     <w:p>
-      <w:r>
+      <w:pPr>
+        <w:pStyle w:val="Heading3"/>
+      </w:pPr>
+      <w:r>
+        <w:t>Use a fresh case after support</w:t>
+      </w:r>
+    </w:p>
+    <w:p>
+      <w:pPr>
+        <w:spacing w:line="336" w:lineRule="auto" w:after="180"/>
+        <w:shd w:fill="FFF5E6"/>
+      </w:pPr>
+      <w:r>
+        <w:rPr>
+          <w:b w:val="0"/>
+        </w:rPr>
         <w:t>INDEPENDENCE  After support is removed, repeat the proof with a fresh case.</w:t>
       </w:r>
     </w:p>
@@ -2707,7 +4801,13 @@
       </w:r>
     </w:p>
     <w:p>
-      <w:r>
+      <w:pPr>
+        <w:spacing w:line="336" w:lineRule="auto" w:after="180"/>
+      </w:pPr>
+      <w:r>
+        <w:rPr>
+          <w:b w:val="0"/>
+        </w:rPr>
         <w:t>Before trying: what do I expect, and why? While trying: which step could first go wrong? Afterwards: what did I actually observe, and what should change? Keep “not run” if you only traced the procedure.</w:t>
       </w:r>
     </w:p>
@@ -2721,6 +4821,17 @@
     </w:p>
     <w:p>
       <w:r>
+        <w:t>Move from recall to tracing, diagnosis and transfer in Sound Becomes a Signal. Explain why each step is justified.</w:t>
+      </w:r>
+    </w:p>
+    <w:p>
+      <w:pPr>
+        <w:spacing w:line="336" w:lineRule="auto" w:after="180"/>
+      </w:pPr>
+      <w:r>
+        <w:rPr>
+          <w:b/>
+        </w:rPr>
         <w:t>PRACTICE LADDER</w:t>
       </w:r>
     </w:p>
@@ -2733,7 +4844,13 @@
       </w:r>
     </w:p>
     <w:p>
-      <w:r>
+      <w:pPr>
+        <w:spacing w:line="336" w:lineRule="auto" w:after="180"/>
+      </w:pPr>
+      <w:r>
+        <w:rPr>
+          <w:b w:val="0"/>
+        </w:rPr>
         <w:t>Each step asks for a stronger kind of understanding.</w:t>
       </w:r>
     </w:p>
@@ -2774,42 +4891,178 @@
       </w:r>
     </w:p>
     <w:p>
-      <w:r>
-        <w:t>RECALL  Define waveform.</w:t>
-      </w:r>
-    </w:p>
-    <w:p>
-      <w:r>
+      <w:pPr>
+        <w:spacing w:line="336" w:lineRule="auto" w:after="180"/>
+        <w:shd w:fill="F4F9FC"/>
+      </w:pPr>
+      <w:r>
+        <w:rPr>
+          <w:b w:val="0"/>
+        </w:rPr>
+        <w:t xml:space="preserve">RECALL  Define </w:t>
+      </w:r>
+      <w:r>
+        <w:rPr>
+          <w:b/>
+        </w:rPr>
+        <w:t>waveform</w:t>
+      </w:r>
+      <w:r>
+        <w:rPr>
+          <w:b w:val="0"/>
+        </w:rPr>
+        <w:t>.</w:t>
+      </w:r>
+    </w:p>
+    <w:p>
+      <w:pPr>
+        <w:spacing w:line="336" w:lineRule="auto" w:after="180"/>
+        <w:shd w:fill="F4F9FC"/>
+      </w:pPr>
+      <w:r>
+        <w:rPr>
+          <w:b w:val="0"/>
+        </w:rPr>
         <w:t>EXPLAIN  Computers receive changing measurements, not human-like hearing.</w:t>
       </w:r>
     </w:p>
     <w:p>
-      <w:r>
-        <w:t>TRACE  Show the input, process, and output.</w:t>
-      </w:r>
-    </w:p>
-    <w:p>
-      <w:r>
+      <w:pPr>
+        <w:spacing w:line="336" w:lineRule="auto" w:after="180"/>
+        <w:shd w:fill="F4F9FC"/>
+      </w:pPr>
+      <w:r>
+        <w:rPr>
+          <w:b w:val="0"/>
+        </w:rPr>
+        <w:t xml:space="preserve">TRACE  Show the </w:t>
+      </w:r>
+      <w:r>
+        <w:rPr>
+          <w:b/>
+        </w:rPr>
+        <w:t>input</w:t>
+      </w:r>
+      <w:r>
+        <w:rPr>
+          <w:b w:val="0"/>
+        </w:rPr>
+        <w:t xml:space="preserve">, </w:t>
+      </w:r>
+      <w:r>
+        <w:rPr>
+          <w:b/>
+        </w:rPr>
+        <w:t>process</w:t>
+      </w:r>
+      <w:r>
+        <w:rPr>
+          <w:b w:val="0"/>
+        </w:rPr>
+        <w:t xml:space="preserve">, and </w:t>
+      </w:r>
+      <w:r>
+        <w:rPr>
+          <w:b/>
+        </w:rPr>
+        <w:t>output</w:t>
+      </w:r>
+      <w:r>
+        <w:rPr>
+          <w:b w:val="0"/>
+        </w:rPr>
+        <w:t>.</w:t>
+      </w:r>
+    </w:p>
+    <w:p>
+      <w:pPr>
+        <w:spacing w:line="336" w:lineRule="auto" w:after="180"/>
+        <w:shd w:fill="F4F9FC"/>
+      </w:pPr>
+      <w:r>
+        <w:rPr>
+          <w:b w:val="0"/>
+        </w:rPr>
         <w:t>DIAGNOSE  Repair: A loud sound must be a clap.</w:t>
       </w:r>
     </w:p>
     <w:p>
-      <w:r>
+      <w:pPr>
+        <w:spacing w:line="336" w:lineRule="auto" w:after="180"/>
+        <w:shd w:fill="F4F9FC"/>
+      </w:pPr>
+      <w:r>
+        <w:rPr>
+          <w:b w:val="0"/>
+        </w:rPr>
         <w:t>TRANSFER  Apply the idea to a new home or classroom case.</w:t>
       </w:r>
     </w:p>
     <w:p>
-      <w:r>
+      <w:pPr>
+        <w:spacing w:line="336" w:lineRule="auto" w:after="180"/>
+        <w:shd w:fill="F4F9FC"/>
+      </w:pPr>
+      <w:r>
+        <w:rPr>
+          <w:b w:val="0"/>
+        </w:rPr>
         <w:t>CREATE  Design one revealing test.</w:t>
       </w:r>
     </w:p>
     <w:p>
-      <w:r>
-        <w:t>DEFEND  Give a claim, evidence, mechanism, limit, and safe action.</w:t>
-      </w:r>
-    </w:p>
-    <w:p>
-      <w:r>
+      <w:pPr>
+        <w:spacing w:line="336" w:lineRule="auto" w:after="180"/>
+        <w:shd w:fill="F4F9FC"/>
+      </w:pPr>
+      <w:r>
+        <w:rPr>
+          <w:b w:val="0"/>
+        </w:rPr>
+        <w:t xml:space="preserve">DEFEND  Give a claim, </w:t>
+      </w:r>
+      <w:r>
+        <w:rPr>
+          <w:b/>
+        </w:rPr>
+        <w:t>evidence</w:t>
+      </w:r>
+      <w:r>
+        <w:rPr>
+          <w:b w:val="0"/>
+        </w:rPr>
+        <w:t xml:space="preserve">, </w:t>
+      </w:r>
+      <w:r>
+        <w:rPr>
+          <w:b/>
+        </w:rPr>
+        <w:t>mechanism</w:t>
+      </w:r>
+      <w:r>
+        <w:rPr>
+          <w:b w:val="0"/>
+        </w:rPr>
+        <w:t>, limit, and safe action.</w:t>
+      </w:r>
+    </w:p>
+    <w:p>
+      <w:pPr>
+        <w:pStyle w:val="Heading3"/>
+      </w:pPr>
+      <w:r>
+        <w:t>When to retry</w:t>
+      </w:r>
+    </w:p>
+    <w:p>
+      <w:pPr>
+        <w:spacing w:line="336" w:lineRule="auto" w:after="180"/>
+        <w:shd w:fill="F1F6F8"/>
+      </w:pPr>
+      <w:r>
+        <w:rPr>
+          <w:b w:val="0"/>
+        </w:rPr>
         <w:t>RETRY RULE  A coached answer becomes mastery only after you solve a different case independently.</w:t>
       </w:r>
     </w:p>
@@ -2823,6 +5076,17 @@
     </w:p>
     <w:p>
       <w:r>
+        <w:t>Apply this week’s idea to Helpful Classroom Sorter. Keep an annotated decision and the evidence supporting it.</w:t>
+      </w:r>
+    </w:p>
+    <w:p>
+      <w:pPr>
+        <w:spacing w:line="336" w:lineRule="auto" w:after="180"/>
+      </w:pPr>
+      <w:r>
+        <w:rPr>
+          <w:b/>
+        </w:rPr>
         <w:t>PROJECT</w:t>
       </w:r>
     </w:p>
@@ -2835,8 +5099,26 @@
       </w:r>
     </w:p>
     <w:p>
-      <w:r>
-        <w:t>Build one coherent system across the year, one evidence-based decision at a time.</w:t>
+      <w:pPr>
+        <w:spacing w:line="336" w:lineRule="auto" w:after="180"/>
+      </w:pPr>
+      <w:r>
+        <w:rPr>
+          <w:b w:val="0"/>
+        </w:rPr>
+        <w:t xml:space="preserve">Build one coherent system across the year, one </w:t>
+      </w:r>
+      <w:r>
+        <w:rPr>
+          <w:b/>
+        </w:rPr>
+        <w:t>evidence</w:t>
+      </w:r>
+      <w:r>
+        <w:rPr>
+          <w:b w:val="0"/>
+        </w:rPr>
+        <w:t>-based decision at a time.</w:t>
       </w:r>
     </w:p>
     <w:p>
@@ -2876,32 +5158,110 @@
       </w:r>
     </w:p>
     <w:p>
-      <w:r>
-        <w:t>THIS WEEK'S CHECKPOINT  If the sorter uses sound, specify the exact sound pattern needed and test whether classroom noise makes that input unreliable.</w:t>
-      </w:r>
-    </w:p>
-    <w:p>
-      <w:r>
+      <w:pPr>
+        <w:spacing w:line="336" w:lineRule="auto" w:after="180"/>
+        <w:shd w:fill="EDF7F3"/>
+      </w:pPr>
+      <w:r>
+        <w:rPr>
+          <w:b w:val="0"/>
+        </w:rPr>
+        <w:t xml:space="preserve">THIS WEEK'S CHECKPOINT  If the sorter uses sound, specify the exact sound pattern needed and test whether classroom </w:t>
+      </w:r>
+      <w:r>
+        <w:rPr>
+          <w:b/>
+        </w:rPr>
+        <w:t>noise</w:t>
+      </w:r>
+      <w:r>
+        <w:rPr>
+          <w:b w:val="0"/>
+        </w:rPr>
+        <w:t xml:space="preserve"> makes that </w:t>
+      </w:r>
+      <w:r>
+        <w:rPr>
+          <w:b/>
+        </w:rPr>
+        <w:t>input</w:t>
+      </w:r>
+      <w:r>
+        <w:rPr>
+          <w:b w:val="0"/>
+        </w:rPr>
+        <w:t xml:space="preserve"> unreliable.</w:t>
+      </w:r>
+    </w:p>
+    <w:p>
+      <w:pPr>
+        <w:spacing w:line="336" w:lineRule="auto" w:after="180"/>
+        <w:shd w:fill="F5F1FB"/>
+      </w:pPr>
+      <w:r>
+        <w:rPr>
+          <w:b w:val="0"/>
+        </w:rPr>
         <w:t>What real classroom need does this serve?</w:t>
       </w:r>
     </w:p>
     <w:p>
-      <w:r>
+      <w:pPr>
+        <w:spacing w:line="336" w:lineRule="auto" w:after="180"/>
+        <w:shd w:fill="F5F1FB"/>
+      </w:pPr>
+      <w:r>
+        <w:rPr>
+          <w:b w:val="0"/>
+        </w:rPr>
         <w:t>What information is necessary—and what should stay private?</w:t>
       </w:r>
     </w:p>
     <w:p>
-      <w:r>
-        <w:t>What happens inside the process?</w:t>
-      </w:r>
-    </w:p>
-    <w:p>
-      <w:r>
+      <w:pPr>
+        <w:spacing w:line="336" w:lineRule="auto" w:after="180"/>
+        <w:shd w:fill="F5F1FB"/>
+      </w:pPr>
+      <w:r>
+        <w:rPr>
+          <w:b w:val="0"/>
+        </w:rPr>
+        <w:t xml:space="preserve">What happens inside the </w:t>
+      </w:r>
+      <w:r>
+        <w:rPr>
+          <w:b/>
+        </w:rPr>
+        <w:t>process</w:t>
+      </w:r>
+      <w:r>
+        <w:rPr>
+          <w:b w:val="0"/>
+        </w:rPr>
+        <w:t>?</w:t>
+      </w:r>
+    </w:p>
+    <w:p>
+      <w:pPr>
+        <w:spacing w:line="336" w:lineRule="auto" w:after="180"/>
+        <w:shd w:fill="F5F1FB"/>
+      </w:pPr>
+      <w:r>
+        <w:rPr>
+          <w:b w:val="0"/>
+        </w:rPr>
         <w:t>What normal and edge cases will you test?</w:t>
       </w:r>
     </w:p>
     <w:p>
-      <w:r>
+      <w:pPr>
+        <w:spacing w:line="336" w:lineRule="auto" w:after="180"/>
+        <w:shd w:fill="F5F1FB"/>
+      </w:pPr>
+      <w:r>
+        <w:rPr>
+          <w:b w:val="0"/>
+        </w:rPr>
         <w:t>When should it say not sure or ask a person?</w:t>
       </w:r>
     </w:p>
@@ -2942,12 +5302,45 @@
       </w:r>
     </w:p>
     <w:p>
-      <w:r>
-        <w:t>RESPONSIBLE DESIGN  A microphone measures a signal; it does not understand a speaker's meaning by itself.</w:t>
-      </w:r>
-    </w:p>
-    <w:p>
-      <w:r>
+      <w:pPr>
+        <w:pStyle w:val="Heading3"/>
+      </w:pPr>
+      <w:r>
+        <w:t>Responsible design</w:t>
+      </w:r>
+    </w:p>
+    <w:p>
+      <w:pPr>
+        <w:spacing w:line="336" w:lineRule="auto" w:after="180"/>
+        <w:shd w:fill="FFF5E6"/>
+      </w:pPr>
+      <w:r>
+        <w:rPr>
+          <w:b w:val="0"/>
+        </w:rPr>
+        <w:t xml:space="preserve">RESPONSIBLE DESIGN  A microphone measures a </w:t>
+      </w:r>
+      <w:r>
+        <w:rPr>
+          <w:b/>
+        </w:rPr>
+        <w:t>signal</w:t>
+      </w:r>
+      <w:r>
+        <w:rPr>
+          <w:b w:val="0"/>
+        </w:rPr>
+        <w:t>; it does not understand a speaker's meaning by itself.</w:t>
+      </w:r>
+    </w:p>
+    <w:p>
+      <w:pPr>
+        <w:spacing w:line="336" w:lineRule="auto" w:after="180"/>
+      </w:pPr>
+      <w:r>
+        <w:rPr>
+          <w:b w:val="0"/>
+        </w:rPr>
         <w:t>My project decision:</w:t>
       </w:r>
     </w:p>
@@ -2960,8 +5353,26 @@
       </w:r>
     </w:p>
     <w:p>
-      <w:r>
-        <w:t>Record the sorter’s sampling interval and retain relevant sequences when a decision depends on changes over time.</w:t>
+      <w:pPr>
+        <w:spacing w:line="336" w:lineRule="auto" w:after="180"/>
+      </w:pPr>
+      <w:r>
+        <w:rPr>
+          <w:b w:val="0"/>
+        </w:rPr>
+        <w:t xml:space="preserve">Record the sorter’s </w:t>
+      </w:r>
+      <w:r>
+        <w:rPr>
+          <w:b/>
+        </w:rPr>
+        <w:t>sampling interval</w:t>
+      </w:r>
+      <w:r>
+        <w:rPr>
+          <w:b w:val="0"/>
+        </w:rPr>
+        <w:t xml:space="preserve"> and retain relevant sequences when a decision depends on changes over time.</w:t>
       </w:r>
     </w:p>
     <w:p>
@@ -2974,6 +5385,17 @@
     </w:p>
     <w:p>
       <w:r>
+        <w:t>Use a genuinely new case for independent evidence. Previously discussed examples remain practice; use the separately named independent case before feedback.</w:t>
+      </w:r>
+    </w:p>
+    <w:p>
+      <w:pPr>
+        <w:spacing w:line="336" w:lineRule="auto" w:after="180"/>
+      </w:pPr>
+      <w:r>
+        <w:rPr>
+          <w:b/>
+        </w:rPr>
         <w:t>MASTERY</w:t>
       </w:r>
     </w:p>
@@ -2986,7 +5408,13 @@
       </w:r>
     </w:p>
     <w:p>
-      <w:r>
+      <w:pPr>
+        <w:spacing w:line="336" w:lineRule="auto" w:after="180"/>
+      </w:pPr>
+      <w:r>
+        <w:rPr>
+          <w:b w:val="0"/>
+        </w:rPr>
         <w:t>Complete this after teaching and guided practice have ended.</w:t>
       </w:r>
     </w:p>
@@ -3027,53 +5455,260 @@
       </w:r>
     </w:p>
     <w:p>
-      <w:r>
-        <w:t>REQUIRED PROOF  Use a waveform strip to decide whether a two-clap pattern occurred, then explain how background noise could cause a missed or false detection.</w:t>
-      </w:r>
-    </w:p>
-    <w:p>
-      <w:r>
+      <w:pPr>
+        <w:pStyle w:val="Heading3"/>
+      </w:pPr>
+      <w:r>
+        <w:t>What success looks like</w:t>
+      </w:r>
+    </w:p>
+    <w:p>
+      <w:pPr>
+        <w:spacing w:line="336" w:lineRule="auto" w:after="180"/>
+        <w:shd w:fill="EDF7F3"/>
+      </w:pPr>
+      <w:r>
+        <w:rPr>
+          <w:b w:val="0"/>
+        </w:rPr>
+        <w:t xml:space="preserve">REQUIRED PROOF  Use a </w:t>
+      </w:r>
+      <w:r>
+        <w:rPr>
+          <w:b/>
+        </w:rPr>
+        <w:t>waveform</w:t>
+      </w:r>
+      <w:r>
+        <w:rPr>
+          <w:b w:val="0"/>
+        </w:rPr>
+        <w:t xml:space="preserve"> strip to decide whether a two-clap pattern occurred, then explain how background </w:t>
+      </w:r>
+      <w:r>
+        <w:rPr>
+          <w:b/>
+        </w:rPr>
+        <w:t>noise</w:t>
+      </w:r>
+      <w:r>
+        <w:rPr>
+          <w:b w:val="0"/>
+        </w:rPr>
+        <w:t xml:space="preserve"> could cause a missed or false detection.</w:t>
+      </w:r>
+    </w:p>
+    <w:p>
+      <w:pPr>
+        <w:spacing w:line="336" w:lineRule="auto" w:after="180"/>
+      </w:pPr>
+      <w:r>
+        <w:rPr>
+          <w:b w:val="0"/>
+        </w:rPr>
         <w:t>□ Name or draw the fresh case.</w:t>
       </w:r>
     </w:p>
     <w:p>
-      <w:r>
-        <w:t>□ Trace input, process, and output.</w:t>
-      </w:r>
-    </w:p>
-    <w:p>
-      <w:r>
-        <w:t>□ State the conclusion and strongest evidence.</w:t>
-      </w:r>
-    </w:p>
-    <w:p>
-      <w:r>
+      <w:pPr>
+        <w:spacing w:line="336" w:lineRule="auto" w:after="180"/>
+      </w:pPr>
+      <w:r>
+        <w:rPr>
+          <w:b w:val="0"/>
+        </w:rPr>
+        <w:t xml:space="preserve">□ Trace </w:t>
+      </w:r>
+      <w:r>
+        <w:rPr>
+          <w:b/>
+        </w:rPr>
+        <w:t>input</w:t>
+      </w:r>
+      <w:r>
+        <w:rPr>
+          <w:b w:val="0"/>
+        </w:rPr>
+        <w:t xml:space="preserve">, </w:t>
+      </w:r>
+      <w:r>
+        <w:rPr>
+          <w:b/>
+        </w:rPr>
+        <w:t>process</w:t>
+      </w:r>
+      <w:r>
+        <w:rPr>
+          <w:b w:val="0"/>
+        </w:rPr>
+        <w:t xml:space="preserve">, and </w:t>
+      </w:r>
+      <w:r>
+        <w:rPr>
+          <w:b/>
+        </w:rPr>
+        <w:t>output</w:t>
+      </w:r>
+      <w:r>
+        <w:rPr>
+          <w:b w:val="0"/>
+        </w:rPr>
+        <w:t>.</w:t>
+      </w:r>
+    </w:p>
+    <w:p>
+      <w:pPr>
+        <w:spacing w:line="336" w:lineRule="auto" w:after="180"/>
+      </w:pPr>
+      <w:r>
+        <w:rPr>
+          <w:b w:val="0"/>
+        </w:rPr>
+        <w:t xml:space="preserve">□ State the conclusion and strongest </w:t>
+      </w:r>
+      <w:r>
+        <w:rPr>
+          <w:b/>
+        </w:rPr>
+        <w:t>evidence</w:t>
+      </w:r>
+      <w:r>
+        <w:rPr>
+          <w:b w:val="0"/>
+        </w:rPr>
+        <w:t>.</w:t>
+      </w:r>
+    </w:p>
+    <w:p>
+      <w:pPr>
+        <w:spacing w:line="336" w:lineRule="auto" w:after="180"/>
+      </w:pPr>
+      <w:r>
+        <w:rPr>
+          <w:b w:val="0"/>
+        </w:rPr>
         <w:t>□ Name one limit, failure, missing clue, or fairness/privacy concern.</w:t>
       </w:r>
     </w:p>
     <w:p>
-      <w:r>
+      <w:pPr>
+        <w:spacing w:line="336" w:lineRule="auto" w:after="180"/>
+      </w:pPr>
+      <w:r>
+        <w:rPr>
+          <w:b w:val="0"/>
+        </w:rPr>
         <w:t>□ Explain one safe next action or improvement.</w:t>
       </w:r>
     </w:p>
     <w:p>
-      <w:r>
-        <w:t>Independent evidence:</w:t>
-      </w:r>
-    </w:p>
-    <w:p>
-      <w:r>
-        <w:t>SELF-CHECK  Look for two strong peaks separated by the expected gap. Noise may add extra peaks or hide a clap. A safe detector needs thresholds, timing rules, and a not-sure result when evidence is weak.</w:t>
-      </w:r>
-    </w:p>
-    <w:p>
-      <w:r>
+      <w:pPr>
+        <w:spacing w:line="336" w:lineRule="auto" w:after="180"/>
+      </w:pPr>
+      <w:r>
+        <w:rPr>
+          <w:b w:val="0"/>
+        </w:rPr>
+        <w:t xml:space="preserve">Independent </w:t>
+      </w:r>
+      <w:r>
+        <w:rPr>
+          <w:b/>
+        </w:rPr>
+        <w:t>evidence</w:t>
+      </w:r>
+      <w:r>
+        <w:rPr>
+          <w:b w:val="0"/>
+        </w:rPr>
+        <w:t>:</w:t>
+      </w:r>
+    </w:p>
+    <w:p>
+      <w:pPr>
+        <w:pStyle w:val="Heading3"/>
+      </w:pPr>
+      <w:r>
+        <w:t>Check your explanation</w:t>
+      </w:r>
+    </w:p>
+    <w:p>
+      <w:pPr>
+        <w:spacing w:line="336" w:lineRule="auto" w:after="180"/>
+        <w:shd w:fill="F5F1FB"/>
+      </w:pPr>
+      <w:r>
+        <w:rPr>
+          <w:b w:val="0"/>
+        </w:rPr>
+        <w:t xml:space="preserve">SELF-CHECK  Look for two strong peaks separated by the expected gap. </w:t>
+      </w:r>
+      <w:r>
+        <w:rPr>
+          <w:b/>
+        </w:rPr>
+        <w:t>Noise</w:t>
+      </w:r>
+      <w:r>
+        <w:rPr>
+          <w:b w:val="0"/>
+        </w:rPr>
+        <w:t xml:space="preserve"> may add extra peaks or hide a clap. A safe detector needs thresholds, timing rules, and a not-sure result when </w:t>
+      </w:r>
+      <w:r>
+        <w:rPr>
+          <w:b/>
+        </w:rPr>
+        <w:t>evidence</w:t>
+      </w:r>
+      <w:r>
+        <w:rPr>
+          <w:b w:val="0"/>
+        </w:rPr>
+        <w:t xml:space="preserve"> is weak.</w:t>
+      </w:r>
+    </w:p>
+    <w:p>
+      <w:pPr>
+        <w:spacing w:line="336" w:lineRule="auto" w:after="180"/>
+      </w:pPr>
+      <w:r>
+        <w:rPr>
+          <w:b w:val="0"/>
+        </w:rPr>
         <w:t>My level:  □ Not yet  □ With one hint  □ Independently  □ I can teach it</w:t>
       </w:r>
     </w:p>
     <w:p>
-      <w:r>
-        <w:t>NEXT BRIDGE  Carry today's evidence habit into: Categories and Labels.</w:t>
+      <w:pPr>
+        <w:pStyle w:val="Heading3"/>
+      </w:pPr>
+      <w:r>
+        <w:t>Connect to the next lesson</w:t>
+      </w:r>
+    </w:p>
+    <w:p>
+      <w:pPr>
+        <w:spacing w:line="336" w:lineRule="auto" w:after="180"/>
+        <w:shd w:fill="F1F6F8"/>
+      </w:pPr>
+      <w:r>
+        <w:rPr>
+          <w:b w:val="0"/>
+        </w:rPr>
+        <w:t xml:space="preserve">NEXT BRIDGE  Carry today's </w:t>
+      </w:r>
+      <w:r>
+        <w:rPr>
+          <w:b/>
+        </w:rPr>
+        <w:t>evidence</w:t>
+      </w:r>
+      <w:r>
+        <w:rPr>
+          <w:b w:val="0"/>
+        </w:rPr>
+        <w:t xml:space="preserve"> habit into: Categories and Labels.</w:t>
       </w:r>
     </w:p>
     <w:p>
@@ -3085,6 +5720,11 @@
       </w:r>
     </w:p>
     <w:p>
+      <w:r>
+        <w:t>Revisit the complete Sound Becomes a Signal case for supported practice. Repeated examples do not become fresh assessments.</w:t>
+      </w:r>
+    </w:p>
+    <w:p>
       <w:pPr>
         <w:pStyle w:val="Heading3"/>
       </w:pPr>
@@ -3093,7 +5733,13 @@
       </w:r>
     </w:p>
     <w:p>
-      <w:r>
+      <w:pPr>
+        <w:spacing w:line="336" w:lineRule="auto" w:after="180"/>
+      </w:pPr>
+      <w:r>
+        <w:rPr>
+          <w:b w:val="0"/>
+        </w:rPr>
         <w:t>Use the supplied details to practise the weekly concept before attempting the independent question. This case extends the illustrated lesson.</w:t>
       </w:r>
     </w:p>
@@ -3106,7 +5752,13 @@
       </w:r>
     </w:p>
     <w:p>
-      <w:r>
+      <w:pPr>
+        <w:spacing w:line="336" w:lineRule="auto" w:after="180"/>
+      </w:pPr>
+      <w:r>
+        <w:rPr>
+          <w:b w:val="0"/>
+        </w:rPr>
         <w:t>A microphone records quiet and loud claps at the same distance and settings.</w:t>
       </w:r>
     </w:p>
@@ -3119,8 +5771,27 @@
       </w:r>
     </w:p>
     <w:p>
-      <w:r>
-        <w:t>What waveform difference is expected? Does it reveal a spoken word?</w:t>
+      <w:pPr>
+        <w:spacing w:line="336" w:lineRule="auto" w:after="180"/>
+        <w:shd w:fill="F5F1FB"/>
+      </w:pPr>
+      <w:r>
+        <w:rPr>
+          <w:b w:val="0"/>
+        </w:rPr>
+        <w:t xml:space="preserve">What </w:t>
+      </w:r>
+      <w:r>
+        <w:rPr>
+          <w:b/>
+        </w:rPr>
+        <w:t>waveform</w:t>
+      </w:r>
+      <w:r>
+        <w:rPr>
+          <w:b w:val="0"/>
+        </w:rPr>
+        <w:t xml:space="preserve"> difference is expected? Does it reveal a spoken word?</w:t>
       </w:r>
     </w:p>
     <w:p>
@@ -3132,8 +5803,50 @@
       </w:r>
     </w:p>
     <w:p>
-      <w:r>
-        <w:t>The louder clap generally produces larger amplitude. Amplitude is not word meaning. Distance, gain and noise must be controlled.</w:t>
+      <w:pPr>
+        <w:spacing w:line="336" w:lineRule="auto" w:after="180"/>
+      </w:pPr>
+      <w:r>
+        <w:rPr>
+          <w:b w:val="0"/>
+        </w:rPr>
+        <w:t xml:space="preserve">The louder clap generally produces larger </w:t>
+      </w:r>
+      <w:r>
+        <w:rPr>
+          <w:b/>
+        </w:rPr>
+        <w:t>amplitude</w:t>
+      </w:r>
+      <w:r>
+        <w:rPr>
+          <w:b w:val="0"/>
+        </w:rPr>
+        <w:t xml:space="preserve">. </w:t>
+      </w:r>
+      <w:r>
+        <w:rPr>
+          <w:b/>
+        </w:rPr>
+        <w:t>Amplitude</w:t>
+      </w:r>
+      <w:r>
+        <w:rPr>
+          <w:b w:val="0"/>
+        </w:rPr>
+        <w:t xml:space="preserve"> is not word meaning. Distance, gain and </w:t>
+      </w:r>
+      <w:r>
+        <w:rPr>
+          <w:b/>
+        </w:rPr>
+        <w:t>noise</w:t>
+      </w:r>
+      <w:r>
+        <w:rPr>
+          <w:b w:val="0"/>
+        </w:rPr>
+        <w:t xml:space="preserve"> must be controlled.</w:t>
       </w:r>
     </w:p>
     <w:p>
@@ -3145,7 +5858,14 @@
       </w:r>
     </w:p>
     <w:p>
-      <w:r>
+      <w:pPr>
+        <w:spacing w:line="336" w:lineRule="auto" w:after="180"/>
+        <w:shd w:fill="F5F1FB"/>
+      </w:pPr>
+      <w:r>
+        <w:rPr>
+          <w:b w:val="0"/>
+        </w:rPr>
         <w:t>Which detail supports the answer, and why does it matter?</w:t>
       </w:r>
     </w:p>
@@ -3279,18 +5999,85 @@
       </w:tr>
     </w:tbl>
     <w:p>
-      <w:r>
+      <w:pPr>
+        <w:spacing w:line="336" w:lineRule="auto" w:after="180"/>
+      </w:pPr>
+      <w:r>
+        <w:rPr>
+          <w:b w:val="0"/>
+        </w:rPr>
         <w:t>A microphone records quiet and loud claps at the same distance and settings.</w:t>
       </w:r>
     </w:p>
     <w:p>
-      <w:r>
-        <w:t>What waveform difference is expected? Does it reveal a spoken word?</w:t>
-      </w:r>
-    </w:p>
-    <w:p>
-      <w:r>
-        <w:t>The louder clap generally produces larger amplitude. Amplitude is not word meaning. Distance, gain and noise must be controlled.</w:t>
+      <w:pPr>
+        <w:spacing w:line="336" w:lineRule="auto" w:after="180"/>
+        <w:shd w:fill="F5F1FB"/>
+      </w:pPr>
+      <w:r>
+        <w:rPr>
+          <w:b w:val="0"/>
+        </w:rPr>
+        <w:t xml:space="preserve">What </w:t>
+      </w:r>
+      <w:r>
+        <w:rPr>
+          <w:b/>
+        </w:rPr>
+        <w:t>waveform</w:t>
+      </w:r>
+      <w:r>
+        <w:rPr>
+          <w:b w:val="0"/>
+        </w:rPr>
+        <w:t xml:space="preserve"> difference is expected? Does it reveal a spoken word?</w:t>
+      </w:r>
+    </w:p>
+    <w:p>
+      <w:pPr>
+        <w:spacing w:line="336" w:lineRule="auto" w:after="180"/>
+      </w:pPr>
+      <w:r>
+        <w:rPr>
+          <w:b w:val="0"/>
+        </w:rPr>
+        <w:t xml:space="preserve">The louder clap generally produces larger </w:t>
+      </w:r>
+      <w:r>
+        <w:rPr>
+          <w:b/>
+        </w:rPr>
+        <w:t>amplitude</w:t>
+      </w:r>
+      <w:r>
+        <w:rPr>
+          <w:b w:val="0"/>
+        </w:rPr>
+        <w:t xml:space="preserve">. </w:t>
+      </w:r>
+      <w:r>
+        <w:rPr>
+          <w:b/>
+        </w:rPr>
+        <w:t>Amplitude</w:t>
+      </w:r>
+      <w:r>
+        <w:rPr>
+          <w:b w:val="0"/>
+        </w:rPr>
+        <w:t xml:space="preserve"> is not word meaning. Distance, gain and </w:t>
+      </w:r>
+      <w:r>
+        <w:rPr>
+          <w:b/>
+        </w:rPr>
+        <w:t>noise</w:t>
+      </w:r>
+      <w:r>
+        <w:rPr>
+          <w:b w:val="0"/>
+        </w:rPr>
+        <w:t xml:space="preserve"> must be controlled.</w:t>
       </w:r>
     </w:p>
     <w:p>
@@ -3302,6 +6089,11 @@
       </w:r>
     </w:p>
     <w:p>
+      <w:r>
+        <w:t>Attempt the reserved new case before feedback. Record support; the earlier examples below remain additional practice.</w:t>
+      </w:r>
+    </w:p>
+    <w:p>
       <w:pPr>
         <w:pStyle w:val="Heading3"/>
       </w:pPr>
@@ -3310,8 +6102,37 @@
       </w:r>
     </w:p>
     <w:p>
-      <w:r>
-        <w:t>A record keeps values 0 at times 0,3,6 milliseconds. Construct two seven-sample sequences for every whole-millisecond time from 0 through 6 that agree with those retained values but differ at omitted times. Explain why the retained record cannot prove that nothing changed between measurements.</w:t>
+      <w:pPr>
+        <w:spacing w:line="336" w:lineRule="auto" w:after="180"/>
+      </w:pPr>
+      <w:r>
+        <w:rPr>
+          <w:b w:val="0"/>
+        </w:rPr>
+        <w:t>A record keeps values 0 at times 0,3,6 milliseconds. Construct two seven-</w:t>
+      </w:r>
+      <w:r>
+        <w:rPr>
+          <w:b/>
+        </w:rPr>
+        <w:t>sample</w:t>
+      </w:r>
+      <w:r>
+        <w:rPr>
+          <w:b w:val="0"/>
+        </w:rPr>
+        <w:t xml:space="preserve"> sequences for every whole-millisecond time from 0 through 6 that agree with those retained values but differ at omitted times.</w:t>
+      </w:r>
+    </w:p>
+    <w:p>
+      <w:pPr>
+        <w:spacing w:line="336" w:lineRule="auto" w:after="180"/>
+      </w:pPr>
+      <w:r>
+        <w:rPr>
+          <w:b w:val="0"/>
+        </w:rPr>
+        <w:t>Explain why the retained record cannot prove that nothing changed between measurements.</w:t>
       </w:r>
     </w:p>
     <w:p>
@@ -3358,7 +6179,13 @@
       </w:r>
     </w:p>
     <w:p>
-      <w:r>
+      <w:pPr>
+        <w:spacing w:line="336" w:lineRule="auto" w:after="180"/>
+      </w:pPr>
+      <w:r>
+        <w:rPr>
+          <w:b w:val="0"/>
+        </w:rPr>
         <w:t>Attempt this case before feedback. Record any help. Earlier examples below are further practice; a case already practised with feedback cannot establish fresh transfer.</w:t>
       </w:r>
     </w:p>
@@ -3371,18 +6198,42 @@
       </w:r>
     </w:p>
     <w:p>
-      <w:r>
+      <w:pPr>
+        <w:spacing w:line="336" w:lineRule="auto" w:after="180"/>
+      </w:pPr>
+      <w:r>
+        <w:rPr>
+          <w:b w:val="0"/>
+        </w:rPr>
         <w:t>Close the worked explanation. Apply the idea to this different question without copying.</w:t>
       </w:r>
     </w:p>
     <w:p>
-      <w:r>
+      <w:pPr>
+        <w:spacing w:line="336" w:lineRule="auto" w:after="180"/>
+      </w:pPr>
+      <w:r>
+        <w:rPr>
+          <w:b w:val="0"/>
+        </w:rPr>
         <w:t>Two recordings contain the same word: one quiet and one loud. Which device receives the sound? Does a larger wave automatically mean a different word? Explain.</w:t>
       </w:r>
     </w:p>
     <w:p>
-      <w:r>
-        <w:t>My answer, with a trace, calculation or supporting evidence</w:t>
+      <w:pPr>
+        <w:spacing w:line="336" w:lineRule="auto" w:after="180"/>
+      </w:pPr>
+      <w:r>
+        <w:rPr>
+          <w:b w:val="0"/>
+        </w:rPr>
+        <w:t xml:space="preserve">My answer, with a trace, calculation or supporting </w:t>
+      </w:r>
+      <w:r>
+        <w:rPr>
+          <w:b/>
+        </w:rPr>
+        <w:t>evidence</w:t>
       </w:r>
     </w:p>
     <w:p>
@@ -3427,13 +6278,37 @@
       </w:r>
     </w:p>
     <w:p>
-      <w:r>
+      <w:pPr>
+        <w:spacing w:line="336" w:lineRule="auto" w:after="180"/>
+      </w:pPr>
+      <w:r>
+        <w:rPr>
+          <w:b w:val="0"/>
+        </w:rPr>
         <w:t>Change one relevant detail. Predict the result before testing. Include a boundary or missing-information case when it helps reveal a limit.</w:t>
       </w:r>
     </w:p>
     <w:p>
-      <w:r>
-        <w:t>My changed input and expected result</w:t>
+      <w:pPr>
+        <w:spacing w:line="336" w:lineRule="auto" w:after="180"/>
+      </w:pPr>
+      <w:r>
+        <w:rPr>
+          <w:b w:val="0"/>
+        </w:rPr>
+        <w:t xml:space="preserve">My changed </w:t>
+      </w:r>
+      <w:r>
+        <w:rPr>
+          <w:b/>
+        </w:rPr>
+        <w:t>input</w:t>
+      </w:r>
+      <w:r>
+        <w:rPr>
+          <w:b w:val="0"/>
+        </w:rPr>
+        <w:t xml:space="preserve"> and expected result</w:t>
       </w:r>
     </w:p>
     <w:p>
@@ -3478,13 +6353,61 @@
       </w:r>
     </w:p>
     <w:p>
-      <w:r>
-        <w:t>If the sorter uses sound, specify the exact sound pattern needed and test whether classroom noise makes that input unreliable.</w:t>
-      </w:r>
-    </w:p>
-    <w:p>
-      <w:r>
-        <w:t>The evidence I will keep</w:t>
+      <w:pPr>
+        <w:spacing w:line="336" w:lineRule="auto" w:after="180"/>
+      </w:pPr>
+      <w:r>
+        <w:rPr>
+          <w:b w:val="0"/>
+        </w:rPr>
+        <w:t xml:space="preserve">If the sorter uses sound, specify the exact sound pattern needed and test whether classroom </w:t>
+      </w:r>
+      <w:r>
+        <w:rPr>
+          <w:b/>
+        </w:rPr>
+        <w:t>noise</w:t>
+      </w:r>
+      <w:r>
+        <w:rPr>
+          <w:b w:val="0"/>
+        </w:rPr>
+        <w:t xml:space="preserve"> makes that </w:t>
+      </w:r>
+      <w:r>
+        <w:rPr>
+          <w:b/>
+        </w:rPr>
+        <w:t>input</w:t>
+      </w:r>
+      <w:r>
+        <w:rPr>
+          <w:b w:val="0"/>
+        </w:rPr>
+        <w:t xml:space="preserve"> unreliable.</w:t>
+      </w:r>
+    </w:p>
+    <w:p>
+      <w:pPr>
+        <w:spacing w:line="336" w:lineRule="auto" w:after="180"/>
+      </w:pPr>
+      <w:r>
+        <w:rPr>
+          <w:b w:val="0"/>
+        </w:rPr>
+        <w:t xml:space="preserve">The </w:t>
+      </w:r>
+      <w:r>
+        <w:rPr>
+          <w:b/>
+        </w:rPr>
+        <w:t>evidence</w:t>
+      </w:r>
+      <w:r>
+        <w:rPr>
+          <w:b w:val="0"/>
+        </w:rPr>
+        <w:t xml:space="preserve"> I will keep</w:t>
       </w:r>
     </w:p>
     <w:p>
@@ -3521,8 +6444,26 @@
       </w:r>
     </w:p>
     <w:p>
-      <w:r>
-        <w:t>Your teacher has the independent answer and scoring criteria. Complete the matching workbook week to keep your practice evidence together.</w:t>
+      <w:pPr>
+        <w:spacing w:line="336" w:lineRule="auto" w:after="180"/>
+      </w:pPr>
+      <w:r>
+        <w:rPr>
+          <w:b w:val="0"/>
+        </w:rPr>
+        <w:t xml:space="preserve">Your teacher has the independent answer and scoring criteria. Complete the matching workbook week to keep your practice </w:t>
+      </w:r>
+      <w:r>
+        <w:rPr>
+          <w:b/>
+        </w:rPr>
+        <w:t>evidence</w:t>
+      </w:r>
+      <w:r>
+        <w:rPr>
+          <w:b w:val="0"/>
+        </w:rPr>
+        <w:t xml:space="preserve"> together.</w:t>
       </w:r>
     </w:p>
     <w:p>
@@ -3534,8 +6475,38 @@
       </w:r>
     </w:p>
     <w:p>
-      <w:r>
-        <w:t>A whisper recorded close to a microphone has larger sample amplitudes than a shout recorded far away. Does the recording prove the whisper was louder at its source? Propose one controlled follow-up.</w:t>
+      <w:pPr>
+        <w:spacing w:line="336" w:lineRule="auto" w:after="180"/>
+      </w:pPr>
+      <w:r>
+        <w:rPr>
+          <w:b w:val="0"/>
+        </w:rPr>
+        <w:t xml:space="preserve">A whisper recorded close to a microphone has larger </w:t>
+      </w:r>
+      <w:r>
+        <w:rPr>
+          <w:b/>
+        </w:rPr>
+        <w:t>sample</w:t>
+      </w:r>
+      <w:r>
+        <w:rPr>
+          <w:b w:val="0"/>
+        </w:rPr>
+        <w:t xml:space="preserve"> </w:t>
+      </w:r>
+      <w:r>
+        <w:rPr>
+          <w:b/>
+        </w:rPr>
+        <w:t>amplitude</w:t>
+      </w:r>
+      <w:r>
+        <w:rPr>
+          <w:b w:val="0"/>
+        </w:rPr>
+        <w:t>s than a shout recorded far away. Does the recording prove the whisper was louder at its source? Propose one controlled follow-up.</w:t>
       </w:r>
     </w:p>
     <w:p>
@@ -3590,8 +6561,25 @@
       </w:r>
     </w:p>
     <w:p>
-      <w:r>
-        <w:t>Attempt the independent case before hints. Record whether you worked alone, used a hint or followed a model. After feedback, fix the first unsupported step and explain why it changed. A later check uses a changed case, not a copied answer.</w:t>
+      <w:pPr>
+        <w:spacing w:line="336" w:lineRule="auto" w:after="180"/>
+      </w:pPr>
+      <w:r>
+        <w:rPr>
+          <w:b w:val="0"/>
+        </w:rPr>
+        <w:t>Attempt the independent case before hints. Record whether you worked alone, used a hint or followed a model. After feedback, fix the first unsupported step and explain why it changed.</w:t>
+      </w:r>
+    </w:p>
+    <w:p>
+      <w:pPr>
+        <w:spacing w:line="336" w:lineRule="auto" w:after="180"/>
+      </w:pPr>
+      <w:r>
+        <w:rPr>
+          <w:b w:val="0"/>
+        </w:rPr>
+        <w:t>A later check uses a changed case, not a copied answer.</w:t>
       </w:r>
     </w:p>
     <w:p>
@@ -3604,7 +6592,30 @@
     </w:p>
     <w:p>
       <w:r>
-        <w:t>Start with this question: A fictional microphone display records five samples during a short classroom tap.</w:t>
+        <w:t>Use this map to navigate Sound Becomes a Signal, connect the goals to tasks and keep one evidence record for each attempt.</w:t>
+      </w:r>
+    </w:p>
+    <w:p>
+      <w:pPr>
+        <w:spacing w:line="336" w:lineRule="auto" w:after="180"/>
+      </w:pPr>
+      <w:r>
+        <w:rPr>
+          <w:b w:val="0"/>
+        </w:rPr>
+        <w:t xml:space="preserve">Start with this question: A fictional microphone display records five </w:t>
+      </w:r>
+      <w:r>
+        <w:rPr>
+          <w:b/>
+        </w:rPr>
+        <w:t>sample</w:t>
+      </w:r>
+      <w:r>
+        <w:rPr>
+          <w:b w:val="0"/>
+        </w:rPr>
+        <w:t>s during a short classroom tap.</w:t>
       </w:r>
     </w:p>
     <w:tbl>
@@ -3710,13 +6721,61 @@
       </w:tr>
     </w:tbl>
     <w:p>
-      <w:r>
-        <w:t>Remember → watch and explain → try with help → investigate → try independently → keep project evidence. Your teacher may spread this lesson across several classes.</w:t>
-      </w:r>
-    </w:p>
-    <w:p>
-      <w:r>
-        <w:t>Keep your first prediction. Compare it with what the evidence shows and explain any change.</w:t>
+      <w:pPr>
+        <w:spacing w:line="336" w:lineRule="auto" w:after="180"/>
+      </w:pPr>
+      <w:r>
+        <w:rPr>
+          <w:b w:val="0"/>
+        </w:rPr>
+        <w:t xml:space="preserve">Remember → watch and explain → try with help → investigate → try independently → keep project </w:t>
+      </w:r>
+      <w:r>
+        <w:rPr>
+          <w:b/>
+        </w:rPr>
+        <w:t>evidence</w:t>
+      </w:r>
+      <w:r>
+        <w:rPr>
+          <w:b w:val="0"/>
+        </w:rPr>
+        <w:t>. Your teacher may spread this lesson across several classes.</w:t>
+      </w:r>
+    </w:p>
+    <w:p>
+      <w:pPr>
+        <w:spacing w:line="336" w:lineRule="auto" w:after="180"/>
+      </w:pPr>
+      <w:r>
+        <w:rPr>
+          <w:b w:val="0"/>
+        </w:rPr>
+        <w:t xml:space="preserve">Keep your first </w:t>
+      </w:r>
+      <w:r>
+        <w:rPr>
+          <w:b/>
+        </w:rPr>
+        <w:t>prediction</w:t>
+      </w:r>
+      <w:r>
+        <w:rPr>
+          <w:b w:val="0"/>
+        </w:rPr>
+        <w:t xml:space="preserve">. Compare it with what the </w:t>
+      </w:r>
+      <w:r>
+        <w:rPr>
+          <w:b/>
+        </w:rPr>
+        <w:t>evidence</w:t>
+      </w:r>
+      <w:r>
+        <w:rPr>
+          <w:b w:val="0"/>
+        </w:rPr>
+        <w:t xml:space="preserve"> shows and explain any change.</w:t>
       </w:r>
     </w:p>
     <w:p>
@@ -3729,7 +6788,42 @@
     </w:p>
     <w:p>
       <w:r>
-        <w:t>Close your notes. Explain this goal in your own words: Interpret an ordered sequence of sound-signal samples with a stated time interval</w:t>
+        <w:t>Explain Sound Becomes a Signal without notes, identify a remaining question and plan a later check with a changed case.</w:t>
+      </w:r>
+    </w:p>
+    <w:p>
+      <w:pPr>
+        <w:spacing w:line="336" w:lineRule="auto" w:after="180"/>
+      </w:pPr>
+      <w:r>
+        <w:rPr>
+          <w:b w:val="0"/>
+        </w:rPr>
+        <w:t>Close your notes. Explain this goal in your own words: Interpret an ordered sequence of sound-</w:t>
+      </w:r>
+      <w:r>
+        <w:rPr>
+          <w:b/>
+        </w:rPr>
+        <w:t>signal</w:t>
+      </w:r>
+      <w:r>
+        <w:rPr>
+          <w:b w:val="0"/>
+        </w:rPr>
+        <w:t xml:space="preserve"> </w:t>
+      </w:r>
+      <w:r>
+        <w:rPr>
+          <w:b/>
+        </w:rPr>
+        <w:t>sample</w:t>
+      </w:r>
+      <w:r>
+        <w:rPr>
+          <w:b w:val="0"/>
+        </w:rPr>
+        <w:t>s with a stated time interval</w:t>
       </w:r>
     </w:p>
     <w:p>
@@ -3766,13 +6860,61 @@
       </w:r>
     </w:p>
     <w:p>
-      <w:r>
-        <w:t>If you are unsure, return to the worked picture and explain one arrow. If you are ready, change an input or assumption and justify your prediction.</w:t>
-      </w:r>
-    </w:p>
-    <w:p>
-      <w:r>
-        <w:t>Save your workbook evidence. At the next review, try a different case before opening your old answer.</w:t>
+      <w:pPr>
+        <w:spacing w:line="336" w:lineRule="auto" w:after="180"/>
+      </w:pPr>
+      <w:r>
+        <w:rPr>
+          <w:b w:val="0"/>
+        </w:rPr>
+        <w:t xml:space="preserve">If you are unsure, return to the worked picture and explain one arrow. If you are ready, change an </w:t>
+      </w:r>
+      <w:r>
+        <w:rPr>
+          <w:b/>
+        </w:rPr>
+        <w:t>input</w:t>
+      </w:r>
+      <w:r>
+        <w:rPr>
+          <w:b w:val="0"/>
+        </w:rPr>
+        <w:t xml:space="preserve"> or assumption and justify your </w:t>
+      </w:r>
+      <w:r>
+        <w:rPr>
+          <w:b/>
+        </w:rPr>
+        <w:t>prediction</w:t>
+      </w:r>
+      <w:r>
+        <w:rPr>
+          <w:b w:val="0"/>
+        </w:rPr>
+        <w:t>.</w:t>
+      </w:r>
+    </w:p>
+    <w:p>
+      <w:pPr>
+        <w:spacing w:line="336" w:lineRule="auto" w:after="180"/>
+      </w:pPr>
+      <w:r>
+        <w:rPr>
+          <w:b w:val="0"/>
+        </w:rPr>
+        <w:t xml:space="preserve">Save your workbook </w:t>
+      </w:r>
+      <w:r>
+        <w:rPr>
+          <w:b/>
+        </w:rPr>
+        <w:t>evidence</w:t>
+      </w:r>
+      <w:r>
+        <w:rPr>
+          <w:b w:val="0"/>
+        </w:rPr>
+        <w:t>. At the next review, try a different case before opening your old answer.</w:t>
       </w:r>
     </w:p>
     <w:p>
@@ -3785,12 +6927,41 @@
     </w:p>
     <w:p>
       <w:r>
+        <w:t>Attempt supported questions before using hints or feedback. Review a missing building block, then keep the completed work.</w:t>
+      </w:r>
+    </w:p>
+    <w:p>
+      <w:pPr>
+        <w:spacing w:line="336" w:lineRule="auto" w:after="180"/>
+      </w:pPr>
+      <w:r>
+        <w:rPr>
+          <w:b w:val="0"/>
+        </w:rPr>
         <w:t>Use this supported practice once, in the browser or on paper. Keep the reserved independent assessment for a separate first attempt before teacher feedback.</w:t>
       </w:r>
     </w:p>
     <w:p>
-      <w:r>
-        <w:t>A fictional microphone display records five samples during a short classroom tap.</w:t>
+      <w:pPr>
+        <w:spacing w:line="336" w:lineRule="auto" w:after="180"/>
+      </w:pPr>
+      <w:r>
+        <w:rPr>
+          <w:b w:val="0"/>
+        </w:rPr>
+        <w:t xml:space="preserve">A fictional microphone display records five </w:t>
+      </w:r>
+      <w:r>
+        <w:rPr>
+          <w:b/>
+        </w:rPr>
+        <w:t>sample</w:t>
+      </w:r>
+      <w:r>
+        <w:rPr>
+          <w:b w:val="0"/>
+        </w:rPr>
+        <w:t>s during a short classroom tap.</w:t>
       </w:r>
     </w:p>
     <w:p>
@@ -3802,27 +6973,85 @@
       </w:r>
     </w:p>
     <w:p>
-      <w:r>
+      <w:pPr>
+        <w:spacing w:line="336" w:lineRule="auto" w:after="180"/>
+      </w:pPr>
+      <w:r>
+        <w:rPr>
+          <w:b w:val="0"/>
+        </w:rPr>
         <w:t>Which labelled step matches this detail? Both maxima are 3, but the strongest recorded tap arrives at different times.</w:t>
       </w:r>
     </w:p>
     <w:p>
-      <w:r>
-        <w:t>1. Signal A</w:t>
-      </w:r>
-    </w:p>
-    <w:p>
-      <w:r>
-        <w:t>2. Signal B</w:t>
-      </w:r>
-    </w:p>
-    <w:p>
-      <w:r>
+      <w:pPr>
+        <w:spacing w:line="336" w:lineRule="auto" w:after="180"/>
+        <w:shd w:fill="F4F9FC"/>
+      </w:pPr>
+      <w:r>
+        <w:rPr>
+          <w:b w:val="0"/>
+        </w:rPr>
+        <w:t xml:space="preserve">1. </w:t>
+      </w:r>
+      <w:r>
+        <w:rPr>
+          <w:b/>
+        </w:rPr>
+        <w:t>Signal</w:t>
+      </w:r>
+      <w:r>
+        <w:rPr>
+          <w:b w:val="0"/>
+        </w:rPr>
+        <w:t xml:space="preserve"> A</w:t>
+      </w:r>
+    </w:p>
+    <w:p>
+      <w:pPr>
+        <w:spacing w:line="336" w:lineRule="auto" w:after="180"/>
+        <w:shd w:fill="F4F9FC"/>
+      </w:pPr>
+      <w:r>
+        <w:rPr>
+          <w:b w:val="0"/>
+        </w:rPr>
+        <w:t xml:space="preserve">2. </w:t>
+      </w:r>
+      <w:r>
+        <w:rPr>
+          <w:b/>
+        </w:rPr>
+        <w:t>Signal</w:t>
+      </w:r>
+      <w:r>
+        <w:rPr>
+          <w:b w:val="0"/>
+        </w:rPr>
+        <w:t xml:space="preserve"> B</w:t>
+      </w:r>
+    </w:p>
+    <w:p>
+      <w:pPr>
+        <w:spacing w:line="336" w:lineRule="auto" w:after="180"/>
+        <w:shd w:fill="F4F9FC"/>
+      </w:pPr>
+      <w:r>
+        <w:rPr>
+          <w:b w:val="0"/>
+        </w:rPr>
         <w:t>3. Maximum summary</w:t>
       </w:r>
     </w:p>
     <w:p>
-      <w:r>
+      <w:pPr>
+        <w:spacing w:line="336" w:lineRule="auto" w:after="180"/>
+        <w:shd w:fill="F4F9FC"/>
+      </w:pPr>
+      <w:r>
+        <w:rPr>
+          <w:b w:val="0"/>
+        </w:rPr>
         <w:t>4. Timed sampling</w:t>
       </w:r>
     </w:p>
@@ -3860,40 +7089,178 @@
       </w:r>
     </w:p>
     <w:p>
-      <w:r>
+      <w:pPr>
+        <w:pStyle w:val="Heading3"/>
+      </w:pPr>
+      <w:r>
+        <w:t>Hint · try first</w:t>
+      </w:r>
+    </w:p>
+    <w:p>
+      <w:pPr>
+        <w:spacing w:line="336" w:lineRule="auto" w:after="180"/>
+        <w:shd w:fill="F1F6F8"/>
+      </w:pPr>
+      <w:r>
+        <w:rPr>
+          <w:b w:val="0"/>
+        </w:rPr>
         <w:t>Hint if needed: Read the steps in the pictorial case. Match the supplied detail to the stage that performs or records it.</w:t>
       </w:r>
     </w:p>
     <w:p>
-      <w:r>
-        <w:t>After your attempt, compare with the supported explanation: Maximum summary Both maxima are 3, but the strongest recorded tap arrives at different times. The sequences contain the same values in different orders. Keeping the maximum preserves peak recorded value while losing its timing. A graph should keep time on the horizontal axis; shuffling samples changes the recorded signal even if its maximum stays fixed.</w:t>
-      </w:r>
-    </w:p>
-    <w:p>
       <w:pPr>
         <w:pStyle w:val="Heading3"/>
       </w:pPr>
       <w:r>
+        <w:t>Feedback · compare after trying</w:t>
+      </w:r>
+    </w:p>
+    <w:p>
+      <w:pPr>
+        <w:spacing w:line="336" w:lineRule="auto" w:after="180"/>
+        <w:shd w:fill="F1F6FC"/>
+      </w:pPr>
+      <w:r>
+        <w:rPr>
+          <w:b w:val="0"/>
+        </w:rPr>
+        <w:t>After your attempt, compare with the supported explanation: Maximum summary Both maxima are 3, but the strongest recorded tap arrives at different times. The sequences contain the same values in different orders.</w:t>
+      </w:r>
+    </w:p>
+    <w:p>
+      <w:pPr>
+        <w:spacing w:line="336" w:lineRule="auto" w:after="180"/>
+        <w:shd w:fill="F1F6FC"/>
+      </w:pPr>
+      <w:r>
+        <w:rPr>
+          <w:b w:val="0"/>
+        </w:rPr>
+        <w:t xml:space="preserve">Keeping the maximum preserves peak recorded value while losing its timing. A graph should keep time on the horizontal axis; shuffling </w:t>
+      </w:r>
+      <w:r>
+        <w:rPr>
+          <w:b/>
+        </w:rPr>
+        <w:t>sample</w:t>
+      </w:r>
+      <w:r>
+        <w:rPr>
+          <w:b w:val="0"/>
+        </w:rPr>
+        <w:t xml:space="preserve">s changes the recorded </w:t>
+      </w:r>
+      <w:r>
+        <w:rPr>
+          <w:b/>
+        </w:rPr>
+        <w:t>signal</w:t>
+      </w:r>
+      <w:r>
+        <w:rPr>
+          <w:b w:val="0"/>
+        </w:rPr>
+        <w:t xml:space="preserve"> even if its maximum stays fixed.</w:t>
+      </w:r>
+    </w:p>
+    <w:p>
+      <w:pPr>
+        <w:pStyle w:val="Heading3"/>
+      </w:pPr>
+      <w:r>
         <w:t>Practice 2: explain the deciding evidence</w:t>
       </w:r>
     </w:p>
     <w:p>
-      <w:r>
-        <w:t>Changed-case practice: Retain only samples at 0,2,4 ms. Which conclusion is supported by the supplied facts?</w:t>
-      </w:r>
-    </w:p>
-    <w:p>
-      <w:r>
-        <w:t>1. This one example guarantees correct results for every future input.</w:t>
-      </w:r>
-    </w:p>
-    <w:p>
-      <w:r>
-        <w:t>2. We can decide the result without examining the changed input or the procedure.</w:t>
-      </w:r>
-    </w:p>
-    <w:p>
-      <w:r>
+      <w:pPr>
+        <w:pStyle w:val="Heading3"/>
+      </w:pPr>
+      <w:r>
+        <w:t>Changed case · predict first</w:t>
+      </w:r>
+    </w:p>
+    <w:p>
+      <w:pPr>
+        <w:spacing w:line="336" w:lineRule="auto" w:after="180"/>
+        <w:shd w:fill="F5F1FB"/>
+      </w:pPr>
+      <w:r>
+        <w:rPr>
+          <w:b w:val="0"/>
+        </w:rPr>
+        <w:t xml:space="preserve">Changed-case practice: Retain only </w:t>
+      </w:r>
+      <w:r>
+        <w:rPr>
+          <w:b/>
+        </w:rPr>
+        <w:t>sample</w:t>
+      </w:r>
+      <w:r>
+        <w:rPr>
+          <w:b w:val="0"/>
+        </w:rPr>
+        <w:t>s at 0,2,4 ms. Which conclusion is supported by the supplied facts?</w:t>
+      </w:r>
+    </w:p>
+    <w:p>
+      <w:pPr>
+        <w:spacing w:line="336" w:lineRule="auto" w:after="180"/>
+        <w:shd w:fill="F4F9FC"/>
+      </w:pPr>
+      <w:r>
+        <w:rPr>
+          <w:b w:val="0"/>
+        </w:rPr>
+        <w:t xml:space="preserve">1. This one example guarantees correct results for every future </w:t>
+      </w:r>
+      <w:r>
+        <w:rPr>
+          <w:b/>
+        </w:rPr>
+        <w:t>input</w:t>
+      </w:r>
+      <w:r>
+        <w:rPr>
+          <w:b w:val="0"/>
+        </w:rPr>
+        <w:t>.</w:t>
+      </w:r>
+    </w:p>
+    <w:p>
+      <w:pPr>
+        <w:spacing w:line="336" w:lineRule="auto" w:after="180"/>
+        <w:shd w:fill="F4F9FC"/>
+      </w:pPr>
+      <w:r>
+        <w:rPr>
+          <w:b w:val="0"/>
+        </w:rPr>
+        <w:t xml:space="preserve">2. We can decide the result without examining the changed </w:t>
+      </w:r>
+      <w:r>
+        <w:rPr>
+          <w:b/>
+        </w:rPr>
+        <w:t>input</w:t>
+      </w:r>
+      <w:r>
+        <w:rPr>
+          <w:b w:val="0"/>
+        </w:rPr>
+        <w:t xml:space="preserve"> or the procedure.</w:t>
+      </w:r>
+    </w:p>
+    <w:p>
+      <w:pPr>
+        <w:spacing w:line="336" w:lineRule="auto" w:after="180"/>
+        <w:shd w:fill="F4F9FC"/>
+      </w:pPr>
+      <w:r>
+        <w:rPr>
+          <w:b w:val="0"/>
+        </w:rPr>
         <w:t>3. Both retained sequences are 0,0,0.</w:t>
       </w:r>
     </w:p>
@@ -3931,31 +7298,119 @@
       </w:r>
     </w:p>
     <w:p>
-      <w:r>
+      <w:pPr>
+        <w:pStyle w:val="Heading3"/>
+      </w:pPr>
+      <w:r>
+        <w:t>Hint · try first</w:t>
+      </w:r>
+    </w:p>
+    <w:p>
+      <w:pPr>
+        <w:spacing w:line="336" w:lineRule="auto" w:after="180"/>
+        <w:shd w:fill="F1F6F8"/>
+      </w:pPr>
+      <w:r>
+        <w:rPr>
+          <w:b w:val="0"/>
+        </w:rPr>
         <w:t>Hint if needed: Use the changed condition and the deciding step in the pictorial trace. The answer must say what follows from those facts.</w:t>
       </w:r>
     </w:p>
     <w:p>
-      <w:r>
-        <w:t>After your attempt, compare with the supported explanation: Both retained sequences are 0,0,0. The selected times omit both nonzero samples from each signal.</w:t>
-      </w:r>
-    </w:p>
-    <w:p>
       <w:pPr>
         <w:pStyle w:val="Heading3"/>
       </w:pPr>
       <w:r>
+        <w:t>Feedback · compare after trying</w:t>
+      </w:r>
+    </w:p>
+    <w:p>
+      <w:pPr>
+        <w:spacing w:line="336" w:lineRule="auto" w:after="180"/>
+        <w:shd w:fill="F1F6FC"/>
+      </w:pPr>
+      <w:r>
+        <w:rPr>
+          <w:b w:val="0"/>
+        </w:rPr>
+        <w:t xml:space="preserve">After your attempt, compare with the supported explanation: Both retained sequences are 0,0,0. The selected times omit both nonzero </w:t>
+      </w:r>
+      <w:r>
+        <w:rPr>
+          <w:b/>
+        </w:rPr>
+        <w:t>sample</w:t>
+      </w:r>
+      <w:r>
+        <w:rPr>
+          <w:b w:val="0"/>
+        </w:rPr>
+        <w:t xml:space="preserve">s from each </w:t>
+      </w:r>
+      <w:r>
+        <w:rPr>
+          <w:b/>
+        </w:rPr>
+        <w:t>signal</w:t>
+      </w:r>
+      <w:r>
+        <w:rPr>
+          <w:b w:val="0"/>
+        </w:rPr>
+        <w:t>.</w:t>
+      </w:r>
+    </w:p>
+    <w:p>
+      <w:pPr>
+        <w:pStyle w:val="Heading3"/>
+      </w:pPr>
+      <w:r>
         <w:t>Repair a missing building block</w:t>
       </w:r>
     </w:p>
     <w:p>
-      <w:r>
-        <w:t>Review Pictures Become Numbers (ai-1/5). Goal: Encode and reconstruct a small image using an explicit grid convention. Short practice: Find a position where the original badges differ, then read the changed A back as a picture.. Return to this week and explain what you changed.</w:t>
-      </w:r>
-    </w:p>
-    <w:p>
-      <w:r>
-        <w:t>Review Sensors Are Messengers (ai-1/3). Goal: Describe a measurement using its quantity, value, unit and conditions. Short practice: Why can we calculate the earlier gap but not predict an exact new B reading?. Return to this week and explain what you changed.</w:t>
+      <w:pPr>
+        <w:spacing w:line="336" w:lineRule="auto" w:after="180"/>
+      </w:pPr>
+      <w:r>
+        <w:rPr>
+          <w:b w:val="0"/>
+        </w:rPr>
+        <w:t>Review Pictures Become Numbers (ai-1/5). Goal: Encode and reconstruct a small image using an explicit grid convention.</w:t>
+      </w:r>
+    </w:p>
+    <w:p>
+      <w:pPr>
+        <w:spacing w:line="336" w:lineRule="auto" w:after="180"/>
+      </w:pPr>
+      <w:r>
+        <w:rPr>
+          <w:b w:val="0"/>
+        </w:rPr>
+        <w:t>Short practice: Find a position where the original badges differ, then read the changed A back as a picture.. Return to this week and explain what you changed.</w:t>
+      </w:r>
+    </w:p>
+    <w:p>
+      <w:pPr>
+        <w:spacing w:line="336" w:lineRule="auto" w:after="180"/>
+      </w:pPr>
+      <w:r>
+        <w:rPr>
+          <w:b w:val="0"/>
+        </w:rPr>
+        <w:t>Review Sensors Are Messengers (ai-1/3). Goal: Describe a measurement using its quantity, value, unit and conditions. Short practice: Why can we calculate the earlier gap but not predict an exact new B reading?.</w:t>
+      </w:r>
+    </w:p>
+    <w:p>
+      <w:pPr>
+        <w:spacing w:line="336" w:lineRule="auto" w:after="180"/>
+      </w:pPr>
+      <w:r>
+        <w:rPr>
+          <w:b w:val="0"/>
+        </w:rPr>
+        <w:t>Return to this week and explain what you changed.</w:t>
       </w:r>
     </w:p>
     <w:p>
@@ -3967,8 +7422,747 @@
       </w:r>
     </w:p>
     <w:p>
-      <w:r>
-        <w:t>Use Download completed work in the hosted lesson to export your answers, reflections, practice feedback and code-run evidence. Open the HTML copy to read or print it. Drafts stay in this browser when storage is available; clear drafts on a shared device.</w:t>
+      <w:pPr>
+        <w:spacing w:line="336" w:lineRule="auto" w:after="180"/>
+      </w:pPr>
+      <w:r>
+        <w:rPr>
+          <w:b w:val="0"/>
+        </w:rPr>
+        <w:t xml:space="preserve">Use Download completed work in the hosted lesson to export your answers, reflections, practice feedback and code-run </w:t>
+      </w:r>
+      <w:r>
+        <w:rPr>
+          <w:b/>
+        </w:rPr>
+        <w:t>evidence</w:t>
+      </w:r>
+      <w:r>
+        <w:rPr>
+          <w:b w:val="0"/>
+        </w:rPr>
+        <w:t>. Open the HTML copy to read or print it.</w:t>
+      </w:r>
+    </w:p>
+    <w:p>
+      <w:pPr>
+        <w:spacing w:line="336" w:lineRule="auto" w:after="180"/>
+      </w:pPr>
+      <w:r>
+        <w:rPr>
+          <w:b w:val="0"/>
+        </w:rPr>
+        <w:t>Drafts stay in this browser when storage is available; clear drafts on a shared device.</w:t>
+      </w:r>
+    </w:p>
+    <w:p>
+      <w:pPr>
+        <w:pStyle w:val="Heading1"/>
+      </w:pPr>
+      <w:r>
+        <w:t>18. Visual concept journey</w:t>
+      </w:r>
+    </w:p>
+    <w:p>
+      <w:r>
+        <w:t>Explain each Sound Becomes a Signal graphic using its labels, deciding evidence and relevant limitation.</w:t>
+      </w:r>
+    </w:p>
+    <w:p>
+      <w:pPr>
+        <w:pStyle w:val="Heading3"/>
+      </w:pPr>
+      <w:r>
+        <w:t>01. Sound Becomes a Signal: the case</w:t>
+      </w:r>
+    </w:p>
+    <w:p>
+      <w:r>
+        <w:drawing>
+          <wp:inline xmlns:a="http://schemas.openxmlformats.org/drawingml/2006/main" xmlns:pic="http://schemas.openxmlformats.org/drawingml/2006/picture">
+            <wp:extent cx="5486400" cy="2834640"/>
+            <wp:docPr id="23" name="Picture 23" descr="A fictional microphone display records five samples during a short classroom tap. Supplied facts: Times are 0,1,2,3,4 ms in order. Signal A: 0,3,0,1,0. Signal B: 0,1,0,3,0. Toy values are signed measurement units; these happen to be nonnegative."/>
+            <wp:cNvGraphicFramePr>
+              <a:graphicFrameLocks noChangeAspect="1"/>
+            </wp:cNvGraphicFramePr>
+            <a:graphic>
+              <a:graphicData uri="http://schemas.openxmlformats.org/drawingml/2006/picture">
+                <pic:pic>
+                  <pic:nvPicPr>
+                    <pic:cNvPr id="0" name="academy-story-ai-1-6-01.png"/>
+                    <pic:cNvPicPr/>
+                  </pic:nvPicPr>
+                  <pic:blipFill>
+                    <a:blip r:embed="rId31"/>
+                    <a:stretch>
+                      <a:fillRect/>
+                    </a:stretch>
+                  </pic:blipFill>
+                  <pic:spPr>
+                    <a:xfrm>
+                      <a:off x="0" y="0"/>
+                      <a:ext cx="5486400" cy="2834640"/>
+                    </a:xfrm>
+                    <a:prstGeom prst="rect"/>
+                  </pic:spPr>
+                </pic:pic>
+              </a:graphicData>
+            </a:graphic>
+          </wp:inline>
+        </w:drawing>
+      </w:r>
+    </w:p>
+    <w:p>
+      <w:pPr>
+        <w:spacing w:line="336" w:lineRule="auto" w:after="180"/>
+      </w:pPr>
+      <w:r>
+        <w:rPr>
+          <w:b w:val="0"/>
+        </w:rPr>
+        <w:t xml:space="preserve">A fictional microphone display records five </w:t>
+      </w:r>
+      <w:r>
+        <w:rPr>
+          <w:b/>
+        </w:rPr>
+        <w:t>sample</w:t>
+      </w:r>
+      <w:r>
+        <w:rPr>
+          <w:b w:val="0"/>
+        </w:rPr>
+        <w:t xml:space="preserve">s during a short classroom tap. Supplied facts: Times are 0,1,2,3,4 ms in order. </w:t>
+      </w:r>
+      <w:r>
+        <w:rPr>
+          <w:b/>
+        </w:rPr>
+        <w:t>Signal</w:t>
+      </w:r>
+      <w:r>
+        <w:rPr>
+          <w:b w:val="0"/>
+        </w:rPr>
+        <w:t xml:space="preserve"> A: 0,3,0,1,0. </w:t>
+      </w:r>
+      <w:r>
+        <w:rPr>
+          <w:b/>
+        </w:rPr>
+        <w:t>Signal</w:t>
+      </w:r>
+      <w:r>
+        <w:rPr>
+          <w:b w:val="0"/>
+        </w:rPr>
+        <w:t xml:space="preserve"> B: 0,1,0,3,0.</w:t>
+      </w:r>
+    </w:p>
+    <w:p>
+      <w:pPr>
+        <w:spacing w:line="336" w:lineRule="auto" w:after="180"/>
+      </w:pPr>
+      <w:r>
+        <w:rPr>
+          <w:b w:val="0"/>
+        </w:rPr>
+        <w:t>Toy values are signed measurement units; these happen to be nonnegative.</w:t>
+      </w:r>
+    </w:p>
+    <w:p>
+      <w:pPr>
+        <w:spacing w:line="336" w:lineRule="auto" w:after="180"/>
+        <w:shd w:fill="F5F1FB"/>
+      </w:pPr>
+      <w:r>
+        <w:rPr>
+          <w:b w:val="0"/>
+        </w:rPr>
+        <w:t>Point to the given fact that matters most. Explain why it matters.</w:t>
+      </w:r>
+    </w:p>
+    <w:p>
+      <w:pPr>
+        <w:pStyle w:val="Heading3"/>
+      </w:pPr>
+      <w:r>
+        <w:t>02. Follow the deciding steps</w:t>
+      </w:r>
+    </w:p>
+    <w:p>
+      <w:r>
+        <w:drawing>
+          <wp:inline xmlns:a="http://schemas.openxmlformats.org/drawingml/2006/main" xmlns:pic="http://schemas.openxmlformats.org/drawingml/2006/picture">
+            <wp:extent cx="5486400" cy="4005072"/>
+            <wp:docPr id="24" name="Picture 24" descr="Timed sampling: Associate every measurement with its sampling time. → Signal A: Its largest sample 3 occurs at 1 ms. → Signal B: Its largest sample 3 occurs at 3 ms. → Maximum summary: Both maxima are 3, but the strongest recorded tap arrives at different times."/>
+            <wp:cNvGraphicFramePr>
+              <a:graphicFrameLocks noChangeAspect="1"/>
+            </wp:cNvGraphicFramePr>
+            <a:graphic>
+              <a:graphicData uri="http://schemas.openxmlformats.org/drawingml/2006/picture">
+                <pic:pic>
+                  <pic:nvPicPr>
+                    <pic:cNvPr id="0" name="academy-story-ai-1-6-02.png"/>
+                    <pic:cNvPicPr/>
+                  </pic:nvPicPr>
+                  <pic:blipFill>
+                    <a:blip r:embed="rId32"/>
+                    <a:stretch>
+                      <a:fillRect/>
+                    </a:stretch>
+                  </pic:blipFill>
+                  <pic:spPr>
+                    <a:xfrm>
+                      <a:off x="0" y="0"/>
+                      <a:ext cx="5486400" cy="4005072"/>
+                    </a:xfrm>
+                    <a:prstGeom prst="rect"/>
+                  </pic:spPr>
+                </pic:pic>
+              </a:graphicData>
+            </a:graphic>
+          </wp:inline>
+        </w:drawing>
+      </w:r>
+    </w:p>
+    <w:p>
+      <w:pPr>
+        <w:spacing w:line="336" w:lineRule="auto" w:after="180"/>
+      </w:pPr>
+      <w:r>
+        <w:rPr>
+          <w:b w:val="0"/>
+        </w:rPr>
+        <w:t xml:space="preserve">Timed sampling: Associate every measurement with its sampling time. → </w:t>
+      </w:r>
+      <w:r>
+        <w:rPr>
+          <w:b/>
+        </w:rPr>
+        <w:t>Signal</w:t>
+      </w:r>
+      <w:r>
+        <w:rPr>
+          <w:b w:val="0"/>
+        </w:rPr>
+        <w:t xml:space="preserve"> A: Its largest </w:t>
+      </w:r>
+      <w:r>
+        <w:rPr>
+          <w:b/>
+        </w:rPr>
+        <w:t>sample</w:t>
+      </w:r>
+      <w:r>
+        <w:rPr>
+          <w:b w:val="0"/>
+        </w:rPr>
+        <w:t xml:space="preserve"> 3 occurs at 1 ms. → </w:t>
+      </w:r>
+      <w:r>
+        <w:rPr>
+          <w:b/>
+        </w:rPr>
+        <w:t>Signal</w:t>
+      </w:r>
+      <w:r>
+        <w:rPr>
+          <w:b w:val="0"/>
+        </w:rPr>
+        <w:t xml:space="preserve"> B: Its largest </w:t>
+      </w:r>
+      <w:r>
+        <w:rPr>
+          <w:b/>
+        </w:rPr>
+        <w:t>sample</w:t>
+      </w:r>
+      <w:r>
+        <w:rPr>
+          <w:b w:val="0"/>
+        </w:rPr>
+        <w:t xml:space="preserve"> 3 occurs at 3 ms. → Maximum summary: Both maxima are 3, but the strongest recorded tap arrives at different times.</w:t>
+      </w:r>
+    </w:p>
+    <w:p>
+      <w:pPr>
+        <w:spacing w:line="336" w:lineRule="auto" w:after="180"/>
+        <w:shd w:fill="F5F1FB"/>
+      </w:pPr>
+      <w:r>
+        <w:rPr>
+          <w:b w:val="0"/>
+        </w:rPr>
+        <w:t xml:space="preserve">Point to each numbered stage and explain which recorded </w:t>
+      </w:r>
+      <w:r>
+        <w:rPr>
+          <w:b/>
+        </w:rPr>
+        <w:t>input</w:t>
+      </w:r>
+      <w:r>
+        <w:rPr>
+          <w:b w:val="0"/>
+        </w:rPr>
+        <w:t xml:space="preserve"> it uses.</w:t>
+      </w:r>
+    </w:p>
+    <w:p>
+      <w:pPr>
+        <w:pStyle w:val="Heading3"/>
+      </w:pPr>
+      <w:r>
+        <w:t>03. Same peak, different sample timing</w:t>
+      </w:r>
+    </w:p>
+    <w:p>
+      <w:r>
+        <w:drawing>
+          <wp:inline xmlns:a="http://schemas.openxmlformats.org/drawingml/2006/main" xmlns:pic="http://schemas.openxmlformats.org/drawingml/2006/picture">
+            <wp:extent cx="5486400" cy="3096768"/>
+            <wp:docPr id="25" name="Picture 25" descr="Same peak, different sample timing. Signal A: 0 ms = 0, 1 ms = 3, 2 ms = 0, 3 ms = 1, 4 ms = 0. Signal B: 0 ms = 0, 1 ms = 1, 2 ms = 0, 3 ms = 3, 4 ms = 0."/>
+            <wp:cNvGraphicFramePr>
+              <a:graphicFrameLocks noChangeAspect="1"/>
+            </wp:cNvGraphicFramePr>
+            <a:graphic>
+              <a:graphicData uri="http://schemas.openxmlformats.org/drawingml/2006/picture">
+                <pic:pic>
+                  <pic:nvPicPr>
+                    <pic:cNvPr id="0" name="academy-story-ai-1-6-03.png"/>
+                    <pic:cNvPicPr/>
+                  </pic:nvPicPr>
+                  <pic:blipFill>
+                    <a:blip r:embed="rId33"/>
+                    <a:stretch>
+                      <a:fillRect/>
+                    </a:stretch>
+                  </pic:blipFill>
+                  <pic:spPr>
+                    <a:xfrm>
+                      <a:off x="0" y="0"/>
+                      <a:ext cx="5486400" cy="3096768"/>
+                    </a:xfrm>
+                    <a:prstGeom prst="rect"/>
+                  </pic:spPr>
+                </pic:pic>
+              </a:graphicData>
+            </a:graphic>
+          </wp:inline>
+        </w:drawing>
+      </w:r>
+    </w:p>
+    <w:p>
+      <w:pPr>
+        <w:spacing w:line="336" w:lineRule="auto" w:after="180"/>
+      </w:pPr>
+      <w:r>
+        <w:rPr>
+          <w:b w:val="0"/>
+        </w:rPr>
+        <w:t xml:space="preserve">Same peak, different </w:t>
+      </w:r>
+      <w:r>
+        <w:rPr>
+          <w:b/>
+        </w:rPr>
+        <w:t>sample</w:t>
+      </w:r>
+      <w:r>
+        <w:rPr>
+          <w:b w:val="0"/>
+        </w:rPr>
+        <w:t xml:space="preserve"> timing. </w:t>
+      </w:r>
+      <w:r>
+        <w:rPr>
+          <w:b/>
+        </w:rPr>
+        <w:t>Signal</w:t>
+      </w:r>
+      <w:r>
+        <w:rPr>
+          <w:b w:val="0"/>
+        </w:rPr>
+        <w:t xml:space="preserve"> A: 0 ms = 0, 1 ms = 3, 2 ms = 0, 3 ms = 1, 4 ms = 0. </w:t>
+      </w:r>
+      <w:r>
+        <w:rPr>
+          <w:b/>
+        </w:rPr>
+        <w:t>Signal</w:t>
+      </w:r>
+      <w:r>
+        <w:rPr>
+          <w:b w:val="0"/>
+        </w:rPr>
+        <w:t xml:space="preserve"> B: 0 ms = 0, 1 ms = 1, 2 ms = 0, 3 ms = 3, 4 ms = 0.</w:t>
+      </w:r>
+    </w:p>
+    <w:p>
+      <w:pPr>
+        <w:spacing w:line="336" w:lineRule="auto" w:after="180"/>
+        <w:shd w:fill="F5F1FB"/>
+      </w:pPr>
+      <w:r>
+        <w:rPr>
+          <w:b w:val="0"/>
+        </w:rPr>
+        <w:t>Read the labels and values. Explain the relationship the model shows.</w:t>
+      </w:r>
+    </w:p>
+    <w:p>
+      <w:pPr>
+        <w:pStyle w:val="Heading3"/>
+      </w:pPr>
+      <w:r>
+        <w:t>04. Change one thing. Trace what follows.</w:t>
+      </w:r>
+    </w:p>
+    <w:p>
+      <w:r>
+        <w:drawing>
+          <wp:inline xmlns:a="http://schemas.openxmlformats.org/drawingml/2006/main" xmlns:pic="http://schemas.openxmlformats.org/drawingml/2006/picture">
+            <wp:extent cx="5486400" cy="3026664"/>
+            <wp:docPr id="26" name="Picture 26" descr="Original case: Both maxima are 3, but the strongest recorded tap arrives at different times. Changed condition: Retain only samples at 0,2,4 ms. Expected result: Both retained sequences are 0,0,0. Reason: The selected times omit both nonzero samples from each signal."/>
+            <wp:cNvGraphicFramePr>
+              <a:graphicFrameLocks noChangeAspect="1"/>
+            </wp:cNvGraphicFramePr>
+            <a:graphic>
+              <a:graphicData uri="http://schemas.openxmlformats.org/drawingml/2006/picture">
+                <pic:pic>
+                  <pic:nvPicPr>
+                    <pic:cNvPr id="0" name="academy-story-ai-1-6-04.png"/>
+                    <pic:cNvPicPr/>
+                  </pic:nvPicPr>
+                  <pic:blipFill>
+                    <a:blip r:embed="rId34"/>
+                    <a:stretch>
+                      <a:fillRect/>
+                    </a:stretch>
+                  </pic:blipFill>
+                  <pic:spPr>
+                    <a:xfrm>
+                      <a:off x="0" y="0"/>
+                      <a:ext cx="5486400" cy="3026664"/>
+                    </a:xfrm>
+                    <a:prstGeom prst="rect"/>
+                  </pic:spPr>
+                </pic:pic>
+              </a:graphicData>
+            </a:graphic>
+          </wp:inline>
+        </w:drawing>
+      </w:r>
+    </w:p>
+    <w:p>
+      <w:pPr>
+        <w:spacing w:line="336" w:lineRule="auto" w:after="180"/>
+      </w:pPr>
+      <w:r>
+        <w:rPr>
+          <w:b w:val="0"/>
+        </w:rPr>
+        <w:t xml:space="preserve">Original case: Both maxima are 3, but the strongest recorded tap arrives at different times. Changed condition: Retain only </w:t>
+      </w:r>
+      <w:r>
+        <w:rPr>
+          <w:b/>
+        </w:rPr>
+        <w:t>sample</w:t>
+      </w:r>
+      <w:r>
+        <w:rPr>
+          <w:b w:val="0"/>
+        </w:rPr>
+        <w:t>s at 0,2,4 ms. Expected result: Both retained sequences are 0,0,0.</w:t>
+      </w:r>
+    </w:p>
+    <w:p>
+      <w:pPr>
+        <w:spacing w:line="336" w:lineRule="auto" w:after="180"/>
+      </w:pPr>
+      <w:r>
+        <w:rPr>
+          <w:b w:val="0"/>
+        </w:rPr>
+        <w:t xml:space="preserve">Reason: The selected times omit both nonzero </w:t>
+      </w:r>
+      <w:r>
+        <w:rPr>
+          <w:b/>
+        </w:rPr>
+        <w:t>sample</w:t>
+      </w:r>
+      <w:r>
+        <w:rPr>
+          <w:b w:val="0"/>
+        </w:rPr>
+        <w:t xml:space="preserve">s from each </w:t>
+      </w:r>
+      <w:r>
+        <w:rPr>
+          <w:b/>
+        </w:rPr>
+        <w:t>signal</w:t>
+      </w:r>
+      <w:r>
+        <w:rPr>
+          <w:b w:val="0"/>
+        </w:rPr>
+        <w:t>.</w:t>
+      </w:r>
+    </w:p>
+    <w:p>
+      <w:pPr>
+        <w:spacing w:line="336" w:lineRule="auto" w:after="180"/>
+        <w:shd w:fill="F5F1FB"/>
+      </w:pPr>
+      <w:r>
+        <w:rPr>
+          <w:b w:val="0"/>
+        </w:rPr>
+        <w:t>Predict before checking the worked changed-case result. Name what changed and what the supplied facts allow you to conclude.</w:t>
+      </w:r>
+    </w:p>
+    <w:p>
+      <w:pPr>
+        <w:pStyle w:val="Heading3"/>
+      </w:pPr>
+      <w:r>
+        <w:t>05. Connect the explanation to its limit</w:t>
+      </w:r>
+    </w:p>
+    <w:p>
+      <w:r>
+        <w:drawing>
+          <wp:inline xmlns:a="http://schemas.openxmlformats.org/drawingml/2006/main" xmlns:pic="http://schemas.openxmlformats.org/drawingml/2006/picture">
+            <wp:extent cx="5486400" cy="2834640"/>
+            <wp:docPr id="27" name="Picture 27" descr="The sequences contain the same values in different orders. Keeping the maximum preserves peak recorded value while losing its timing. A graph should keep time on the horizontal axis; shuffling samples changes the recorded signal even if its maximum stays fixed. Limit: These sparse toy values cannot establish perceived loudness, pitch or what happened between sampling times."/>
+            <wp:cNvGraphicFramePr>
+              <a:graphicFrameLocks noChangeAspect="1"/>
+            </wp:cNvGraphicFramePr>
+            <a:graphic>
+              <a:graphicData uri="http://schemas.openxmlformats.org/drawingml/2006/picture">
+                <pic:pic>
+                  <pic:nvPicPr>
+                    <pic:cNvPr id="0" name="academy-story-ai-1-6-05.png"/>
+                    <pic:cNvPicPr/>
+                  </pic:nvPicPr>
+                  <pic:blipFill>
+                    <a:blip r:embed="rId35"/>
+                    <a:stretch>
+                      <a:fillRect/>
+                    </a:stretch>
+                  </pic:blipFill>
+                  <pic:spPr>
+                    <a:xfrm>
+                      <a:off x="0" y="0"/>
+                      <a:ext cx="5486400" cy="2834640"/>
+                    </a:xfrm>
+                    <a:prstGeom prst="rect"/>
+                  </pic:spPr>
+                </pic:pic>
+              </a:graphicData>
+            </a:graphic>
+          </wp:inline>
+        </w:drawing>
+      </w:r>
+    </w:p>
+    <w:p>
+      <w:pPr>
+        <w:spacing w:line="336" w:lineRule="auto" w:after="180"/>
+      </w:pPr>
+      <w:r>
+        <w:rPr>
+          <w:b w:val="0"/>
+        </w:rPr>
+        <w:t>The sequences contain the same values in different orders. Keeping the maximum preserves peak recorded value while losing its timing.</w:t>
+      </w:r>
+    </w:p>
+    <w:p>
+      <w:pPr>
+        <w:spacing w:line="336" w:lineRule="auto" w:after="180"/>
+      </w:pPr>
+      <w:r>
+        <w:rPr>
+          <w:b w:val="0"/>
+        </w:rPr>
+        <w:t xml:space="preserve">A graph should keep time on the horizontal axis; shuffling </w:t>
+      </w:r>
+      <w:r>
+        <w:rPr>
+          <w:b/>
+        </w:rPr>
+        <w:t>sample</w:t>
+      </w:r>
+      <w:r>
+        <w:rPr>
+          <w:b w:val="0"/>
+        </w:rPr>
+        <w:t xml:space="preserve">s changes the recorded </w:t>
+      </w:r>
+      <w:r>
+        <w:rPr>
+          <w:b/>
+        </w:rPr>
+        <w:t>signal</w:t>
+      </w:r>
+      <w:r>
+        <w:rPr>
+          <w:b w:val="0"/>
+        </w:rPr>
+        <w:t xml:space="preserve"> even if its maximum stays fixed.</w:t>
+      </w:r>
+    </w:p>
+    <w:p>
+      <w:pPr>
+        <w:spacing w:line="336" w:lineRule="auto" w:after="180"/>
+      </w:pPr>
+      <w:r>
+        <w:rPr>
+          <w:b w:val="0"/>
+        </w:rPr>
+        <w:t>Limit: These sparse toy values cannot establish perceived loudness, pitch or what happened between sampling times.</w:t>
+      </w:r>
+    </w:p>
+    <w:p>
+      <w:pPr>
+        <w:spacing w:line="336" w:lineRule="auto" w:after="180"/>
+        <w:shd w:fill="F5F1FB"/>
+      </w:pPr>
+      <w:r>
+        <w:rPr>
+          <w:b w:val="0"/>
+        </w:rPr>
+        <w:t>Explain the case, then point to a limit on the claim.</w:t>
+      </w:r>
+    </w:p>
+    <w:p>
+      <w:pPr>
+        <w:pStyle w:val="Heading3"/>
+      </w:pPr>
+      <w:r>
+        <w:t>06. Make the idea visible in your project</w:t>
+      </w:r>
+    </w:p>
+    <w:p>
+      <w:r>
+        <w:drawing>
+          <wp:inline xmlns:a="http://schemas.openxmlformats.org/drawingml/2006/main" xmlns:pic="http://schemas.openxmlformats.org/drawingml/2006/picture">
+            <wp:extent cx="5486400" cy="3380232"/>
+            <wp:docPr id="28" name="Picture 28" descr="Record the sorter’s sampling interval and retain relevant sequences when a decision depends on changes over time. Draw your input, deciding step, result and limit. Supported question: Does the all-zero retained record prove the full signal was silent? Use the picture."/>
+            <wp:cNvGraphicFramePr>
+              <a:graphicFrameLocks noChangeAspect="1"/>
+            </wp:cNvGraphicFramePr>
+            <a:graphic>
+              <a:graphicData uri="http://schemas.openxmlformats.org/drawingml/2006/picture">
+                <pic:pic>
+                  <pic:nvPicPr>
+                    <pic:cNvPr id="0" name="academy-story-ai-1-6-06.png"/>
+                    <pic:cNvPicPr/>
+                  </pic:nvPicPr>
+                  <pic:blipFill>
+                    <a:blip r:embed="rId36"/>
+                    <a:stretch>
+                      <a:fillRect/>
+                    </a:stretch>
+                  </pic:blipFill>
+                  <pic:spPr>
+                    <a:xfrm>
+                      <a:off x="0" y="0"/>
+                      <a:ext cx="5486400" cy="3380232"/>
+                    </a:xfrm>
+                    <a:prstGeom prst="rect"/>
+                  </pic:spPr>
+                </pic:pic>
+              </a:graphicData>
+            </a:graphic>
+          </wp:inline>
+        </w:drawing>
+      </w:r>
+    </w:p>
+    <w:p>
+      <w:pPr>
+        <w:spacing w:line="336" w:lineRule="auto" w:after="180"/>
+      </w:pPr>
+      <w:r>
+        <w:rPr>
+          <w:b w:val="0"/>
+        </w:rPr>
+        <w:t xml:space="preserve">Record the sorter’s </w:t>
+      </w:r>
+      <w:r>
+        <w:rPr>
+          <w:b/>
+        </w:rPr>
+        <w:t>sampling interval</w:t>
+      </w:r>
+      <w:r>
+        <w:rPr>
+          <w:b w:val="0"/>
+        </w:rPr>
+        <w:t xml:space="preserve"> and retain relevant sequences when a decision depends on changes over time. Draw your </w:t>
+      </w:r>
+      <w:r>
+        <w:rPr>
+          <w:b/>
+        </w:rPr>
+        <w:t>input</w:t>
+      </w:r>
+      <w:r>
+        <w:rPr>
+          <w:b w:val="0"/>
+        </w:rPr>
+        <w:t>, deciding step, result and limit.</w:t>
+      </w:r>
+    </w:p>
+    <w:p>
+      <w:pPr>
+        <w:spacing w:line="336" w:lineRule="auto" w:after="180"/>
+      </w:pPr>
+      <w:r>
+        <w:rPr>
+          <w:b w:val="0"/>
+        </w:rPr>
+        <w:t xml:space="preserve">Supported question: Does the all-zero retained record prove the full </w:t>
+      </w:r>
+      <w:r>
+        <w:rPr>
+          <w:b/>
+        </w:rPr>
+        <w:t>signal</w:t>
+      </w:r>
+      <w:r>
+        <w:rPr>
+          <w:b w:val="0"/>
+        </w:rPr>
+        <w:t xml:space="preserve"> was silent? Use the picture.</w:t>
+      </w:r>
+    </w:p>
+    <w:p>
+      <w:pPr>
+        <w:spacing w:line="336" w:lineRule="auto" w:after="180"/>
+        <w:shd w:fill="F5F1FB"/>
+      </w:pPr>
+      <w:r>
+        <w:rPr>
+          <w:b w:val="0"/>
+        </w:rPr>
+        <w:t xml:space="preserve">Draw your project trace and justify the deciding step using </w:t>
+      </w:r>
+      <w:r>
+        <w:rPr>
+          <w:b/>
+        </w:rPr>
+        <w:t>evidence</w:t>
+      </w:r>
+      <w:r>
+        <w:rPr>
+          <w:b w:val="0"/>
+        </w:rPr>
+        <w:t>.</w:t>
       </w:r>
     </w:p>
     <w:sectPr>
